--- a/CURSOS/INNOVACION/LABORATORIOS/GTAL-S06-OMEDINA-2026-02.docx
+++ b/CURSOS/INNOVACION/LABORATORIOS/GTAL-S06-OMEDINA-2026-02.docx
@@ -4,7 +4,6 @@
   <w:body>
     <w:p>
       <w:pPr>
-        <w:pBdr/>
         <w:spacing w:after="0" w:line="240" w:lineRule="auto"/>
         <w:ind/>
         <w:rPr>
@@ -12,6 +11,12 @@
           <w:szCs w:val="48"/>
         </w:rPr>
       </w:pPr>
+      <w:r>
+        <w:rPr>
+          <w:sz w:val="48"/>
+          <w:szCs w:val="48"/>
+        </w:rPr>
+      </w:r>
       <w:r>
         <w:rPr>
           <w:sz w:val="48"/>
@@ -27,7 +32,6 @@
     </w:p>
     <w:p>
       <w:pPr>
-        <w:pBdr/>
         <w:spacing w:after="0" w:line="240" w:lineRule="auto"/>
         <w:ind/>
         <w:jc w:val="center"/>
@@ -36,6 +40,12 @@
           <w:szCs w:val="48"/>
         </w:rPr>
       </w:pPr>
+      <w:r>
+        <w:rPr>
+          <w:sz w:val="48"/>
+          <w:szCs w:val="48"/>
+        </w:rPr>
+      </w:r>
       <w:r>
         <w:rPr>
           <w:sz w:val="48"/>
@@ -51,7 +61,6 @@
     </w:p>
     <w:p>
       <w:pPr>
-        <w:pBdr/>
         <w:spacing w:after="0" w:line="240" w:lineRule="auto"/>
         <w:ind/>
         <w:jc w:val="center"/>
@@ -79,10 +88,17 @@
           <w:szCs w:val="72"/>
         </w:rPr>
       </w:r>
+      <w:r>
+        <w:rPr>
+          <w:b/>
+          <w:bCs/>
+          <w:sz w:val="72"/>
+          <w:szCs w:val="72"/>
+        </w:rPr>
+      </w:r>
     </w:p>
     <w:p>
       <w:pPr>
-        <w:pBdr/>
         <w:spacing w:after="0" w:line="240" w:lineRule="auto"/>
         <w:ind/>
         <w:jc w:val="center"/>
@@ -110,10 +126,17 @@
           <w:szCs w:val="72"/>
         </w:rPr>
       </w:r>
+      <w:r>
+        <w:rPr>
+          <w:b/>
+          <w:bCs/>
+          <w:sz w:val="72"/>
+          <w:szCs w:val="72"/>
+        </w:rPr>
+      </w:r>
     </w:p>
     <w:p>
       <w:pPr>
-        <w:pBdr/>
         <w:spacing w:after="0" w:line="240" w:lineRule="auto"/>
         <w:ind/>
         <w:jc w:val="center"/>
@@ -124,6 +147,14 @@
           <w:szCs w:val="52"/>
         </w:rPr>
       </w:pPr>
+      <w:r>
+        <w:rPr>
+          <w:b/>
+          <w:bCs/>
+          <w:sz w:val="52"/>
+          <w:szCs w:val="52"/>
+        </w:rPr>
+      </w:r>
       <w:r>
         <w:rPr>
           <w:b/>
@@ -143,7 +174,6 @@
     </w:p>
     <w:p>
       <w:pPr>
-        <w:pBdr/>
         <w:spacing w:after="0" w:line="240" w:lineRule="auto"/>
         <w:ind/>
         <w:jc w:val="center"/>
@@ -172,10 +202,15 @@
           <w:szCs w:val="36"/>
         </w:rPr>
       </w:r>
+      <w:r>
+        <w:rPr>
+          <w:sz w:val="36"/>
+          <w:szCs w:val="36"/>
+        </w:rPr>
+      </w:r>
     </w:p>
     <w:p>
       <w:pPr>
-        <w:pBdr/>
         <w:spacing w:after="0" w:line="240" w:lineRule="auto"/>
         <w:ind/>
         <w:jc w:val="center"/>
@@ -186,6 +221,14 @@
           <w:szCs w:val="52"/>
         </w:rPr>
       </w:pPr>
+      <w:r>
+        <w:rPr>
+          <w:b/>
+          <w:bCs/>
+          <w:sz w:val="52"/>
+          <w:szCs w:val="52"/>
+        </w:rPr>
+      </w:r>
       <w:r>
         <w:rPr>
           <w:b/>
@@ -205,7 +248,6 @@
     </w:p>
     <w:p>
       <w:pPr>
-        <w:pBdr/>
         <w:spacing w:after="0" w:line="240" w:lineRule="auto"/>
         <w:ind/>
         <w:jc w:val="center"/>
@@ -233,10 +275,17 @@
           <w:szCs w:val="52"/>
         </w:rPr>
       </w:r>
+      <w:r>
+        <w:rPr>
+          <w:b/>
+          <w:bCs/>
+          <w:sz w:val="52"/>
+          <w:szCs w:val="52"/>
+        </w:rPr>
+      </w:r>
     </w:p>
     <w:p>
       <w:pPr>
-        <w:pBdr/>
         <w:spacing w:after="0" w:line="240" w:lineRule="auto"/>
         <w:ind/>
         <w:jc w:val="center"/>
@@ -264,19 +313,34 @@
           <w:szCs w:val="52"/>
         </w:rPr>
       </w:r>
-    </w:p>
-    <w:p>
-      <w:pPr>
-        <w:pBdr/>
-        <w:spacing w:after="0" w:line="240" w:lineRule="auto"/>
-        <w:ind/>
+      <w:r>
         <w:rPr>
           <w:b/>
           <w:bCs/>
           <w:sz w:val="52"/>
           <w:szCs w:val="52"/>
         </w:rPr>
-      </w:pPr>
+      </w:r>
+    </w:p>
+    <w:p>
+      <w:pPr>
+        <w:spacing w:after="0" w:line="240" w:lineRule="auto"/>
+        <w:ind/>
+        <w:rPr>
+          <w:b/>
+          <w:bCs/>
+          <w:sz w:val="52"/>
+          <w:szCs w:val="52"/>
+        </w:rPr>
+      </w:pPr>
+      <w:r>
+        <w:rPr>
+          <w:b/>
+          <w:bCs/>
+          <w:sz w:val="52"/>
+          <w:szCs w:val="52"/>
+        </w:rPr>
+      </w:r>
       <w:r>
         <w:rPr>
           <w:b/>
@@ -296,7 +360,7 @@
     </w:p>
     <w:tbl>
       <w:tblPr>
-        <w:tblStyle w:val="772"/>
+        <w:tblStyle w:val="955"/>
         <w:tblW w:w="0" w:type="auto"/>
         <w:tblBorders/>
         <w:tblLook w:val="04A0" w:firstRow="1" w:lastRow="0" w:firstColumn="1" w:lastColumn="0" w:noHBand="0" w:noVBand="1"/>
@@ -323,7 +387,6 @@
           </w:tcPr>
           <w:p>
             <w:pPr>
-              <w:pBdr/>
               <w:spacing/>
               <w:ind/>
               <w:jc w:val="center"/>
@@ -351,6 +414,14 @@
                 <w:szCs w:val="24"/>
               </w:rPr>
             </w:r>
+            <w:r>
+              <w:rPr>
+                <w:b/>
+                <w:bCs/>
+                <w:sz w:val="24"/>
+                <w:szCs w:val="24"/>
+              </w:rPr>
+            </w:r>
           </w:p>
         </w:tc>
         <w:tc>
@@ -362,7 +433,6 @@
           </w:tcPr>
           <w:p>
             <w:pPr>
-              <w:pBdr/>
               <w:spacing/>
               <w:ind/>
               <w:rPr>
@@ -389,6 +459,14 @@
                 <w:szCs w:val="24"/>
               </w:rPr>
             </w:r>
+            <w:r>
+              <w:rPr>
+                <w:b/>
+                <w:bCs/>
+                <w:sz w:val="24"/>
+                <w:szCs w:val="24"/>
+              </w:rPr>
+            </w:r>
           </w:p>
         </w:tc>
       </w:tr>
@@ -403,7 +481,6 @@
           </w:tcPr>
           <w:p>
             <w:pPr>
-              <w:pBdr/>
               <w:spacing/>
               <w:ind/>
               <w:rPr>
@@ -413,6 +490,14 @@
                 <w:szCs w:val="24"/>
               </w:rPr>
             </w:pPr>
+            <w:r>
+              <w:rPr>
+                <w:b/>
+                <w:bCs/>
+                <w:sz w:val="24"/>
+                <w:szCs w:val="24"/>
+              </w:rPr>
+            </w:r>
             <w:r>
               <w:rPr>
                 <w:b/>
@@ -440,7 +525,6 @@
           </w:tcPr>
           <w:p>
             <w:pPr>
-              <w:pBdr/>
               <w:spacing/>
               <w:ind/>
               <w:rPr>
@@ -467,6 +551,14 @@
                 <w:szCs w:val="24"/>
               </w:rPr>
             </w:r>
+            <w:r>
+              <w:rPr>
+                <w:b/>
+                <w:bCs/>
+                <w:sz w:val="24"/>
+                <w:szCs w:val="24"/>
+              </w:rPr>
+            </w:r>
           </w:p>
         </w:tc>
       </w:tr>
@@ -481,7 +573,6 @@
           </w:tcPr>
           <w:p>
             <w:pPr>
-              <w:pBdr/>
               <w:spacing/>
               <w:ind/>
               <w:rPr>
@@ -491,6 +582,14 @@
                 <w:szCs w:val="24"/>
               </w:rPr>
             </w:pPr>
+            <w:r>
+              <w:rPr>
+                <w:b/>
+                <w:bCs/>
+                <w:sz w:val="24"/>
+                <w:szCs w:val="24"/>
+              </w:rPr>
+            </w:r>
             <w:r>
               <w:rPr>
                 <w:b/>
@@ -518,7 +617,6 @@
           </w:tcPr>
           <w:p>
             <w:pPr>
-              <w:pBdr/>
               <w:spacing/>
               <w:ind/>
               <w:rPr>
@@ -545,6 +643,14 @@
                 <w:szCs w:val="24"/>
               </w:rPr>
             </w:r>
+            <w:r>
+              <w:rPr>
+                <w:b/>
+                <w:bCs/>
+                <w:sz w:val="24"/>
+                <w:szCs w:val="24"/>
+              </w:rPr>
+            </w:r>
           </w:p>
         </w:tc>
       </w:tr>
@@ -559,7 +665,6 @@
           </w:tcPr>
           <w:p>
             <w:pPr>
-              <w:pBdr/>
               <w:spacing/>
               <w:ind/>
               <w:rPr>
@@ -569,6 +674,14 @@
                 <w:szCs w:val="24"/>
               </w:rPr>
             </w:pPr>
+            <w:r>
+              <w:rPr>
+                <w:b/>
+                <w:bCs/>
+                <w:sz w:val="24"/>
+                <w:szCs w:val="24"/>
+              </w:rPr>
+            </w:r>
             <w:r>
               <w:rPr>
                 <w:b/>
@@ -596,7 +709,6 @@
           </w:tcPr>
           <w:p>
             <w:pPr>
-              <w:pBdr/>
               <w:spacing/>
               <w:ind/>
               <w:rPr>
@@ -623,6 +735,14 @@
                 <w:szCs w:val="24"/>
               </w:rPr>
             </w:r>
+            <w:r>
+              <w:rPr>
+                <w:b/>
+                <w:bCs/>
+                <w:sz w:val="24"/>
+                <w:szCs w:val="24"/>
+              </w:rPr>
+            </w:r>
           </w:p>
         </w:tc>
       </w:tr>
@@ -637,7 +757,6 @@
           </w:tcPr>
           <w:p>
             <w:pPr>
-              <w:pBdr/>
               <w:spacing/>
               <w:ind/>
               <w:rPr>
@@ -647,6 +766,14 @@
                 <w:szCs w:val="24"/>
               </w:rPr>
             </w:pPr>
+            <w:r>
+              <w:rPr>
+                <w:b/>
+                <w:bCs/>
+                <w:sz w:val="24"/>
+                <w:szCs w:val="24"/>
+              </w:rPr>
+            </w:r>
             <w:r>
               <w:rPr>
                 <w:b/>
@@ -674,7 +801,6 @@
           </w:tcPr>
           <w:p>
             <w:pPr>
-              <w:pBdr/>
               <w:spacing/>
               <w:ind/>
               <w:rPr>
@@ -684,6 +810,14 @@
                 <w:szCs w:val="24"/>
               </w:rPr>
             </w:pPr>
+            <w:r>
+              <w:rPr>
+                <w:b/>
+                <w:bCs/>
+                <w:sz w:val="24"/>
+                <w:szCs w:val="24"/>
+              </w:rPr>
+            </w:r>
             <w:r>
               <w:rPr>
                 <w:b/>
@@ -713,7 +847,6 @@
           </w:tcPr>
           <w:p>
             <w:pPr>
-              <w:pBdr/>
               <w:spacing/>
               <w:ind/>
               <w:rPr>
@@ -749,6 +882,14 @@
                 <w:szCs w:val="24"/>
               </w:rPr>
             </w:r>
+            <w:r>
+              <w:rPr>
+                <w:b/>
+                <w:bCs/>
+                <w:sz w:val="24"/>
+                <w:szCs w:val="24"/>
+              </w:rPr>
+            </w:r>
           </w:p>
         </w:tc>
         <w:tc>
@@ -760,7 +901,6 @@
           </w:tcPr>
           <w:p>
             <w:pPr>
-              <w:pBdr/>
               <w:spacing/>
               <w:ind/>
               <w:rPr>
@@ -781,6 +921,14 @@
                 <w:szCs w:val="24"/>
               </w:rPr>
             </w:r>
+            <w:r>
+              <w:rPr>
+                <w:b/>
+                <w:bCs/>
+                <w:sz w:val="24"/>
+                <w:szCs w:val="24"/>
+              </w:rPr>
+            </w:r>
           </w:p>
         </w:tc>
         <w:tc>
@@ -792,7 +940,6 @@
           </w:tcPr>
           <w:p>
             <w:pPr>
-              <w:pBdr/>
               <w:spacing/>
               <w:ind/>
               <w:rPr>
@@ -819,6 +966,14 @@
                 <w:szCs w:val="24"/>
               </w:rPr>
             </w:r>
+            <w:r>
+              <w:rPr>
+                <w:b/>
+                <w:bCs/>
+                <w:sz w:val="24"/>
+                <w:szCs w:val="24"/>
+              </w:rPr>
+            </w:r>
           </w:p>
         </w:tc>
         <w:tc>
@@ -829,7 +984,6 @@
           </w:tcPr>
           <w:p>
             <w:pPr>
-              <w:pBdr/>
               <w:spacing/>
               <w:ind/>
               <w:rPr>
@@ -848,144 +1002,6 @@
               </w:rPr>
               <w:t xml:space="preserve">Nota:</w:t>
             </w:r>
-            <w:r>
-              <w:rPr>
-                <w:b/>
-                <w:bCs/>
-                <w:sz w:val="24"/>
-                <w:szCs w:val="24"/>
-              </w:rPr>
-            </w:r>
-          </w:p>
-        </w:tc>
-      </w:tr>
-      <w:tr>
-        <w:trPr/>
-        <w:tc>
-          <w:tcPr>
-            <w:tcBorders/>
-            <w:tcW w:w="2122" w:type="dxa"/>
-            <w:vAlign w:val="center"/>
-          </w:tcPr>
-          <w:p>
-            <w:pPr>
-              <w:pBdr/>
-              <w:spacing/>
-              <w:ind/>
-              <w:rPr>
-                <w:b/>
-                <w:bCs/>
-                <w:sz w:val="24"/>
-                <w:szCs w:val="24"/>
-              </w:rPr>
-            </w:pPr>
-            <w:r>
-              <w:rPr>
-                <w:b/>
-                <w:bCs/>
-                <w:sz w:val="24"/>
-                <w:szCs w:val="24"/>
-              </w:rPr>
-              <w:t xml:space="preserve">Semestre:</w:t>
-            </w:r>
-            <w:r>
-              <w:rPr>
-                <w:b/>
-                <w:bCs/>
-                <w:sz w:val="24"/>
-                <w:szCs w:val="24"/>
-              </w:rPr>
-            </w:r>
-          </w:p>
-        </w:tc>
-        <w:tc>
-          <w:tcPr>
-            <w:gridSpan w:val="3"/>
-            <w:tcBorders/>
-            <w:tcW w:w="1701" w:type="dxa"/>
-            <w:vAlign w:val="center"/>
-          </w:tcPr>
-          <w:p>
-            <w:pPr>
-              <w:pBdr/>
-              <w:spacing/>
-              <w:ind/>
-              <w:rPr>
-                <w:b/>
-                <w:bCs/>
-                <w:sz w:val="24"/>
-                <w:szCs w:val="24"/>
-              </w:rPr>
-            </w:pPr>
-            <w:r>
-              <w:t xml:space="preserve">2026-02</w:t>
-            </w:r>
-            <w:r>
-              <w:rPr>
-                <w:b/>
-                <w:bCs/>
-                <w:sz w:val="24"/>
-                <w:szCs w:val="24"/>
-              </w:rPr>
-            </w:r>
-          </w:p>
-        </w:tc>
-        <w:tc>
-          <w:tcPr>
-            <w:gridSpan w:val="2"/>
-            <w:tcBorders/>
-            <w:tcW w:w="3685" w:type="dxa"/>
-            <w:vAlign w:val="center"/>
-          </w:tcPr>
-          <w:p>
-            <w:pPr>
-              <w:pBdr/>
-              <w:spacing/>
-              <w:ind/>
-              <w:rPr>
-                <w:b/>
-                <w:bCs/>
-                <w:sz w:val="24"/>
-                <w:szCs w:val="24"/>
-              </w:rPr>
-            </w:pPr>
-            <w:r>
-              <w:rPr>
-                <w:b/>
-                <w:bCs/>
-                <w:sz w:val="24"/>
-                <w:szCs w:val="24"/>
-              </w:rPr>
-            </w:r>
-            <w:r>
-              <w:rPr>
-                <w:b/>
-                <w:bCs/>
-                <w:sz w:val="24"/>
-                <w:szCs w:val="24"/>
-              </w:rPr>
-            </w:r>
-          </w:p>
-        </w:tc>
-        <w:tc>
-          <w:tcPr>
-            <w:tcBorders/>
-            <w:tcW w:w="1320" w:type="dxa"/>
-            <w:vAlign w:val="center"/>
-            <w:vMerge w:val="restart"/>
-          </w:tcPr>
-          <w:p>
-            <w:pPr>
-              <w:pBdr/>
-              <w:spacing/>
-              <w:ind/>
-              <w:rPr>
-                <w:b/>
-                <w:bCs/>
-                <w:sz w:val="24"/>
-                <w:szCs w:val="24"/>
-              </w:rPr>
-            </w:pPr>
             <w:r>
               <w:rPr>
                 <w:b/>
@@ -1015,7 +1031,181 @@
           </w:tcPr>
           <w:p>
             <w:pPr>
-              <w:pBdr/>
+              <w:spacing/>
+              <w:ind/>
+              <w:rPr>
+                <w:b/>
+                <w:bCs/>
+                <w:sz w:val="24"/>
+                <w:szCs w:val="24"/>
+              </w:rPr>
+            </w:pPr>
+            <w:r>
+              <w:rPr>
+                <w:b/>
+                <w:bCs/>
+                <w:sz w:val="24"/>
+                <w:szCs w:val="24"/>
+              </w:rPr>
+              <w:t xml:space="preserve">Semestre:</w:t>
+            </w:r>
+            <w:r>
+              <w:rPr>
+                <w:b/>
+                <w:bCs/>
+                <w:sz w:val="24"/>
+                <w:szCs w:val="24"/>
+              </w:rPr>
+            </w:r>
+            <w:r>
+              <w:rPr>
+                <w:b/>
+                <w:bCs/>
+                <w:sz w:val="24"/>
+                <w:szCs w:val="24"/>
+              </w:rPr>
+            </w:r>
+          </w:p>
+        </w:tc>
+        <w:tc>
+          <w:tcPr>
+            <w:gridSpan w:val="3"/>
+            <w:tcBorders/>
+            <w:tcW w:w="1701" w:type="dxa"/>
+            <w:vAlign w:val="center"/>
+          </w:tcPr>
+          <w:p>
+            <w:pPr>
+              <w:spacing/>
+              <w:ind/>
+              <w:rPr>
+                <w:b/>
+                <w:bCs/>
+                <w:sz w:val="24"/>
+                <w:szCs w:val="24"/>
+              </w:rPr>
+            </w:pPr>
+            <w:r>
+              <w:t xml:space="preserve">2026-02</w:t>
+            </w:r>
+            <w:r>
+              <w:rPr>
+                <w:b/>
+                <w:bCs/>
+                <w:sz w:val="24"/>
+                <w:szCs w:val="24"/>
+              </w:rPr>
+            </w:r>
+            <w:r>
+              <w:rPr>
+                <w:b/>
+                <w:bCs/>
+                <w:sz w:val="24"/>
+                <w:szCs w:val="24"/>
+              </w:rPr>
+            </w:r>
+          </w:p>
+        </w:tc>
+        <w:tc>
+          <w:tcPr>
+            <w:gridSpan w:val="2"/>
+            <w:tcBorders/>
+            <w:tcW w:w="3685" w:type="dxa"/>
+            <w:vAlign w:val="center"/>
+          </w:tcPr>
+          <w:p>
+            <w:pPr>
+              <w:spacing/>
+              <w:ind/>
+              <w:rPr>
+                <w:b/>
+                <w:bCs/>
+                <w:sz w:val="24"/>
+                <w:szCs w:val="24"/>
+              </w:rPr>
+            </w:pPr>
+            <w:r>
+              <w:rPr>
+                <w:b/>
+                <w:bCs/>
+                <w:sz w:val="24"/>
+                <w:szCs w:val="24"/>
+              </w:rPr>
+              <w:t xml:space="preserve">Ing. Oscar Christian Medina Carpio</w:t>
+            </w:r>
+            <w:r>
+              <w:rPr>
+                <w:b/>
+                <w:bCs/>
+                <w:sz w:val="24"/>
+                <w:szCs w:val="24"/>
+              </w:rPr>
+            </w:r>
+            <w:r>
+              <w:rPr>
+                <w:b/>
+                <w:bCs/>
+                <w:sz w:val="24"/>
+                <w:szCs w:val="24"/>
+              </w:rPr>
+            </w:r>
+          </w:p>
+        </w:tc>
+        <w:tc>
+          <w:tcPr>
+            <w:tcBorders/>
+            <w:tcW w:w="1320" w:type="dxa"/>
+            <w:vAlign w:val="center"/>
+            <w:vMerge w:val="restart"/>
+          </w:tcPr>
+          <w:p>
+            <w:pPr>
+              <w:spacing/>
+              <w:ind/>
+              <w:rPr>
+                <w:b/>
+                <w:bCs/>
+                <w:sz w:val="24"/>
+                <w:szCs w:val="24"/>
+              </w:rPr>
+            </w:pPr>
+            <w:r>
+              <w:rPr>
+                <w:b/>
+                <w:bCs/>
+                <w:sz w:val="24"/>
+                <w:szCs w:val="24"/>
+              </w:rPr>
+            </w:r>
+            <w:r>
+              <w:rPr>
+                <w:b/>
+                <w:bCs/>
+                <w:sz w:val="24"/>
+                <w:szCs w:val="24"/>
+              </w:rPr>
+            </w:r>
+            <w:r>
+              <w:rPr>
+                <w:b/>
+                <w:bCs/>
+                <w:sz w:val="24"/>
+                <w:szCs w:val="24"/>
+              </w:rPr>
+            </w:r>
+          </w:p>
+        </w:tc>
+      </w:tr>
+      <w:tr>
+        <w:trPr/>
+        <w:tc>
+          <w:tcPr>
+            <w:tcBorders/>
+            <w:tcW w:w="2122" w:type="dxa"/>
+            <w:vAlign w:val="center"/>
+          </w:tcPr>
+          <w:p>
+            <w:pPr>
               <w:spacing/>
               <w:ind/>
               <w:rPr>
@@ -1042,6 +1232,14 @@
                 <w:szCs w:val="24"/>
               </w:rPr>
             </w:r>
+            <w:r>
+              <w:rPr>
+                <w:b/>
+                <w:bCs/>
+                <w:sz w:val="24"/>
+                <w:szCs w:val="24"/>
+              </w:rPr>
+            </w:r>
           </w:p>
         </w:tc>
         <w:tc>
@@ -1052,7 +1250,6 @@
           </w:tcPr>
           <w:p>
             <w:pPr>
-              <w:pBdr/>
               <w:spacing/>
               <w:ind/>
               <w:rPr>
@@ -1062,6 +1259,14 @@
                 <w:szCs w:val="24"/>
               </w:rPr>
             </w:pPr>
+            <w:r>
+              <w:rPr>
+                <w:b/>
+                <w:bCs/>
+                <w:sz w:val="24"/>
+                <w:szCs w:val="24"/>
+              </w:rPr>
+            </w:r>
             <w:r>
               <w:rPr>
                 <w:b/>
@@ -1088,7 +1293,6 @@
           </w:tcPr>
           <w:p>
             <w:pPr>
-              <w:pBdr/>
               <w:spacing/>
               <w:ind/>
               <w:rPr>
@@ -1098,6 +1302,14 @@
                 <w:szCs w:val="24"/>
               </w:rPr>
             </w:pPr>
+            <w:r>
+              <w:rPr>
+                <w:b/>
+                <w:bCs/>
+                <w:sz w:val="24"/>
+                <w:szCs w:val="24"/>
+              </w:rPr>
+            </w:r>
             <w:r>
               <w:rPr>
                 <w:b/>
@@ -1124,7 +1336,6 @@
           </w:tcPr>
           <w:p>
             <w:pPr>
-              <w:pBdr/>
               <w:spacing/>
               <w:ind/>
               <w:rPr>
@@ -1134,6 +1345,14 @@
                 <w:szCs w:val="24"/>
               </w:rPr>
             </w:pPr>
+            <w:r>
+              <w:rPr>
+                <w:b/>
+                <w:bCs/>
+                <w:sz w:val="24"/>
+                <w:szCs w:val="24"/>
+              </w:rPr>
+            </w:r>
             <w:r>
               <w:rPr>
                 <w:b/>
@@ -1160,7 +1379,6 @@
           </w:tcPr>
           <w:p>
             <w:pPr>
-              <w:pBdr/>
               <w:spacing/>
               <w:ind/>
               <w:rPr>
@@ -1187,6 +1405,14 @@
                 <w:szCs w:val="24"/>
               </w:rPr>
             </w:r>
+            <w:r>
+              <w:rPr>
+                <w:b/>
+                <w:bCs/>
+                <w:sz w:val="24"/>
+                <w:szCs w:val="24"/>
+              </w:rPr>
+            </w:r>
           </w:p>
         </w:tc>
         <w:tc>
@@ -1197,7 +1423,6 @@
           </w:tcPr>
           <w:p>
             <w:pPr>
-              <w:pBdr/>
               <w:spacing/>
               <w:ind/>
               <w:rPr>
@@ -1207,6 +1432,14 @@
                 <w:szCs w:val="24"/>
               </w:rPr>
             </w:pPr>
+            <w:r>
+              <w:rPr>
+                <w:b/>
+                <w:bCs/>
+                <w:sz w:val="24"/>
+                <w:szCs w:val="24"/>
+              </w:rPr>
+            </w:r>
             <w:r>
               <w:rPr>
                 <w:b/>
@@ -1234,7 +1467,6 @@
           </w:tcPr>
           <w:p>
             <w:pPr>
-              <w:pBdr/>
               <w:spacing/>
               <w:ind/>
               <w:rPr>
@@ -1260,13 +1492,20 @@
                 <w:szCs w:val="24"/>
               </w:rPr>
             </w:r>
+            <w:r>
+              <w:rPr>
+                <w:b/>
+                <w:bCs/>
+                <w:sz w:val="24"/>
+                <w:szCs w:val="24"/>
+              </w:rPr>
+            </w:r>
           </w:p>
         </w:tc>
       </w:tr>
     </w:tbl>
     <w:p>
       <w:pPr>
-        <w:pBdr/>
         <w:spacing w:after="0" w:line="240" w:lineRule="auto"/>
         <w:ind/>
         <w:rPr>
@@ -1276,6 +1515,14 @@
           <w:szCs w:val="52"/>
         </w:rPr>
       </w:pPr>
+      <w:r>
+        <w:rPr>
+          <w:b/>
+          <w:bCs/>
+          <w:sz w:val="52"/>
+          <w:szCs w:val="52"/>
+        </w:rPr>
+      </w:r>
       <w:r>
         <w:rPr>
           <w:b/>
@@ -1295,7 +1542,6 @@
     </w:p>
     <w:p>
       <w:pPr>
-        <w:pBdr/>
         <w:spacing w:after="0" w:line="240" w:lineRule="auto"/>
         <w:ind/>
         <w:rPr>
@@ -1305,6 +1551,14 @@
           <w:szCs w:val="52"/>
         </w:rPr>
       </w:pPr>
+      <w:r>
+        <w:rPr>
+          <w:b/>
+          <w:bCs/>
+          <w:sz w:val="52"/>
+          <w:szCs w:val="52"/>
+        </w:rPr>
+      </w:r>
       <w:r>
         <w:rPr>
           <w:b/>
@@ -1324,7 +1578,6 @@
     </w:p>
     <w:p>
       <w:pPr>
-        <w:pBdr/>
         <w:spacing w:after="0" w:line="240" w:lineRule="auto"/>
         <w:ind/>
         <w:jc w:val="center"/>
@@ -1349,7 +1602,14 @@
       <w:bookmarkStart w:id="0" w:name="_GoBack"/>
       <w:r/>
       <w:bookmarkEnd w:id="0"/>
-      <w:r/>
+      <w:r>
+        <w:rPr>
+          <w:b/>
+          <w:bCs/>
+          <w:sz w:val="24"/>
+          <w:szCs w:val="24"/>
+        </w:rPr>
+      </w:r>
       <w:r>
         <w:rPr>
           <w:b/>
@@ -1361,7 +1621,6 @@
     </w:p>
     <w:p>
       <w:pPr>
-        <w:pBdr/>
         <w:spacing/>
         <w:ind/>
         <w:jc w:val="center"/>
@@ -1372,6 +1631,14 @@
           <w:szCs w:val="24"/>
         </w:rPr>
       </w:pPr>
+      <w:r>
+        <w:rPr>
+          <w:b/>
+          <w:bCs/>
+          <w:sz w:val="24"/>
+          <w:szCs w:val="24"/>
+        </w:rPr>
+      </w:r>
       <w:r>
         <w:rPr>
           <w:b/>
@@ -1391,7 +1658,7 @@
     </w:p>
     <w:tbl>
       <w:tblPr>
-        <w:tblStyle w:val="772"/>
+        <w:tblStyle w:val="955"/>
         <w:tblW w:w="0" w:type="auto"/>
         <w:tblBorders/>
         <w:tblLook w:val="04A0" w:firstRow="1" w:lastRow="0" w:firstColumn="1" w:lastColumn="0" w:noHBand="0" w:noVBand="1"/>
@@ -1415,7 +1682,6 @@
           </w:tcPr>
           <w:p>
             <w:pPr>
-              <w:pBdr/>
               <w:spacing/>
               <w:ind/>
               <w:rPr>
@@ -1442,6 +1708,14 @@
                 <w:szCs w:val="24"/>
               </w:rPr>
             </w:r>
+            <w:r>
+              <w:rPr>
+                <w:b/>
+                <w:bCs/>
+                <w:sz w:val="24"/>
+                <w:szCs w:val="24"/>
+              </w:rPr>
+            </w:r>
           </w:p>
         </w:tc>
         <w:tc>
@@ -1457,7 +1731,6 @@
           </w:tcPr>
           <w:p>
             <w:pPr>
-              <w:pBdr/>
               <w:spacing/>
               <w:ind/>
               <w:jc w:val="center"/>
@@ -1479,13 +1752,18 @@
                 <w:szCs w:val="24"/>
               </w:rPr>
             </w:r>
+            <w:r>
+              <w:rPr>
+                <w:sz w:val="24"/>
+                <w:szCs w:val="24"/>
+              </w:rPr>
+            </w:r>
           </w:p>
         </w:tc>
       </w:tr>
     </w:tbl>
     <w:p>
       <w:pPr>
-        <w:pBdr/>
         <w:spacing/>
         <w:ind/>
         <w:rPr>
@@ -1493,6 +1771,12 @@
           <w:szCs w:val="24"/>
         </w:rPr>
       </w:pPr>
+      <w:r>
+        <w:rPr>
+          <w:sz w:val="24"/>
+          <w:szCs w:val="24"/>
+        </w:rPr>
+      </w:r>
       <w:r>
         <w:rPr>
           <w:sz w:val="24"/>
@@ -1508,12 +1792,11 @@
     </w:p>
     <w:p>
       <w:pPr>
-        <w:pStyle w:val="776"/>
+        <w:pStyle w:val="959"/>
         <w:numPr>
           <w:ilvl w:val="0"/>
           <w:numId w:val="2"/>
         </w:numPr>
-        <w:pBdr/>
         <w:spacing/>
         <w:ind w:hanging="284" w:left="284"/>
         <w:rPr>
@@ -1540,11 +1823,18 @@
           <w:szCs w:val="24"/>
         </w:rPr>
       </w:r>
+      <w:r>
+        <w:rPr>
+          <w:b/>
+          <w:bCs/>
+          <w:sz w:val="24"/>
+          <w:szCs w:val="24"/>
+        </w:rPr>
+      </w:r>
     </w:p>
     <w:p>
       <w:pPr>
-        <w:pStyle w:val="776"/>
-        <w:pBdr/>
+        <w:pStyle w:val="959"/>
         <w:spacing/>
         <w:ind w:firstLine="0" w:left="284"/>
         <w:rPr>
@@ -1554,6 +1844,14 @@
           <w:szCs w:val="24"/>
         </w:rPr>
       </w:pPr>
+      <w:r>
+        <w:rPr>
+          <w:b/>
+          <w:bCs/>
+          <w:sz w:val="24"/>
+          <w:szCs w:val="24"/>
+        </w:rPr>
+      </w:r>
       <w:r>
         <w:rPr>
           <w:b/>
@@ -1573,7 +1871,7 @@
     </w:p>
     <w:tbl>
       <w:tblPr>
-        <w:tblStyle w:val="772"/>
+        <w:tblStyle w:val="955"/>
         <w:tblW w:w="0" w:type="auto"/>
         <w:tblBorders/>
         <w:tblLook w:val="04A0" w:firstRow="1" w:lastRow="0" w:firstColumn="1" w:lastColumn="0" w:noHBand="0" w:noVBand="1"/>
@@ -1593,7 +1891,6 @@
           </w:tcPr>
           <w:p>
             <w:pPr>
-              <w:pBdr/>
               <w:spacing w:line="243" w:lineRule="exact"/>
               <w:ind/>
               <w:jc w:val="both"/>
@@ -1615,13 +1912,18 @@
                 <w:szCs w:val="24"/>
               </w:rPr>
             </w:r>
+            <w:r>
+              <w:rPr>
+                <w:sz w:val="24"/>
+                <w:szCs w:val="24"/>
+              </w:rPr>
+            </w:r>
           </w:p>
         </w:tc>
       </w:tr>
     </w:tbl>
     <w:p>
       <w:pPr>
-        <w:pBdr/>
         <w:spacing/>
         <w:ind/>
         <w:jc w:val="both"/>
@@ -1630,6 +1932,12 @@
           <w:szCs w:val="24"/>
         </w:rPr>
       </w:pPr>
+      <w:r>
+        <w:rPr>
+          <w:sz w:val="24"/>
+          <w:szCs w:val="24"/>
+        </w:rPr>
+      </w:r>
       <w:r>
         <w:rPr>
           <w:sz w:val="24"/>
@@ -1645,12 +1953,11 @@
     </w:p>
     <w:p>
       <w:pPr>
-        <w:pStyle w:val="776"/>
+        <w:pStyle w:val="959"/>
         <w:numPr>
           <w:ilvl w:val="0"/>
           <w:numId w:val="2"/>
         </w:numPr>
-        <w:pBdr/>
         <w:spacing/>
         <w:ind w:hanging="284" w:left="284"/>
         <w:jc w:val="both"/>
@@ -1670,29 +1977,6 @@
         </w:rPr>
         <w:t xml:space="preserve">MARCO DE TRABAJO</w:t>
       </w:r>
-      <w:r>
-        <w:rPr>
-          <w:b/>
-          <w:bCs/>
-          <w:sz w:val="24"/>
-          <w:szCs w:val="24"/>
-        </w:rPr>
-      </w:r>
-    </w:p>
-    <w:p>
-      <w:pPr>
-        <w:pStyle w:val="776"/>
-        <w:pBdr/>
-        <w:spacing/>
-        <w:ind w:firstLine="0" w:left="284"/>
-        <w:jc w:val="both"/>
-        <w:rPr>
-          <w:b/>
-          <w:bCs/>
-          <w:sz w:val="24"/>
-          <w:szCs w:val="24"/>
-        </w:rPr>
-      </w:pPr>
       <w:r>
         <w:rPr>
           <w:b/>
@@ -1712,7 +1996,44 @@
     </w:p>
     <w:p>
       <w:pPr>
-        <w:pBdr/>
+        <w:pStyle w:val="959"/>
+        <w:spacing/>
+        <w:ind w:firstLine="0" w:left="284"/>
+        <w:jc w:val="both"/>
+        <w:rPr>
+          <w:b/>
+          <w:bCs/>
+          <w:sz w:val="24"/>
+          <w:szCs w:val="24"/>
+        </w:rPr>
+      </w:pPr>
+      <w:r>
+        <w:rPr>
+          <w:b/>
+          <w:bCs/>
+          <w:sz w:val="24"/>
+          <w:szCs w:val="24"/>
+        </w:rPr>
+      </w:r>
+      <w:r>
+        <w:rPr>
+          <w:b/>
+          <w:bCs/>
+          <w:sz w:val="24"/>
+          <w:szCs w:val="24"/>
+        </w:rPr>
+      </w:r>
+      <w:r>
+        <w:rPr>
+          <w:b/>
+          <w:bCs/>
+          <w:sz w:val="24"/>
+          <w:szCs w:val="24"/>
+        </w:rPr>
+      </w:r>
+    </w:p>
+    <w:p>
+      <w:pPr>
         <w:spacing/>
         <w:ind/>
         <w:jc w:val="both"/>
@@ -1755,10 +2076,15 @@
           <w:szCs w:val="24"/>
         </w:rPr>
       </w:r>
+      <w:r>
+        <w:rPr>
+          <w:sz w:val="24"/>
+          <w:szCs w:val="24"/>
+        </w:rPr>
+      </w:r>
     </w:p>
     <w:p>
       <w:pPr>
-        <w:pBdr/>
         <w:spacing/>
         <w:ind/>
         <w:jc w:val="both"/>
@@ -1780,15 +2106,20 @@
           <w:szCs w:val="24"/>
         </w:rPr>
       </w:r>
+      <w:r>
+        <w:rPr>
+          <w:sz w:val="24"/>
+          <w:szCs w:val="24"/>
+        </w:rPr>
+      </w:r>
     </w:p>
     <w:p>
       <w:pPr>
-        <w:pStyle w:val="776"/>
+        <w:pStyle w:val="959"/>
         <w:numPr>
           <w:ilvl w:val="0"/>
           <w:numId w:val="4"/>
         </w:numPr>
-        <w:pBdr/>
         <w:spacing/>
         <w:ind/>
         <w:jc w:val="both"/>
@@ -1833,15 +2164,20 @@
           <w:szCs w:val="24"/>
         </w:rPr>
       </w:r>
+      <w:r>
+        <w:rPr>
+          <w:sz w:val="24"/>
+          <w:szCs w:val="24"/>
+        </w:rPr>
+      </w:r>
     </w:p>
     <w:p>
       <w:pPr>
-        <w:pStyle w:val="776"/>
+        <w:pStyle w:val="959"/>
         <w:numPr>
           <w:ilvl w:val="0"/>
           <w:numId w:val="4"/>
         </w:numPr>
-        <w:pBdr/>
         <w:spacing/>
         <w:ind/>
         <w:jc w:val="both"/>
@@ -1872,15 +2208,20 @@
           <w:szCs w:val="24"/>
         </w:rPr>
       </w:r>
+      <w:r>
+        <w:rPr>
+          <w:sz w:val="24"/>
+          <w:szCs w:val="24"/>
+        </w:rPr>
+      </w:r>
     </w:p>
     <w:p>
       <w:pPr>
-        <w:pStyle w:val="776"/>
+        <w:pStyle w:val="959"/>
         <w:numPr>
           <w:ilvl w:val="0"/>
           <w:numId w:val="4"/>
         </w:numPr>
-        <w:pBdr/>
         <w:spacing/>
         <w:ind/>
         <w:jc w:val="both"/>
@@ -1936,11 +2277,16 @@
           <w:szCs w:val="24"/>
         </w:rPr>
       </w:r>
+      <w:r>
+        <w:rPr>
+          <w:sz w:val="24"/>
+          <w:szCs w:val="24"/>
+        </w:rPr>
+      </w:r>
     </w:p>
     <w:p>
       <w:pPr>
-        <w:pStyle w:val="776"/>
-        <w:pBdr/>
+        <w:pStyle w:val="959"/>
         <w:spacing/>
         <w:ind w:firstLine="0" w:left="720"/>
         <w:jc w:val="both"/>
@@ -1949,6 +2295,12 @@
           <w:szCs w:val="24"/>
         </w:rPr>
       </w:pPr>
+      <w:r>
+        <w:rPr>
+          <w:sz w:val="24"/>
+          <w:szCs w:val="24"/>
+        </w:rPr>
+      </w:r>
       <w:r>
         <w:rPr>
           <w:sz w:val="24"/>
@@ -1964,7 +2316,6 @@
     </w:p>
     <w:p>
       <w:pPr>
-        <w:pBdr/>
         <w:spacing/>
         <w:ind/>
         <w:jc w:val="both"/>
@@ -1992,15 +2343,22 @@
           <w:szCs w:val="24"/>
         </w:rPr>
       </w:r>
+      <w:r>
+        <w:rPr>
+          <w:b/>
+          <w:bCs/>
+          <w:sz w:val="24"/>
+          <w:szCs w:val="24"/>
+        </w:rPr>
+      </w:r>
     </w:p>
     <w:p>
       <w:pPr>
-        <w:pStyle w:val="776"/>
+        <w:pStyle w:val="959"/>
         <w:numPr>
           <w:ilvl w:val="0"/>
           <w:numId w:val="5"/>
         </w:numPr>
-        <w:pBdr/>
         <w:spacing/>
         <w:ind/>
         <w:jc w:val="both"/>
@@ -2022,15 +2380,20 @@
           <w:szCs w:val="24"/>
         </w:rPr>
       </w:r>
+      <w:r>
+        <w:rPr>
+          <w:sz w:val="24"/>
+          <w:szCs w:val="24"/>
+        </w:rPr>
+      </w:r>
     </w:p>
     <w:p>
       <w:pPr>
-        <w:pStyle w:val="776"/>
+        <w:pStyle w:val="959"/>
         <w:numPr>
           <w:ilvl w:val="0"/>
           <w:numId w:val="5"/>
         </w:numPr>
-        <w:pBdr/>
         <w:spacing/>
         <w:ind/>
         <w:jc w:val="both"/>
@@ -2059,15 +2422,20 @@
           <w:szCs w:val="24"/>
         </w:rPr>
       </w:r>
+      <w:r>
+        <w:rPr>
+          <w:sz w:val="24"/>
+          <w:szCs w:val="24"/>
+        </w:rPr>
+      </w:r>
     </w:p>
     <w:p>
       <w:pPr>
-        <w:pStyle w:val="776"/>
+        <w:pStyle w:val="959"/>
         <w:numPr>
           <w:ilvl w:val="0"/>
           <w:numId w:val="5"/>
         </w:numPr>
-        <w:pBdr/>
         <w:spacing/>
         <w:ind/>
         <w:jc w:val="both"/>
@@ -2138,15 +2506,20 @@
           <w:szCs w:val="24"/>
         </w:rPr>
       </w:r>
+      <w:r>
+        <w:rPr>
+          <w:sz w:val="24"/>
+          <w:szCs w:val="24"/>
+        </w:rPr>
+      </w:r>
     </w:p>
     <w:p>
       <w:pPr>
-        <w:pStyle w:val="776"/>
+        <w:pStyle w:val="959"/>
         <w:numPr>
           <w:ilvl w:val="0"/>
           <w:numId w:val="5"/>
         </w:numPr>
-        <w:pBdr/>
         <w:spacing/>
         <w:ind/>
         <w:jc w:val="both"/>
@@ -2175,10 +2548,15 @@
           <w:szCs w:val="24"/>
         </w:rPr>
       </w:r>
+      <w:r>
+        <w:rPr>
+          <w:sz w:val="24"/>
+          <w:szCs w:val="24"/>
+        </w:rPr>
+      </w:r>
     </w:p>
     <w:p>
       <w:pPr>
-        <w:pBdr/>
         <w:spacing/>
         <w:ind/>
         <w:jc w:val="both"/>
@@ -2200,15 +2578,20 @@
           <w:szCs w:val="24"/>
         </w:rPr>
       </w:r>
+      <w:r>
+        <w:rPr>
+          <w:sz w:val="24"/>
+          <w:szCs w:val="24"/>
+        </w:rPr>
+      </w:r>
     </w:p>
     <w:p>
       <w:pPr>
-        <w:pStyle w:val="776"/>
+        <w:pStyle w:val="959"/>
         <w:numPr>
           <w:ilvl w:val="0"/>
           <w:numId w:val="2"/>
         </w:numPr>
-        <w:pBdr/>
         <w:spacing/>
         <w:ind w:hanging="284" w:left="284"/>
         <w:jc w:val="both"/>
@@ -2241,10 +2624,16 @@
           <w:szCs w:val="24"/>
         </w:rPr>
       </w:r>
+      <w:r>
+        <w:rPr>
+          <w:b/>
+          <w:sz w:val="24"/>
+          <w:szCs w:val="24"/>
+        </w:rPr>
+      </w:r>
     </w:p>
     <w:p>
       <w:pPr>
-        <w:pBdr/>
         <w:spacing/>
         <w:ind/>
         <w:jc w:val="both"/>
@@ -2254,6 +2643,13 @@
           <w:szCs w:val="24"/>
         </w:rPr>
       </w:pPr>
+      <w:r>
+        <w:rPr>
+          <w:b/>
+          <w:sz w:val="24"/>
+          <w:szCs w:val="24"/>
+        </w:rPr>
+      </w:r>
       <w:r>
         <w:rPr>
           <w:b/>
@@ -2271,7 +2667,7 @@
     </w:p>
     <w:tbl>
       <w:tblPr>
-        <w:tblStyle w:val="772"/>
+        <w:tblStyle w:val="955"/>
         <w:tblW w:w="0" w:type="auto"/>
         <w:tblBorders/>
         <w:tblLook w:val="04A0" w:firstRow="1" w:lastRow="0" w:firstColumn="1" w:lastColumn="0" w:noHBand="0" w:noVBand="1"/>
@@ -2291,7 +2687,6 @@
           </w:tcPr>
           <w:p>
             <w:pPr>
-              <w:pBdr/>
               <w:spacing/>
               <w:ind/>
               <w:jc w:val="center"/>
@@ -2319,6 +2714,14 @@
                 <w:szCs w:val="24"/>
               </w:rPr>
             </w:r>
+            <w:r>
+              <w:rPr>
+                <w:b/>
+                <w:bCs/>
+                <w:sz w:val="24"/>
+                <w:szCs w:val="24"/>
+              </w:rPr>
+            </w:r>
           </w:p>
         </w:tc>
       </w:tr>
@@ -2334,7 +2737,6 @@
           </w:tcPr>
           <w:p>
             <w:pPr>
-              <w:pBdr/>
               <w:spacing/>
               <w:ind/>
               <w:jc w:val="both"/>
@@ -2344,40 +2746,115 @@
               </w:rPr>
             </w:pPr>
             <w:r>
-              <w:t xml:space="preserve">TÉCNICA: bocetos y prototipos en papel. Sin herramientas digitales, con papel y marcadores, según el proces</w:t>
+              <w:rPr>
+                <w:b/>
+                <w:sz w:val="24"/>
+              </w:rPr>
+              <w:t xml:space="preserve">Técnica: bosquejo digital. </w:t>
             </w:r>
             <w:r>
-              <w:t xml:space="preserve">o de la sesión: bosquejo → diseño → materialización.</w:t>
+              <w:rPr>
+                <w:sz w:val="24"/>
+              </w:rPr>
+              <w:t xml:space="preserve">En vez de papel y marcadores hicimos los bosquejos en digital. Le describíamos a Claude las pantallas y nos devolvía una página c</w:t>
+            </w:r>
+            <w:r>
+              <w:rPr>
+                <w:sz w:val="24"/>
+              </w:rPr>
+              <w:t xml:space="preserve">on wireframes en gris, sin colores ni logo, que podíamos corregir al momento. Lo elegimos porque cada cambio tomaba minutos, y eso nos dejó hacer tres versiones en lugar de una. Las páginas se pueden imprimir y pasar a mano si se pide el bosquejo en papel.</w:t>
+            </w:r>
+            <w:r>
               <w:br/>
               <w:br/>
-              <w:t xml:space="preserve">IDEA QUE MATERIALIZAMOS (Taller 05): un asistente pedagógico que entrega el material hecho y el docente lo revisa y aprueba, con captura de evidencia durante la clase.</w:t>
+            </w:r>
+            <w:r>
+              <w:rPr>
+                <w:b/>
+                <w:sz w:val="24"/>
+              </w:rPr>
+              <w:t xml:space="preserve">Versión 1, los flujos. </w:t>
+            </w:r>
+            <w:r>
+              <w:rPr>
+                <w:sz w:val="24"/>
+              </w:rPr>
+              <w:t xml:space="preserve">Dibujamos dos recorridos. En el celular, revisar y aprobar lo de mañana (6 pantallas). En la computadora, aprobar la unidad una vez al mes y que se generen todas su</w:t>
+            </w:r>
+            <w:r>
+              <w:rPr>
+                <w:sz w:val="24"/>
+              </w:rPr>
+              <w:t xml:space="preserve">s sesiones (6 pantallas). La pantalla central era la revisión: el sistema avisaba solo lo dudoso, por ejemplo un problema ambientado en un lugar que no es del aula o una sesión de 105 minutos para un bloque de 90, y abajo había un botón "Aprobar el resto".</w:t>
+            </w:r>
+            <w:r>
               <w:br/>
               <w:br/>
-              <w:t xml:space="preserve">QUÉ BOSQUEJAMOS — tres pantallas,</w:t>
             </w:r>
             <w:r>
-              <w:t xml:space="preserve"> las mínimas que prueban el concepto:</w:t>
-              <w:br/>
-              <w:t xml:space="preserve">1) Lista de sesiones del mes, generadas al aprobar la unidad, cada una con su estado: aprobada, por revisar o pendiente.</w:t>
-              <w:br/>
-              <w:t xml:space="preserve">2) Revisión por excepción: el sistema marca solo lo que requiere atención —lo que no pudo context</w:t>
+              <w:rPr>
+                <w:b/>
+                <w:sz w:val="24"/>
+              </w:rPr>
+              <w:t xml:space="preserve">Versión 2, quitamos el botón. </w:t>
             </w:r>
             <w:r>
-              <w:t xml:space="preserve">ualizar, lo que contradice la unidad, lo que excede el tiempo de la sesión— y el resto se aprueba en bloque.</w:t>
-              <w:br/>
-              <w:t xml:space="preserve">3) Captura de evidencia por criterio durante la clase, desde el celular.</w:t>
+              <w:rPr>
+                <w:sz w:val="24"/>
+              </w:rPr>
+              <w:t xml:space="preserve">Ese botón nos parecía lo mejor del diseño y fue lo primero que sacamos. Leyendo sobre cómo las personas supervisan sistemas automáticos vimos que, con apuro, apr</w:t>
+            </w:r>
+            <w:r>
+              <w:rPr>
+                <w:sz w:val="24"/>
+              </w:rPr>
+              <w:t xml:space="preserve">obar en bloque termina en aprobar sin leer. Una docente revisando a las nueve de la noche haría justo eso. Ahora se aprueba documento por documento y la docente marca cuatro puntos: que el propósito corresponda al grado, que la secuencia tenga sentido, que</w:t>
+            </w:r>
+            <w:r>
+              <w:rPr>
+                <w:sz w:val="24"/>
+              </w:rPr>
+              <w:t xml:space="preserve"> el contexto sea de su aula y que quepa en el tiempo. Agregamos también lo que faltaba: una pantalla para cuando el sistema no encuentra el desempeño en el currículo, donde dice que no pudo en vez de inventar algo, y una vista previa de cómo sale en papel.</w:t>
+            </w:r>
+            <w:r>
               <w:br/>
               <w:br/>
-              <w:t xml:space="preserve">HALLAZGO DEL BOSQUEJO, que no esperábamos y cambió el diseño: si el presu</w:t>
             </w:r>
             <w:r>
-              <w:t xml:space="preserve">puesto es de 20 minutos para el paquete de un día —dos sesiones, dos fichas y dos instrumentos— quedan unos 3 minutos por artefacto. En 3 minutos nadie lee un documento completo. Por lo tanto la pantalla de revisión NO PUEDE SER UN EDITOR DE TEXTO: tiene q</w:t>
+              <w:rPr>
+                <w:b/>
+                <w:sz w:val="24"/>
+              </w:rPr>
+              <w:t xml:space="preserve">Versión 3, la primera vez. </w:t>
             </w:r>
             <w:r>
-              <w:t xml:space="preserve">ue señalar lo dudoso y permitir aprobar el resto en bloque. Ese hallazgo salió del papel, no del código, y habría costado semanas descubrirlo construyendo.</w:t>
+              <w:rPr>
+                <w:sz w:val="24"/>
+              </w:rPr>
+              <w:t xml:space="preserve">Al revisarla notamos que el bosquejo daba por hecho que la unidad y el currículo ya estaban cargados. Agregamos una configuración de tres pasos: mi sección, el material que sí tengo en</w:t>
+            </w:r>
+            <w:r>
+              <w:rPr>
+                <w:sz w:val="24"/>
+              </w:rPr>
+              <w:t xml:space="preserve"> el aula y el formato que pide mi colegio. También una plantilla distinta para Matemática y para Comunicación, y el apoyo a estudiantes como tres opciones del DUA. El sistema solo pregunta cuántos estudiantes necesitan apoyo, nunca nombres ni diagnósticos.</w:t>
+            </w:r>
+            <w:r>
               <w:br/>
               <w:br/>
-              <w:t xml:space="preserve">Conforme a la regla de la guía, el bosquejo se aprobó en equipo antes de pasar a la digitalización.</w:t>
+            </w:r>
+            <w:r>
+              <w:rPr>
+                <w:b/>
+                <w:sz w:val="24"/>
+              </w:rPr>
+              <w:t xml:space="preserve">Aprobación. </w:t>
+            </w:r>
+            <w:r>
+              <w:rPr>
+                <w:sz w:val="24"/>
+              </w:rPr>
+              <w:t xml:space="preserve">El equipo aprobó la versión 3 antes de pasar a la simulación visual, como pide la guía.</w:t>
             </w:r>
             <w:r>
               <w:rPr>
@@ -2391,7 +2868,6 @@
     </w:tbl>
     <w:p>
       <w:pPr>
-        <w:pBdr/>
         <w:spacing/>
         <w:ind/>
         <w:jc w:val="both"/>
@@ -2400,6 +2876,12 @@
           <w:szCs w:val="24"/>
         </w:rPr>
       </w:pPr>
+      <w:r>
+        <w:rPr>
+          <w:sz w:val="24"/>
+          <w:szCs w:val="24"/>
+        </w:rPr>
+      </w:r>
       <w:r>
         <w:rPr>
           <w:sz w:val="24"/>
@@ -2415,7 +2897,7 @@
     </w:p>
     <w:tbl>
       <w:tblPr>
-        <w:tblStyle w:val="772"/>
+        <w:tblStyle w:val="955"/>
         <w:tblW w:w="0" w:type="auto"/>
         <w:tblBorders/>
         <w:tblLook w:val="04A0" w:firstRow="1" w:lastRow="0" w:firstColumn="1" w:lastColumn="0" w:noHBand="0" w:noVBand="1"/>
@@ -2435,7 +2917,6 @@
           </w:tcPr>
           <w:p>
             <w:pPr>
-              <w:pBdr/>
               <w:spacing/>
               <w:ind/>
               <w:jc w:val="center"/>
@@ -2453,7 +2934,15 @@
                 <w:sz w:val="24"/>
                 <w:szCs w:val="24"/>
               </w:rPr>
-              <w:t xml:space="preserve">Diseño en 3D</w:t>
+              <w:t xml:space="preserve">Diseño en 3D (lo reemplazamos por una simulación visual)</w:t>
+            </w:r>
+            <w:r>
+              <w:rPr>
+                <w:b/>
+                <w:bCs/>
+                <w:sz w:val="24"/>
+                <w:szCs w:val="24"/>
+              </w:rPr>
             </w:r>
             <w:r>
               <w:rPr>
@@ -2478,7 +2967,6 @@
           </w:tcPr>
           <w:p>
             <w:pPr>
-              <w:pBdr/>
               <w:spacing/>
               <w:ind/>
               <w:jc w:val="both"/>
@@ -2488,40 +2976,80 @@
               </w:rPr>
             </w:pPr>
             <w:r>
-              <w:t xml:space="preserve">ETAPA DE DISEÑO / DIGITALIZACIÓN del proceso de prototipado.</w:t>
+              <w:rPr>
+                <w:b/>
+                <w:sz w:val="24"/>
+              </w:rPr>
+              <w:t xml:space="preserve">Por qué no 3D. </w:t>
+            </w:r>
+            <w:r>
+              <w:rPr>
+                <w:sz w:val="24"/>
+              </w:rPr>
+              <w:t xml:space="preserve">AllinEdu es una aplicación web y móvil, no un objeto. Modelar en 3D no nos iba a enseñar nada que no supiéramos, así que usamos esta etapa para digitalizar el bosquejo aprobado.</w:t>
+            </w:r>
+            <w:r>
               <w:br/>
               <w:br/>
-              <w:t xml:space="preserve">Declaración honesta sobre el modelado 3D: nuestra propuesta es software web y móvil y no cont</w:t>
             </w:r>
             <w:r>
-              <w:t xml:space="preserve">empla una pieza física, de modo que el modelado tridimensional de un producto no aplica. Lo que sí corresponde a esta etapa del proceso es la digitalización del bosquejo aprobado, y la realizamos con maquetas digitales.</w:t>
+              <w:rPr>
+                <w:b/>
+                <w:sz w:val="24"/>
+              </w:rPr>
+              <w:t xml:space="preserve">Qué hicimos. </w:t>
+            </w:r>
+            <w:r>
+              <w:rPr>
+                <w:sz w:val="24"/>
+              </w:rPr>
+              <w:t xml:space="preserve">Con Claude armamos una simulación visual de 21 pantallas en alta fidelidad, ya con los colores de la marca. Está en dos lienzos. En el celular: el día de clase (asistencia, clases de hoy, anotar en clas</w:t>
+            </w:r>
+            <w:r>
+              <w:rPr>
+                <w:sz w:val="24"/>
+              </w:rPr>
+              <w:t xml:space="preserve">e, la sesión, la ficha y el instrumento) y preparar mañana (el borrador, otro camino para dos niños, así sale en papel y "no pude prepararlo"). En la web: el escritorio, la unidad, elaborar la sesión, revisar con la fuente al lado y el cierre del bimestre.</w:t>
+            </w:r>
+            <w:r>
               <w:br/>
               <w:br/>
-              <w:t xml:space="preserve">QUÉ SE DIGITALIZÓ: las tres pantall</w:t>
             </w:r>
             <w:r>
-              <w:t xml:space="preserve">as del bosquejo, en una maqueta navegable de 390×844 px con transiciones, usando la paleta de la identidad del proyecto —fondo #0E0F12, tarjeta #17191E, dorado #E3B341 para la acción y azul #7AA2FF para navegación— y botones de 56 px de alto, pensados para</w:t>
+              <w:rPr>
+                <w:b/>
+                <w:sz w:val="24"/>
+              </w:rPr>
+              <w:t xml:space="preserve">Qué tiene y qué no. </w:t>
             </w:r>
             <w:r>
-              <w:t xml:space="preserve"> uso con el pulgar y en movimiento.</w:t>
+              <w:rPr>
+                <w:sz w:val="24"/>
+              </w:rPr>
+              <w:t xml:space="preserve">Es solo visual. Se puede pasar de una pantalla a otra con clics, pero nada se guarda ni se genera. Sirve para ponérsela delante a una docente y ver dónde se confunde, antes de programar.</w:t>
+            </w:r>
+            <w:r>
               <w:br/>
               <w:br/>
-              <w:t xml:space="preserve">DECISIONES DE DISEÑO QUE VIENEN DE LA EVIDENCIA, no del gusto:</w:t>
-              <w:br/>
-              <w:t xml:space="preserve">• Móvil primero, porque la docente registra mientras circula entre carpetas y porque la computadora del aula “está desconectada o malograda”.</w:t>
-              <w:br/>
-              <w:t xml:space="preserve">• Los tres est</w:t>
             </w:r>
             <w:r>
-              <w:t xml:space="preserve">ados de sesión —aprobada, por revisar, pendiente— son visibles de un vistazo: son la prueba visual de que el docente revisa y no redacta.</w:t>
-              <w:br/>
-              <w:t xml:space="preserve">• Funciona con poco internet, porque “el internet no llega a todas las aulas” y la docente descarga los videos en casa</w:t>
+              <w:rPr>
+                <w:b/>
+                <w:sz w:val="24"/>
+              </w:rPr>
+              <w:t xml:space="preserve">Errores que encontramos al revisarla. </w:t>
             </w:r>
             <w:r>
-              <w:t xml:space="preserve"> y los lleva en USB.</w:t>
-              <w:br/>
-              <w:br/>
-              <w:t xml:space="preserve">Si se requiere cumplir literalmente la técnica de modelado 3D, el equivalente pertinente sería modelar el escenario de uso —el aula con el docente registrando desde el celular— para dimensionar la interfaz en contexto, no el producto.</w:t>
+              <w:rPr>
+                <w:sz w:val="24"/>
+              </w:rPr>
+              <w:t xml:space="preserve">Dos pantallas citan una página del Programa Curricular que no habíamos comprobado; las páginas verificadas son la 238 para Matemática y la 165 para Comunicación. El instrum</w:t>
+            </w:r>
+            <w:r>
+              <w:rPr>
+                <w:sz w:val="24"/>
+              </w:rPr>
+              <w:t xml:space="preserve">ento figura como lista de cotejo de sí o no, cuando el formato real de la docente es una escala de valoración por niveles. Y las pantallas de elaborar y revisar la sesión se repiten casi igual. Hay que corregir las tres cosas antes de mostrarla a docentes.</w:t>
             </w:r>
             <w:r>
               <w:rPr>
@@ -2535,7 +3063,6 @@
     </w:tbl>
     <w:p>
       <w:pPr>
-        <w:pBdr/>
         <w:spacing/>
         <w:ind/>
         <w:jc w:val="both"/>
@@ -2544,6 +3071,12 @@
           <w:szCs w:val="24"/>
         </w:rPr>
       </w:pPr>
+      <w:r>
+        <w:rPr>
+          <w:sz w:val="24"/>
+          <w:szCs w:val="24"/>
+        </w:rPr>
+      </w:r>
       <w:r>
         <w:rPr>
           <w:sz w:val="24"/>
@@ -2559,7 +3092,7 @@
     </w:p>
     <w:tbl>
       <w:tblPr>
-        <w:tblStyle w:val="772"/>
+        <w:tblStyle w:val="955"/>
         <w:tblW w:w="0" w:type="auto"/>
         <w:tblBorders/>
         <w:tblLook w:val="04A0" w:firstRow="1" w:lastRow="0" w:firstColumn="1" w:lastColumn="0" w:noHBand="0" w:noVBand="1"/>
@@ -2579,7 +3112,6 @@
           </w:tcPr>
           <w:p>
             <w:pPr>
-              <w:pBdr/>
               <w:spacing/>
               <w:ind/>
               <w:jc w:val="center"/>
@@ -2597,7 +3129,15 @@
                 <w:sz w:val="24"/>
                 <w:szCs w:val="24"/>
               </w:rPr>
-              <w:t xml:space="preserve">Técnica libre</w:t>
+              <w:t xml:space="preserve">Técnica libre: prototipo funcional web</w:t>
+            </w:r>
+            <w:r>
+              <w:rPr>
+                <w:b/>
+                <w:bCs/>
+                <w:sz w:val="24"/>
+                <w:szCs w:val="24"/>
+              </w:rPr>
             </w:r>
             <w:r>
               <w:rPr>
@@ -2622,7 +3162,6 @@
           </w:tcPr>
           <w:p>
             <w:pPr>
-              <w:pBdr/>
               <w:spacing/>
               <w:ind/>
               <w:jc w:val="both"/>
@@ -2632,45 +3171,101 @@
               </w:rPr>
             </w:pPr>
             <w:r>
-              <w:t xml:space="preserve">TÉCNICA ELEGIDA DEL CATÁLOGO DE LA SESIÓN 6: MAGO DE OZ (el caso Zappos.com).</w:t>
+              <w:rPr>
+                <w:b/>
+                <w:sz w:val="24"/>
+              </w:rPr>
+              <w:t xml:space="preserve">Técnica elegida. </w:t>
+            </w:r>
+            <w:r>
+              <w:rPr>
+                <w:sz w:val="24"/>
+              </w:rPr>
+              <w:t xml:space="preserve">Prototipo funcional: una versión que ya funciona con datos reales, aunque incompleta. La web está hecha en React y se conecta a nuestro servidor y a la base de datos del proyecto.</w:t>
+            </w:r>
+            <w:r>
               <w:br/>
               <w:br/>
-              <w:t xml:space="preserve">En qué consiste</w:t>
             </w:r>
             <w:r>
-              <w:t xml:space="preserve">: el usuario interactúa con lo que cree un sistema automatizado, mientras detrás una persona ejecuta el trabajo manualmente. Zappos no construyó un almacén: fotografiaba zapatos en tiendas y los compraba al recibir el pedido.</w:t>
+              <w:rPr>
+                <w:b/>
+                <w:sz w:val="24"/>
+              </w:rPr>
+              <w:t xml:space="preserve">Lo que ya se puede hacer. </w:t>
+            </w:r>
+            <w:r>
+              <w:rPr>
+                <w:sz w:val="24"/>
+              </w:rPr>
+              <w:t xml:space="preserve">• Entrar y ver las clases de hoy y de mañana según el horario de la sección.</w:t>
+              <w:br/>
+            </w:r>
+            <w:r>
+              <w:rPr>
+                <w:sz w:val="24"/>
+              </w:rPr>
+              <w:t xml:space="preserve">• Preparar una clase eligiendo una sesión de la unidad que aún no tiene fecha, o empezar de cero.</w:t>
+              <w:br/>
+            </w:r>
+            <w:r>
+              <w:rPr>
+                <w:sz w:val="24"/>
+              </w:rPr>
+              <w:t xml:space="preserve">• Abrir la sesión con sus tres partes (propósitos y evidencias, preparación y secuencia didáctica) y pedir un borrador. La IA lo propone a partir de la u</w:t>
+            </w:r>
+            <w:r>
+              <w:rPr>
+                <w:sz w:val="24"/>
+              </w:rPr>
+              <w:t xml:space="preserve">nidad, los desempeños del grado y los pasos de la institución, y aparece marcado como "Lo propuso el sistema y nadie lo ha revisado". No se imprime ni llega a los estudiantes hasta que la docente lo aprueba, y si lo edita queda registrado qué cambió ella.</w:t>
+              <w:br/>
+            </w:r>
+            <w:r>
+              <w:rPr>
+                <w:sz w:val="24"/>
+              </w:rPr>
+              <w:t xml:space="preserve">• Tomar asistencia y cerrar el bimestre con el nivel de logro y la conclusión descriptiva de cada estudiante, que escribe y decide la docente.</w:t>
+            </w:r>
+            <w:r>
               <w:br/>
               <w:br/>
-              <w:t xml:space="preserve">QUÉ OBJETIVO DEL PROYECTO CUM</w:t>
             </w:r>
             <w:r>
-              <w:t xml:space="preserve">PLE, que es lo que la guía exige justificar:</w:t>
-              <w:br/>
-              <w:t xml:space="preserve">Nuestra hipótesis es que si el docente recibe el material ya elaborado, su trabajo se reduce a una revisión breve. Esa hipótesis puede probarse SIN construir el generador. Preparamos manualmente el paquete de un</w:t>
+              <w:rPr>
+                <w:b/>
+                <w:sz w:val="24"/>
+              </w:rPr>
+              <w:t xml:space="preserve">Lo que todavía no hace. </w:t>
             </w:r>
             <w:r>
-              <w:t xml:space="preserve"> día —sesión, ficha diferenciada e instrumento, anclados a la unidad real de esa docente—, se lo entregamos dentro de la maqueta como si lo hubiera generado el sistema, y cronometramos cuánto tarda en revisarlo y aprobarlo.</w:t>
+              <w:rPr>
+                <w:sz w:val="24"/>
+              </w:rPr>
+              <w:t xml:space="preserve">La ficha de </w:t>
+            </w:r>
+            <w:r>
+              <w:rPr>
+                <w:sz w:val="24"/>
+              </w:rPr>
+              <w:t xml:space="preserve">los niños, anotar en clase y, en algunas sesiones, el instrumento aparecen como "Próximamente". Tampoco genera el mes completo de una vez ni tiene la revisión documento por documento de la versión 3 del bosquejo. Eso por ahora solo existe en la simulación.</w:t>
+            </w:r>
+            <w:r>
               <w:br/>
               <w:br/>
-              <w:t xml:space="preserve">POR QUÉ ES LA TÉCNICA CORRECTA </w:t>
             </w:r>
             <w:r>
-              <w:t xml:space="preserve">AQUÍ: lo que está en duda no es si se puede generar texto —eso ya existe y las docentes lo usan— sino si recibir el material hecho reduce realmente su tiempo y si el resultado les sirve sin reescribirlo. El Mago de Oz responde esas dos preguntas con el esf</w:t>
+              <w:rPr>
+                <w:b/>
+                <w:sz w:val="24"/>
+              </w:rPr>
+              <w:t xml:space="preserve">Para qué nos sirve. </w:t>
             </w:r>
             <w:r>
-              <w:t xml:space="preserve">uerzo de una tarde, mientras que construir el generador completo antes de preguntarlo costaría semanas y podría responder que no.</w:t>
-              <w:br/>
-              <w:br/>
-              <w:t xml:space="preserve">DOS REGLAS QUE NOS FIJAMOS: (1) el material entregado debe prepararse con el mismo estándar que tendría el generado, sin esme</w:t>
-            </w:r>
-            <w:r>
-              <w:t xml:space="preserve">rarse de más, o el resultado no sería representativo; (2) se le informa a la docente que en esta etapa el material fue preparado por el equipo, antes de publicar cualquier resultado.</w:t>
-              <w:br/>
-              <w:br/>
-              <w:t xml:space="preserve">DÓNDE ESTAMOS EN LA ESCALA DEL CURSO: nuestro trabajo está en PROTOTIPAD</w:t>
-            </w:r>
-            <w:r>
-              <w:t xml:space="preserve">O (PTO), una versión temprana y preliminar. El módulo de asistencia, que ya funciona de punta a punta en web y Android, es lo único que alcanza características de Producto Mínimo Viable. El Producto Mínimo Comerciable queda fuera del alcance de este curso.</w:t>
+              <w:rPr>
+                <w:sz w:val="24"/>
+              </w:rPr>
+              <w:t xml:space="preserve">La simulación nos dice si la docente entiende las pantallas. El prototipo web nos deja medir algo que la simulación no puede: cuánto tarda de verdad en revisar y aprobar un borrador real. Esa medición es la que falta y la haremos en el testeo.</w:t>
             </w:r>
             <w:r>
               <w:rPr>
@@ -2684,7 +3279,6 @@
     </w:tbl>
     <w:p>
       <w:pPr>
-        <w:pBdr/>
         <w:spacing/>
         <w:ind/>
         <w:jc w:val="both"/>
@@ -2693,6 +3287,12 @@
           <w:szCs w:val="24"/>
         </w:rPr>
       </w:pPr>
+      <w:r>
+        <w:rPr>
+          <w:sz w:val="24"/>
+          <w:szCs w:val="24"/>
+        </w:rPr>
+      </w:r>
       <w:r>
         <w:rPr>
           <w:sz w:val="24"/>
@@ -2708,12 +3308,11 @@
     </w:p>
     <w:p>
       <w:pPr>
-        <w:pStyle w:val="776"/>
+        <w:pStyle w:val="959"/>
         <w:numPr>
           <w:ilvl w:val="0"/>
           <w:numId w:val="2"/>
         </w:numPr>
-        <w:pBdr/>
         <w:spacing/>
         <w:ind w:hanging="426" w:left="426"/>
         <w:rPr>
@@ -2740,19 +3339,34 @@
           <w:szCs w:val="24"/>
         </w:rPr>
       </w:r>
-    </w:p>
-    <w:p>
-      <w:pPr>
-        <w:pBdr/>
-        <w:spacing/>
-        <w:ind/>
+      <w:r>
         <w:rPr>
           <w:b/>
           <w:bCs/>
           <w:sz w:val="24"/>
           <w:szCs w:val="24"/>
         </w:rPr>
-      </w:pPr>
+      </w:r>
+    </w:p>
+    <w:p>
+      <w:pPr>
+        <w:spacing/>
+        <w:ind/>
+        <w:rPr>
+          <w:b/>
+          <w:bCs/>
+          <w:sz w:val="24"/>
+          <w:szCs w:val="24"/>
+        </w:rPr>
+      </w:pPr>
+      <w:r>
+        <w:rPr>
+          <w:b/>
+          <w:bCs/>
+          <w:sz w:val="24"/>
+          <w:szCs w:val="24"/>
+        </w:rPr>
+      </w:r>
       <w:r>
         <w:rPr>
           <w:b/>
@@ -2772,7 +3386,7 @@
     </w:p>
     <w:tbl>
       <w:tblPr>
-        <w:tblStyle w:val="772"/>
+        <w:tblStyle w:val="955"/>
         <w:tblW w:w="0" w:type="auto"/>
         <w:tblBorders/>
         <w:tblLook w:val="04A0" w:firstRow="1" w:lastRow="0" w:firstColumn="1" w:lastColumn="0" w:noHBand="0" w:noVBand="1"/>
@@ -2794,7 +3408,6 @@
           </w:tcPr>
           <w:p>
             <w:pPr>
-              <w:pBdr/>
               <w:spacing/>
               <w:ind/>
               <w:jc w:val="center"/>
@@ -2822,6 +3435,14 @@
                 <w:szCs w:val="24"/>
               </w:rPr>
             </w:r>
+            <w:r>
+              <w:rPr>
+                <w:b/>
+                <w:bCs/>
+                <w:sz w:val="24"/>
+                <w:szCs w:val="24"/>
+              </w:rPr>
+            </w:r>
           </w:p>
         </w:tc>
         <w:tc>
@@ -2832,7 +3453,6 @@
           </w:tcPr>
           <w:p>
             <w:pPr>
-              <w:pBdr/>
               <w:spacing/>
               <w:ind/>
               <w:rPr>
@@ -2843,7 +3463,10 @@
               </w:rPr>
             </w:pPr>
             <w:r>
-              <w:t xml:space="preserve">Fotografía de los bosquejos en papel de las tres pantallas, con las anotaciones del equipo y la marca de aprobación previa a la digitalización. (pegar imagen)</w:t>
+              <w:rPr>
+                <w:sz w:val="24"/>
+              </w:rPr>
+              <w:t xml:space="preserve">Bosquejo digital: versión 1 (flujo móvil), versión 2 (sin "Aprobar el resto") y versión 3 (revisión por documento y apoyo DUA).</w:t>
             </w:r>
             <w:r>
               <w:rPr>
@@ -2851,6 +3474,367 @@
                 <w:bCs/>
                 <w:sz w:val="24"/>
                 <w:szCs w:val="24"/>
+              </w:rPr>
+            </w:r>
+          </w:p>
+          <w:p>
+            <w:pPr>
+              <w:spacing/>
+              <w:ind/>
+              <w:rPr/>
+            </w:pPr>
+            <w:r>
+              <mc:AlternateContent>
+                <mc:Choice Requires="wpg">
+                  <w:drawing>
+                    <wp:inline xmlns:wp="http://schemas.openxmlformats.org/drawingml/2006/wordprocessingDrawing" distT="0" distB="0" distL="0" distR="0">
+                      <wp:extent cx="3780000" cy="4002353"/>
+                      <wp:effectExtent l="0" t="0" r="0" b="0"/>
+                      <wp:docPr id="3" name="Picture 1"/>
+                      <wp:cNvGraphicFramePr>
+                        <a:graphicFrameLocks xmlns:a="http://schemas.openxmlformats.org/drawingml/2006/main" noChangeAspect="1"/>
+                      </wp:cNvGraphicFramePr>
+                      <a:graphic xmlns:a="http://schemas.openxmlformats.org/drawingml/2006/main">
+                        <a:graphicData uri="http://schemas.openxmlformats.org/drawingml/2006/picture">
+                          <pic:pic xmlns:pic="http://schemas.openxmlformats.org/drawingml/2006/picture">
+                            <pic:nvPicPr>
+                              <pic:cNvPr id="0" name="v1.png"/>
+                              <pic:cNvPicPr>
+                                <a:picLocks noChangeAspect="1"/>
+                              </pic:cNvPicPr>
+                              <pic:nvPr/>
+                            </pic:nvPicPr>
+                            <pic:blipFill rotWithShape="1">
+                              <a:blip r:embed="rId12"/>
+                              <a:stretch/>
+                            </pic:blipFill>
+                            <pic:spPr bwMode="auto">
+                              <a:xfrm>
+                                <a:off x="0" y="0"/>
+                                <a:ext cx="3780000" cy="4002353"/>
+                              </a:xfrm>
+                              <a:prstGeom prst="rect">
+                                <a:avLst/>
+                              </a:prstGeom>
+                            </pic:spPr>
+                          </pic:pic>
+                        </a:graphicData>
+                      </a:graphic>
+                    </wp:inline>
+                  </w:drawing>
+                </mc:Choice>
+                <mc:Fallback>
+                  <w:pict>
+                    <v:shapetype id="_x0000_t75" coordsize="21600,21600" o:spt="75" o:preferrelative="t" path="m@4@5l@4@11@9@11@9@5xe" filled="f" stroked="f">
+                      <v:stroke joinstyle="miter"/>
+                      <v:formulas>
+                        <v:f eqn="if lineDrawn pixelLineWidth 0"/>
+                        <v:f eqn="sum @0 1 0"/>
+                        <v:f eqn="sum 0 0 @1"/>
+                        <v:f eqn="prod @2 1 2"/>
+                        <v:f eqn="prod @3 21600 pixelWidth"/>
+                        <v:f eqn="prod @3 21600 pixelHeight"/>
+                        <v:f eqn="sum @0 0 1"/>
+                        <v:f eqn="prod @6 1 2"/>
+                        <v:f eqn="prod @7 21600 pixelWidth"/>
+                        <v:f eqn="sum @8 21600 0"/>
+                        <v:f eqn="prod @7 21600 pixelHeight"/>
+                        <v:f eqn="sum @10 21600 0"/>
+                      </v:formulas>
+                      <v:path o:extrusionok="f" gradientshapeok="t" o:connecttype="rect"/>
+                      <o:lock v:ext="edit" aspectratio="t"/>
+                    </v:shapetype>
+                    <v:shape id="_x0000_i2" o:spid="_x0000_s2" type="#_x0000_t75" style="width:297.64pt;height:315.15pt;mso-wrap-distance-left:0.00pt;mso-wrap-distance-top:0.00pt;mso-wrap-distance-right:0.00pt;mso-wrap-distance-bottom:0.00pt;z-index:1;" stroked="false">
+                      <v:imagedata r:id="rId12" o:title=""/>
+                      <o:lock v:ext="edit" rotation="t"/>
+                    </v:shape>
+                  </w:pict>
+                </mc:Fallback>
+              </mc:AlternateContent>
+            </w:r>
+            <w:r/>
+          </w:p>
+          <w:p>
+            <w:pPr>
+              <w:spacing/>
+              <w:ind/>
+              <w:rPr/>
+            </w:pPr>
+            <w:r>
+              <mc:AlternateContent>
+                <mc:Choice Requires="wpg">
+                  <w:drawing>
+                    <wp:inline xmlns:wp="http://schemas.openxmlformats.org/drawingml/2006/wordprocessingDrawing" distT="0" distB="0" distL="0" distR="0">
+                      <wp:extent cx="3780000" cy="4348235"/>
+                      <wp:effectExtent l="0" t="0" r="0" b="0"/>
+                      <wp:docPr id="4" name="Picture 2"/>
+                      <wp:cNvGraphicFramePr>
+                        <a:graphicFrameLocks xmlns:a="http://schemas.openxmlformats.org/drawingml/2006/main" noChangeAspect="1"/>
+                      </wp:cNvGraphicFramePr>
+                      <a:graphic xmlns:a="http://schemas.openxmlformats.org/drawingml/2006/main">
+                        <a:graphicData uri="http://schemas.openxmlformats.org/drawingml/2006/picture">
+                          <pic:pic xmlns:pic="http://schemas.openxmlformats.org/drawingml/2006/picture">
+                            <pic:nvPicPr>
+                              <pic:cNvPr id="0" name="v2.png"/>
+                              <pic:cNvPicPr>
+                                <a:picLocks noChangeAspect="1"/>
+                              </pic:cNvPicPr>
+                              <pic:nvPr/>
+                            </pic:nvPicPr>
+                            <pic:blipFill rotWithShape="1">
+                              <a:blip r:embed="rId13"/>
+                              <a:stretch/>
+                            </pic:blipFill>
+                            <pic:spPr bwMode="auto">
+                              <a:xfrm>
+                                <a:off x="0" y="0"/>
+                                <a:ext cx="3780000" cy="4348235"/>
+                              </a:xfrm>
+                              <a:prstGeom prst="rect">
+                                <a:avLst/>
+                              </a:prstGeom>
+                            </pic:spPr>
+                          </pic:pic>
+                        </a:graphicData>
+                      </a:graphic>
+                    </wp:inline>
+                  </w:drawing>
+                </mc:Choice>
+                <mc:Fallback>
+                  <w:pict>
+                    <v:shapetype id="_x0000_t75" coordsize="21600,21600" o:spt="75" o:preferrelative="t" path="m@4@5l@4@11@9@11@9@5xe" filled="f" stroked="f">
+                      <v:stroke joinstyle="miter"/>
+                      <v:formulas>
+                        <v:f eqn="if lineDrawn pixelLineWidth 0"/>
+                        <v:f eqn="sum @0 1 0"/>
+                        <v:f eqn="sum 0 0 @1"/>
+                        <v:f eqn="prod @2 1 2"/>
+                        <v:f eqn="prod @3 21600 pixelWidth"/>
+                        <v:f eqn="prod @3 21600 pixelHeight"/>
+                        <v:f eqn="sum @0 0 1"/>
+                        <v:f eqn="prod @6 1 2"/>
+                        <v:f eqn="prod @7 21600 pixelWidth"/>
+                        <v:f eqn="sum @8 21600 0"/>
+                        <v:f eqn="prod @7 21600 pixelHeight"/>
+                        <v:f eqn="sum @10 21600 0"/>
+                      </v:formulas>
+                      <v:path o:extrusionok="f" gradientshapeok="t" o:connecttype="rect"/>
+                      <o:lock v:ext="edit" aspectratio="t"/>
+                    </v:shapetype>
+                    <v:shape id="_x0000_i3" o:spid="_x0000_s3" type="#_x0000_t75" style="width:297.64pt;height:342.38pt;mso-wrap-distance-left:0.00pt;mso-wrap-distance-top:0.00pt;mso-wrap-distance-right:0.00pt;mso-wrap-distance-bottom:0.00pt;z-index:1;" stroked="false">
+                      <v:imagedata r:id="rId13" o:title=""/>
+                      <o:lock v:ext="edit" rotation="t"/>
+                    </v:shape>
+                  </w:pict>
+                </mc:Fallback>
+              </mc:AlternateContent>
+            </w:r>
+            <w:r/>
+          </w:p>
+          <w:p>
+            <w:pPr>
+              <w:spacing/>
+              <w:ind/>
+              <w:rPr>
+                <w:highlight w:val="none"/>
+              </w:rPr>
+            </w:pPr>
+            <w:r>
+              <mc:AlternateContent>
+                <mc:Choice Requires="wpg">
+                  <w:drawing>
+                    <wp:inline xmlns:wp="http://schemas.openxmlformats.org/drawingml/2006/wordprocessingDrawing" distT="0" distB="0" distL="0" distR="0">
+                      <wp:extent cx="3780000" cy="2347059"/>
+                      <wp:effectExtent l="0" t="0" r="0" b="0"/>
+                      <wp:docPr id="5" name="Picture 3"/>
+                      <wp:cNvGraphicFramePr>
+                        <a:graphicFrameLocks xmlns:a="http://schemas.openxmlformats.org/drawingml/2006/main" noChangeAspect="1"/>
+                      </wp:cNvGraphicFramePr>
+                      <a:graphic xmlns:a="http://schemas.openxmlformats.org/drawingml/2006/main">
+                        <a:graphicData uri="http://schemas.openxmlformats.org/drawingml/2006/picture">
+                          <pic:pic xmlns:pic="http://schemas.openxmlformats.org/drawingml/2006/picture">
+                            <pic:nvPicPr>
+                              <pic:cNvPr id="0" name="v3.png"/>
+                              <pic:cNvPicPr>
+                                <a:picLocks noChangeAspect="1"/>
+                              </pic:cNvPicPr>
+                              <pic:nvPr/>
+                            </pic:nvPicPr>
+                            <pic:blipFill rotWithShape="1">
+                              <a:blip r:embed="rId14"/>
+                              <a:stretch/>
+                            </pic:blipFill>
+                            <pic:spPr bwMode="auto">
+                              <a:xfrm>
+                                <a:off x="0" y="0"/>
+                                <a:ext cx="3780000" cy="2347059"/>
+                              </a:xfrm>
+                              <a:prstGeom prst="rect">
+                                <a:avLst/>
+                              </a:prstGeom>
+                            </pic:spPr>
+                          </pic:pic>
+                        </a:graphicData>
+                      </a:graphic>
+                    </wp:inline>
+                  </w:drawing>
+                </mc:Choice>
+                <mc:Fallback>
+                  <w:pict>
+                    <v:shapetype id="_x0000_t75" coordsize="21600,21600" o:spt="75" o:preferrelative="t" path="m@4@5l@4@11@9@11@9@5xe" filled="f" stroked="f">
+                      <v:stroke joinstyle="miter"/>
+                      <v:formulas>
+                        <v:f eqn="if lineDrawn pixelLineWidth 0"/>
+                        <v:f eqn="sum @0 1 0"/>
+                        <v:f eqn="sum 0 0 @1"/>
+                        <v:f eqn="prod @2 1 2"/>
+                        <v:f eqn="prod @3 21600 pixelWidth"/>
+                        <v:f eqn="prod @3 21600 pixelHeight"/>
+                        <v:f eqn="sum @0 0 1"/>
+                        <v:f eqn="prod @6 1 2"/>
+                        <v:f eqn="prod @7 21600 pixelWidth"/>
+                        <v:f eqn="sum @8 21600 0"/>
+                        <v:f eqn="prod @7 21600 pixelHeight"/>
+                        <v:f eqn="sum @10 21600 0"/>
+                      </v:formulas>
+                      <v:path o:extrusionok="f" gradientshapeok="t" o:connecttype="rect"/>
+                      <o:lock v:ext="edit" aspectratio="t"/>
+                    </v:shapetype>
+                    <v:shape id="_x0000_i4" o:spid="_x0000_s4" type="#_x0000_t75" style="width:297.64pt;height:184.81pt;mso-wrap-distance-left:0.00pt;mso-wrap-distance-top:0.00pt;mso-wrap-distance-right:0.00pt;mso-wrap-distance-bottom:0.00pt;z-index:1;" stroked="false">
+                      <v:imagedata r:id="rId14" o:title=""/>
+                      <o:lock v:ext="edit" rotation="t"/>
+                    </v:shape>
+                  </w:pict>
+                </mc:Fallback>
+              </mc:AlternateContent>
+            </w:r>
+            <w:r/>
+          </w:p>
+          <w:p>
+            <w:pPr>
+              <w:spacing/>
+              <w:ind/>
+              <w:rPr/>
+            </w:pPr>
+            <w:r/>
+            <w:r/>
+            <w:r/>
+          </w:p>
+          <w:p>
+            <w:pPr>
+              <w:spacing/>
+              <w:ind/>
+              <w:jc w:val="center"/>
+              <w:rPr>
+                <w:highlight w:val="none"/>
+              </w:rPr>
+            </w:pPr>
+            <w:r>
+              <w:rPr>
+                <w:highlight w:val="none"/>
+              </w:rPr>
+            </w:r>
+            <w:r>
+              <w:rPr>
+                <w:highlight w:val="none"/>
+              </w:rPr>
+            </w:r>
+            <w:r>
+              <w:rPr>
+                <w:highlight w:val="none"/>
+              </w:rPr>
+            </w:r>
+          </w:p>
+          <w:p>
+            <w:pPr>
+              <w:spacing/>
+              <w:ind/>
+              <w:jc w:val="center"/>
+              <w:rPr>
+                <w:highlight w:val="none"/>
+              </w:rPr>
+            </w:pPr>
+            <w:r>
+              <w:rPr>
+                <w:highlight w:val="none"/>
+              </w:rPr>
+            </w:r>
+            <w:r>
+              <w:rPr>
+                <w:highlight w:val="none"/>
+              </w:rPr>
+            </w:r>
+            <w:r>
+              <w:rPr>
+                <w:highlight w:val="none"/>
+              </w:rPr>
+            </w:r>
+          </w:p>
+          <w:p>
+            <w:pPr>
+              <w:spacing/>
+              <w:ind/>
+              <w:jc w:val="center"/>
+              <w:rPr>
+                <w:highlight w:val="none"/>
+              </w:rPr>
+            </w:pPr>
+            <w:r>
+              <w:rPr>
+                <w:highlight w:val="none"/>
+              </w:rPr>
+            </w:r>
+            <w:r/>
+            <w:r/>
+          </w:p>
+          <w:p>
+            <w:pPr>
+              <w:spacing/>
+              <w:ind/>
+              <w:jc w:val="center"/>
+              <w:rPr/>
+            </w:pPr>
+            <w:r/>
+            <w:r/>
+            <w:r/>
+          </w:p>
+          <w:p>
+            <w:pPr>
+              <w:spacing/>
+              <w:ind/>
+              <w:jc w:val="center"/>
+              <w:rPr>
+                <w:highlight w:val="none"/>
+              </w:rPr>
+            </w:pPr>
+            <w:r>
+              <w:rPr>
+                <w:highlight w:val="none"/>
+              </w:rPr>
+            </w:r>
+            <w:r/>
+            <w:r/>
+          </w:p>
+          <w:p>
+            <w:pPr>
+              <w:spacing/>
+              <w:ind/>
+              <w:jc w:val="left"/>
+              <w:rPr/>
+            </w:pPr>
+            <w:r>
+              <w:rPr>
+                <w:highlight w:val="none"/>
+              </w:rPr>
+            </w:r>
+            <w:r>
+              <w:rPr>
+                <w:highlight w:val="none"/>
+              </w:rPr>
+            </w:r>
+            <w:r>
+              <w:rPr>
+                <w:highlight w:val="none"/>
               </w:rPr>
             </w:r>
           </w:p>
@@ -2869,7 +3853,6 @@
           </w:tcPr>
           <w:p>
             <w:pPr>
-              <w:pBdr/>
               <w:spacing/>
               <w:ind/>
               <w:jc w:val="center"/>
@@ -2887,7 +3870,15 @@
                 <w:sz w:val="24"/>
                 <w:szCs w:val="24"/>
               </w:rPr>
-              <w:t xml:space="preserve">Diseño 3d</w:t>
+              <w:t xml:space="preserve">Simulación visual</w:t>
+            </w:r>
+            <w:r>
+              <w:rPr>
+                <w:b/>
+                <w:bCs/>
+                <w:sz w:val="24"/>
+                <w:szCs w:val="24"/>
+              </w:rPr>
             </w:r>
             <w:r>
               <w:rPr>
@@ -2907,9 +3898,9 @@
           </w:tcPr>
           <w:p>
             <w:pPr>
-              <w:pBdr/>
               <w:spacing/>
               <w:ind/>
+              <w:jc w:val="center"/>
               <w:rPr>
                 <w:b/>
                 <w:bCs/>
@@ -2918,14 +3909,157 @@
               </w:rPr>
             </w:pPr>
             <w:r>
-              <w:t xml:space="preserve">Capturas de la maqueta digital navegable de las tres pantallas y del prototipo funcional de asistencia corriendo en web y en Android. (pegar imagen)</w:t>
+              <w:rPr>
+                <w:highlight w:val="none"/>
+              </w:rPr>
             </w:r>
             <w:r>
               <w:rPr>
-                <w:b/>
-                <w:bCs/>
+                <w:highlight w:val="none"/>
+              </w:rPr>
+            </w:r>
+            <w:r>
+              <w:rPr>
+                <w:highlight w:val="none"/>
+              </w:rPr>
+            </w:r>
+          </w:p>
+          <w:p>
+            <w:pPr>
+              <w:spacing/>
+              <w:ind/>
+              <w:jc w:val="center"/>
+              <w:rPr>
+                <w:highlight w:val="none"/>
+              </w:rPr>
+            </w:pPr>
+            <w:r>
+              <w:rPr>
                 <w:sz w:val="24"/>
-                <w:szCs w:val="24"/>
+              </w:rPr>
+            </w:r>
+            <w:r>
+              <mc:AlternateContent>
+                <mc:Choice Requires="wpg">
+                  <w:drawing>
+                    <wp:inline xmlns:wp="http://schemas.openxmlformats.org/drawingml/2006/wordprocessingDrawing" distT="0" distB="0" distL="0" distR="0">
+                      <wp:extent cx="3516916" cy="4013625"/>
+                      <wp:effectExtent l="0" t="0" r="0" b="0"/>
+                      <wp:docPr id="6" name=""/>
+                      <wp:cNvGraphicFramePr>
+                        <a:graphicFrameLocks xmlns:a="http://schemas.openxmlformats.org/drawingml/2006/main" noChangeAspect="1"/>
+                      </wp:cNvGraphicFramePr>
+                      <a:graphic xmlns:a="http://schemas.openxmlformats.org/drawingml/2006/main">
+                        <a:graphicData uri="http://schemas.openxmlformats.org/drawingml/2006/picture">
+                          <pic:pic xmlns:pic="http://schemas.openxmlformats.org/drawingml/2006/picture">
+                            <pic:nvPicPr>
+                              <pic:cNvPr id="1480687833" name=""/>
+                              <pic:cNvPicPr>
+                                <a:picLocks noChangeAspect="1"/>
+                              </pic:cNvPicPr>
+                              <pic:nvPr/>
+                            </pic:nvPicPr>
+                            <pic:blipFill rotWithShape="1">
+                              <a:blip r:embed="rId15"/>
+                              <a:stretch/>
+                            </pic:blipFill>
+                            <pic:spPr bwMode="auto">
+                              <a:xfrm rot="0" flipH="0" flipV="0">
+                                <a:off x="0" y="0"/>
+                                <a:ext cx="3516916" cy="4013624"/>
+                              </a:xfrm>
+                              <a:prstGeom prst="rect">
+                                <a:avLst/>
+                              </a:prstGeom>
+                            </pic:spPr>
+                          </pic:pic>
+                        </a:graphicData>
+                      </a:graphic>
+                    </wp:inline>
+                  </w:drawing>
+                </mc:Choice>
+                <mc:Fallback>
+                  <w:pict>
+                    <v:shapetype id="_x0000_t75" coordsize="21600,21600" o:spt="75" o:preferrelative="t" path="m@4@5l@4@11@9@11@9@5xe" filled="f" stroked="f">
+                      <v:stroke joinstyle="miter"/>
+                      <v:formulas>
+                        <v:f eqn="if lineDrawn pixelLineWidth 0"/>
+                        <v:f eqn="sum @0 1 0"/>
+                        <v:f eqn="sum 0 0 @1"/>
+                        <v:f eqn="prod @2 1 2"/>
+                        <v:f eqn="prod @3 21600 pixelWidth"/>
+                        <v:f eqn="prod @3 21600 pixelHeight"/>
+                        <v:f eqn="sum @0 0 1"/>
+                        <v:f eqn="prod @6 1 2"/>
+                        <v:f eqn="prod @7 21600 pixelWidth"/>
+                        <v:f eqn="sum @8 21600 0"/>
+                        <v:f eqn="prod @7 21600 pixelHeight"/>
+                        <v:f eqn="sum @10 21600 0"/>
+                      </v:formulas>
+                      <v:path o:extrusionok="f" gradientshapeok="t" o:connecttype="rect"/>
+                      <o:lock v:ext="edit" aspectratio="t"/>
+                    </v:shapetype>
+                    <v:shape id="_x0000_i5" o:spid="_x0000_s5" type="#_x0000_t75" style="width:276.92pt;height:316.03pt;mso-wrap-distance-left:0.00pt;mso-wrap-distance-top:0.00pt;mso-wrap-distance-right:0.00pt;mso-wrap-distance-bottom:0.00pt;rotation:0;z-index:1;" stroked="false">
+                      <v:imagedata r:id="rId15" o:title=""/>
+                      <o:lock v:ext="edit" rotation="t"/>
+                    </v:shape>
+                  </w:pict>
+                </mc:Fallback>
+              </mc:AlternateContent>
+            </w:r>
+            <w:r>
+              <w:rPr>
+                <w:highlight w:val="none"/>
+              </w:rPr>
+            </w:r>
+          </w:p>
+          <w:p>
+            <w:pPr>
+              <w:spacing/>
+              <w:ind/>
+              <w:jc w:val="left"/>
+              <w:rPr>
+                <w:highlight w:val="none"/>
+              </w:rPr>
+            </w:pPr>
+            <w:r>
+              <w:rPr>
+                <w:highlight w:val="none"/>
+              </w:rPr>
+            </w:r>
+            <w:r>
+              <w:rPr>
+                <w:highlight w:val="none"/>
+              </w:rPr>
+            </w:r>
+            <w:r>
+              <w:rPr>
+                <w:highlight w:val="none"/>
+              </w:rPr>
+            </w:r>
+          </w:p>
+          <w:p>
+            <w:pPr>
+              <w:spacing/>
+              <w:ind/>
+              <w:jc w:val="center"/>
+              <w:rPr>
+                <w:highlight w:val="none"/>
+              </w:rPr>
+            </w:pPr>
+            <w:r>
+              <w:rPr>
+                <w:highlight w:val="none"/>
+              </w:rPr>
+            </w:r>
+            <w:r>
+              <w:rPr>
+                <w:highlight w:val="none"/>
+              </w:rPr>
+            </w:r>
+            <w:r>
+              <w:rPr>
+                <w:highlight w:val="none"/>
               </w:rPr>
             </w:r>
           </w:p>
@@ -2944,7 +4078,6 @@
           </w:tcPr>
           <w:p>
             <w:pPr>
-              <w:pBdr/>
               <w:spacing/>
               <w:ind/>
               <w:jc w:val="center"/>
@@ -2962,7 +4095,15 @@
                 <w:sz w:val="24"/>
                 <w:szCs w:val="24"/>
               </w:rPr>
-              <w:t xml:space="preserve">Técnica libre</w:t>
+              <w:t xml:space="preserve">Prototipo web</w:t>
+            </w:r>
+            <w:r>
+              <w:rPr>
+                <w:b/>
+                <w:bCs/>
+                <w:sz w:val="24"/>
+                <w:szCs w:val="24"/>
+              </w:rPr>
             </w:r>
             <w:r>
               <w:rPr>
@@ -2982,7 +4123,6 @@
           </w:tcPr>
           <w:p>
             <w:pPr>
-              <w:pBdr/>
               <w:spacing/>
               <w:ind/>
               <w:rPr>
@@ -2993,14 +4133,207 @@
               </w:rPr>
             </w:pPr>
             <w:r>
-              <w:t xml:space="preserve">Registro del ensayo Mago de Oz: paquete preparado manualmente, cronómetro de la revisión y anotación de qué modificó la docente. (pegar imagen)</w:t>
+              <w:rPr>
+                <w:highlight w:val="none"/>
+              </w:rPr>
             </w:r>
             <w:r>
               <w:rPr>
-                <w:b/>
-                <w:bCs/>
+                <w:highlight w:val="none"/>
+              </w:rPr>
+            </w:r>
+            <w:r>
+              <w:rPr>
+                <w:highlight w:val="none"/>
+              </w:rPr>
+            </w:r>
+          </w:p>
+          <w:p>
+            <w:pPr>
+              <w:spacing/>
+              <w:ind/>
+              <w:jc w:val="center"/>
+              <w:rPr>
+                <w:highlight w:val="none"/>
+              </w:rPr>
+            </w:pPr>
+            <w:r>
+              <w:rPr>
                 <w:sz w:val="24"/>
-                <w:szCs w:val="24"/>
+              </w:rPr>
+            </w:r>
+            <w:r>
+              <mc:AlternateContent>
+                <mc:Choice Requires="wpg">
+                  <w:drawing>
+                    <wp:inline xmlns:wp="http://schemas.openxmlformats.org/drawingml/2006/wordprocessingDrawing" distT="0" distB="0" distL="0" distR="0">
+                      <wp:extent cx="5612130" cy="3481274"/>
+                      <wp:effectExtent l="0" t="0" r="0" b="0"/>
+                      <wp:docPr id="7" name=""/>
+                      <wp:cNvGraphicFramePr>
+                        <a:graphicFrameLocks xmlns:a="http://schemas.openxmlformats.org/drawingml/2006/main" noChangeAspect="1"/>
+                      </wp:cNvGraphicFramePr>
+                      <a:graphic xmlns:a="http://schemas.openxmlformats.org/drawingml/2006/main">
+                        <a:graphicData uri="http://schemas.openxmlformats.org/drawingml/2006/picture">
+                          <pic:pic xmlns:pic="http://schemas.openxmlformats.org/drawingml/2006/picture">
+                            <pic:nvPicPr>
+                              <pic:cNvPr id="1315286477" name=""/>
+                              <pic:cNvPicPr>
+                                <a:picLocks noChangeAspect="1"/>
+                              </pic:cNvPicPr>
+                              <pic:nvPr/>
+                            </pic:nvPicPr>
+                            <pic:blipFill rotWithShape="1">
+                              <a:blip r:embed="rId16"/>
+                              <a:stretch/>
+                            </pic:blipFill>
+                            <pic:spPr bwMode="auto">
+                              <a:xfrm>
+                                <a:off x="0" y="0"/>
+                                <a:ext cx="5612129" cy="3481274"/>
+                              </a:xfrm>
+                              <a:prstGeom prst="rect">
+                                <a:avLst/>
+                              </a:prstGeom>
+                            </pic:spPr>
+                          </pic:pic>
+                        </a:graphicData>
+                      </a:graphic>
+                    </wp:inline>
+                  </w:drawing>
+                </mc:Choice>
+                <mc:Fallback>
+                  <w:pict>
+                    <v:shapetype id="_x0000_t75" coordsize="21600,21600" o:spt="75" o:preferrelative="t" path="m@4@5l@4@11@9@11@9@5xe" filled="f" stroked="f">
+                      <v:stroke joinstyle="miter"/>
+                      <v:formulas>
+                        <v:f eqn="if lineDrawn pixelLineWidth 0"/>
+                        <v:f eqn="sum @0 1 0"/>
+                        <v:f eqn="sum 0 0 @1"/>
+                        <v:f eqn="prod @2 1 2"/>
+                        <v:f eqn="prod @3 21600 pixelWidth"/>
+                        <v:f eqn="prod @3 21600 pixelHeight"/>
+                        <v:f eqn="sum @0 0 1"/>
+                        <v:f eqn="prod @6 1 2"/>
+                        <v:f eqn="prod @7 21600 pixelWidth"/>
+                        <v:f eqn="sum @8 21600 0"/>
+                        <v:f eqn="prod @7 21600 pixelHeight"/>
+                        <v:f eqn="sum @10 21600 0"/>
+                      </v:formulas>
+                      <v:path o:extrusionok="f" gradientshapeok="t" o:connecttype="rect"/>
+                      <o:lock v:ext="edit" aspectratio="t"/>
+                    </v:shapetype>
+                    <v:shape id="_x0000_i6" o:spid="_x0000_s6" type="#_x0000_t75" style="width:441.90pt;height:274.12pt;mso-wrap-distance-left:0.00pt;mso-wrap-distance-top:0.00pt;mso-wrap-distance-right:0.00pt;mso-wrap-distance-bottom:0.00pt;z-index:1;" stroked="false">
+                      <v:imagedata r:id="rId16" o:title=""/>
+                      <o:lock v:ext="edit" rotation="t"/>
+                    </v:shape>
+                  </w:pict>
+                </mc:Fallback>
+              </mc:AlternateContent>
+            </w:r>
+            <w:r>
+              <w:rPr>
+                <w:highlight w:val="none"/>
+              </w:rPr>
+            </w:r>
+          </w:p>
+          <w:p>
+            <w:pPr>
+              <w:spacing/>
+              <w:ind/>
+              <w:jc w:val="center"/>
+              <w:rPr>
+                <w:highlight w:val="none"/>
+              </w:rPr>
+            </w:pPr>
+            <w:r>
+              <w:rPr>
+                <w:highlight w:val="none"/>
+              </w:rPr>
+            </w:r>
+            <w:r>
+              <mc:AlternateContent>
+                <mc:Choice Requires="wpg">
+                  <w:drawing>
+                    <wp:inline xmlns:wp="http://schemas.openxmlformats.org/drawingml/2006/wordprocessingDrawing" distT="0" distB="0" distL="0" distR="0">
+                      <wp:extent cx="3600926" cy="2564426"/>
+                      <wp:effectExtent l="0" t="0" r="0" b="0"/>
+                      <wp:docPr id="8" name=""/>
+                      <wp:cNvGraphicFramePr>
+                        <a:graphicFrameLocks xmlns:a="http://schemas.openxmlformats.org/drawingml/2006/main" noChangeAspect="1"/>
+                      </wp:cNvGraphicFramePr>
+                      <a:graphic xmlns:a="http://schemas.openxmlformats.org/drawingml/2006/main">
+                        <a:graphicData uri="http://schemas.openxmlformats.org/drawingml/2006/picture">
+                          <pic:pic xmlns:pic="http://schemas.openxmlformats.org/drawingml/2006/picture">
+                            <pic:nvPicPr>
+                              <pic:cNvPr id="28562412" name=""/>
+                              <pic:cNvPicPr>
+                                <a:picLocks noChangeAspect="1"/>
+                              </pic:cNvPicPr>
+                              <pic:nvPr/>
+                            </pic:nvPicPr>
+                            <pic:blipFill rotWithShape="1">
+                              <a:blip r:embed="rId17"/>
+                              <a:stretch/>
+                            </pic:blipFill>
+                            <pic:spPr bwMode="auto">
+                              <a:xfrm rot="0" flipH="0" flipV="0">
+                                <a:off x="0" y="0"/>
+                                <a:ext cx="3600925" cy="2564424"/>
+                              </a:xfrm>
+                              <a:prstGeom prst="rect">
+                                <a:avLst/>
+                              </a:prstGeom>
+                            </pic:spPr>
+                          </pic:pic>
+                        </a:graphicData>
+                      </a:graphic>
+                    </wp:inline>
+                  </w:drawing>
+                </mc:Choice>
+                <mc:Fallback>
+                  <w:pict>
+                    <v:shapetype id="_x0000_t75" coordsize="21600,21600" o:spt="75" o:preferrelative="t" path="m@4@5l@4@11@9@11@9@5xe" filled="f" stroked="f">
+                      <v:stroke joinstyle="miter"/>
+                      <v:formulas>
+                        <v:f eqn="if lineDrawn pixelLineWidth 0"/>
+                        <v:f eqn="sum @0 1 0"/>
+                        <v:f eqn="sum 0 0 @1"/>
+                        <v:f eqn="prod @2 1 2"/>
+                        <v:f eqn="prod @3 21600 pixelWidth"/>
+                        <v:f eqn="prod @3 21600 pixelHeight"/>
+                        <v:f eqn="sum @0 0 1"/>
+                        <v:f eqn="prod @6 1 2"/>
+                        <v:f eqn="prod @7 21600 pixelWidth"/>
+                        <v:f eqn="sum @8 21600 0"/>
+                        <v:f eqn="prod @7 21600 pixelHeight"/>
+                        <v:f eqn="sum @10 21600 0"/>
+                      </v:formulas>
+                      <v:path o:extrusionok="f" gradientshapeok="t" o:connecttype="rect"/>
+                      <o:lock v:ext="edit" aspectratio="t"/>
+                    </v:shapetype>
+                    <v:shape id="_x0000_i7" o:spid="_x0000_s7" type="#_x0000_t75" style="width:283.54pt;height:201.92pt;mso-wrap-distance-left:0.00pt;mso-wrap-distance-top:0.00pt;mso-wrap-distance-right:0.00pt;mso-wrap-distance-bottom:0.00pt;rotation:0;z-index:1;" stroked="false">
+                      <v:imagedata r:id="rId17" o:title=""/>
+                      <o:lock v:ext="edit" rotation="t"/>
+                    </v:shape>
+                  </w:pict>
+                </mc:Fallback>
+              </mc:AlternateContent>
+            </w:r>
+            <w:r/>
+            <w:r>
+              <w:rPr>
+                <w:highlight w:val="none"/>
+              </w:rPr>
+            </w:r>
+            <w:r>
+              <w:rPr>
+                <w:highlight w:val="none"/>
+              </w:rPr>
+            </w:r>
+            <w:r>
+              <w:rPr>
+                <w:highlight w:val="none"/>
               </w:rPr>
             </w:r>
           </w:p>
@@ -3009,7 +4342,6 @@
     </w:tbl>
     <w:p>
       <w:pPr>
-        <w:pBdr/>
         <w:spacing/>
         <w:ind/>
         <w:rPr>
@@ -3019,6 +4351,14 @@
           <w:szCs w:val="24"/>
         </w:rPr>
       </w:pPr>
+      <w:r>
+        <w:rPr>
+          <w:b/>
+          <w:bCs/>
+          <w:sz w:val="24"/>
+          <w:szCs w:val="24"/>
+        </w:rPr>
+      </w:r>
       <w:r>
         <w:rPr>
           <w:b/>
@@ -3038,12 +4378,11 @@
     </w:p>
     <w:p>
       <w:pPr>
-        <w:pStyle w:val="776"/>
+        <w:pStyle w:val="959"/>
         <w:numPr>
           <w:ilvl w:val="0"/>
           <w:numId w:val="2"/>
         </w:numPr>
-        <w:pBdr/>
         <w:spacing/>
         <w:ind w:hanging="426" w:left="426"/>
         <w:rPr>
@@ -3062,27 +4401,6 @@
         </w:rPr>
         <w:t xml:space="preserve">CONCLUSIONES </w:t>
       </w:r>
-      <w:r>
-        <w:rPr>
-          <w:b/>
-          <w:bCs/>
-          <w:sz w:val="24"/>
-          <w:szCs w:val="24"/>
-        </w:rPr>
-      </w:r>
-    </w:p>
-    <w:p>
-      <w:pPr>
-        <w:pBdr/>
-        <w:spacing/>
-        <w:ind/>
-        <w:rPr>
-          <w:b/>
-          <w:bCs/>
-          <w:sz w:val="24"/>
-          <w:szCs w:val="24"/>
-        </w:rPr>
-      </w:pPr>
       <w:r>
         <w:rPr>
           <w:b/>
@@ -3102,7 +4420,6 @@
     </w:p>
     <w:p>
       <w:pPr>
-        <w:pBdr/>
         <w:spacing/>
         <w:ind/>
         <w:rPr>
@@ -3112,24 +4429,6 @@
           <w:szCs w:val="24"/>
         </w:rPr>
       </w:pPr>
-      <w:r>
-        <w:rPr>
-          <w:b/>
-          <w:bCs/>
-          <w:sz w:val="24"/>
-          <w:szCs w:val="24"/>
-        </w:rPr>
-        <w:t xml:space="preserve">El prototipo de más baja fidelidad fue el que más información dio por unidad de esfuerzo. El bosquejo en papel revel</w:t>
-      </w:r>
-      <w:r>
-        <w:rPr>
-          <w:b/>
-          <w:bCs/>
-          <w:sz w:val="24"/>
-          <w:szCs w:val="24"/>
-        </w:rPr>
-        <w:t xml:space="preserve">ó que el presupuesto de 20 minutos deja unos 3 minutos por artefacto y que, por lo tanto, la pantalla de revisión no puede ser un editor de texto. Ese hallazgo redefinió la interacción central del producto y habría costado semanas descubrirlo construyendo.</w:t>
-      </w:r>
       <w:r>
         <w:rPr>
           <w:b/>
@@ -3138,97 +4437,6 @@
           <w:szCs w:val="24"/>
         </w:rPr>
       </w:r>
-    </w:p>
-    <w:p>
-      <w:pPr>
-        <w:pBdr/>
-        <w:spacing/>
-        <w:ind/>
-        <w:rPr>
-          <w:b/>
-          <w:bCs/>
-          <w:sz w:val="24"/>
-          <w:szCs w:val="24"/>
-        </w:rPr>
-      </w:pPr>
-      <w:r>
-        <w:rPr>
-          <w:b/>
-          <w:bCs/>
-          <w:sz w:val="24"/>
-          <w:szCs w:val="24"/>
-        </w:rPr>
-        <w:t xml:space="preserve">Elegir la técnica con criterio importó más que la técnica en sí. Descartamos el modelado 3D porque nuestr</w:t>
-      </w:r>
-      <w:r>
-        <w:rPr>
-          <w:b/>
-          <w:bCs/>
-          <w:sz w:val="24"/>
-          <w:szCs w:val="24"/>
-        </w:rPr>
-        <w:t xml:space="preserve">a propuesta no tiene pieza física, y elegimos Mago de Oz porque permite probar la hipótesis central —que recibir el material hecho reduce el tiempo— sin construir el generador. Declarar qué técnica no aplica, y por qué, es parte del trabajo de prototipado.</w:t>
-      </w:r>
-      <w:r>
-        <w:rPr>
-          <w:b/>
-          <w:bCs/>
-          <w:sz w:val="24"/>
-          <w:szCs w:val="24"/>
-        </w:rPr>
-      </w:r>
-    </w:p>
-    <w:p>
-      <w:pPr>
-        <w:pBdr/>
-        <w:spacing/>
-        <w:ind/>
-        <w:rPr>
-          <w:b/>
-          <w:bCs/>
-          <w:sz w:val="24"/>
-          <w:szCs w:val="24"/>
-        </w:rPr>
-      </w:pPr>
-      <w:r>
-        <w:rPr>
-          <w:b/>
-          <w:bCs/>
-          <w:sz w:val="24"/>
-          <w:szCs w:val="24"/>
-        </w:rPr>
-        <w:t xml:space="preserve">El prototipado nos ubicó con honestidad en la </w:t>
-      </w:r>
-      <w:r>
-        <w:rPr>
-          <w:b/>
-          <w:bCs/>
-          <w:sz w:val="24"/>
-          <w:szCs w:val="24"/>
-        </w:rPr>
-        <w:t xml:space="preserve">escala del curso: estamos en PTO, prototipado, y solo el módulo de asistencia alcanza características de Producto Mínimo Viable. Reconocerlo evita presentar como producto lo que todavía es una versión preliminar, y define qué falta para la siguiente etapa.</w:t>
-      </w:r>
-      <w:r>
-        <w:rPr>
-          <w:b/>
-          <w:bCs/>
-          <w:sz w:val="24"/>
-          <w:szCs w:val="24"/>
-        </w:rPr>
-      </w:r>
-    </w:p>
-    <w:p>
-      <w:pPr>
-        <w:pBdr/>
-        <w:spacing/>
-        <w:ind/>
-        <w:rPr>
-          <w:b/>
-          <w:bCs/>
-          <w:sz w:val="24"/>
-          <w:szCs w:val="24"/>
-        </w:rPr>
-      </w:pPr>
       <w:r>
         <w:rPr>
           <w:b/>
@@ -3248,7 +4456,6 @@
     </w:p>
     <w:p>
       <w:pPr>
-        <w:pBdr/>
         <w:spacing/>
         <w:ind/>
         <w:rPr>
@@ -3258,6 +4465,24 @@
           <w:szCs w:val="24"/>
         </w:rPr>
       </w:pPr>
+      <w:r>
+        <w:rPr>
+          <w:b/>
+          <w:bCs/>
+          <w:sz w:val="24"/>
+          <w:szCs w:val="24"/>
+        </w:rPr>
+        <w:t xml:space="preserve">Hacer el bosquejo en digital nos dejó equivocarnos rápido. La primera versi</w:t>
+      </w:r>
+      <w:r>
+        <w:rPr>
+          <w:b/>
+          <w:bCs/>
+          <w:sz w:val="24"/>
+          <w:szCs w:val="24"/>
+        </w:rPr>
+        <w:t xml:space="preserve">ón tenía un botón para aprobar todo de una vez y nos parecía la mejor idea del proyecto; en la segunda lo quitamos porque invitaba a aprobar sin leer. Si lo hubiéramos descubierto con el sistema ya programado, habría que rehacer la pantalla más importante.</w:t>
+      </w:r>
       <w:r>
         <w:rPr>
           <w:b/>
@@ -3277,7 +4502,170 @@
     </w:p>
     <w:p>
       <w:pPr>
-        <w:pBdr/>
+        <w:spacing/>
+        <w:ind/>
+        <w:rPr>
+          <w:b/>
+          <w:bCs/>
+          <w:sz w:val="24"/>
+          <w:szCs w:val="24"/>
+        </w:rPr>
+      </w:pPr>
+      <w:r>
+        <w:rPr>
+          <w:b/>
+          <w:bCs/>
+          <w:sz w:val="24"/>
+          <w:szCs w:val="24"/>
+        </w:rPr>
+        <w:t xml:space="preserve">Cada nivel de prototipo respondió una pregunta distinta. El bosquejo sirvió pa</w:t>
+      </w:r>
+      <w:r>
+        <w:rPr>
+          <w:b/>
+          <w:bCs/>
+          <w:sz w:val="24"/>
+          <w:szCs w:val="24"/>
+        </w:rPr>
+        <w:t xml:space="preserve">ra decidir qué pantallas hacen falta; la simulación visual, para ver cómo se ven y cómo se pasa de una a otra; y el prototipo web, para comprobar que lo difícil sí se puede construir: un borrador que llega sin aprobar y que guarda lo que la docente cambió.</w:t>
+      </w:r>
+      <w:r>
+        <w:rPr>
+          <w:b/>
+          <w:bCs/>
+          <w:sz w:val="24"/>
+          <w:szCs w:val="24"/>
+        </w:rPr>
+      </w:r>
+      <w:r>
+        <w:rPr>
+          <w:b/>
+          <w:bCs/>
+          <w:sz w:val="24"/>
+          <w:szCs w:val="24"/>
+        </w:rPr>
+      </w:r>
+    </w:p>
+    <w:p>
+      <w:pPr>
+        <w:spacing/>
+        <w:ind/>
+        <w:rPr>
+          <w:b/>
+          <w:bCs/>
+          <w:sz w:val="24"/>
+          <w:szCs w:val="24"/>
+        </w:rPr>
+      </w:pPr>
+      <w:r>
+        <w:rPr>
+          <w:b/>
+          <w:bCs/>
+          <w:sz w:val="24"/>
+          <w:szCs w:val="24"/>
+        </w:rPr>
+        <w:t xml:space="preserve">Todavía no sabemos lo más importante: si revisar el borrad</w:t>
+      </w:r>
+      <w:r>
+        <w:rPr>
+          <w:b/>
+          <w:bCs/>
+          <w:sz w:val="24"/>
+          <w:szCs w:val="24"/>
+        </w:rPr>
+        <w:t xml:space="preserve">or le toma a la docente menos tiempo que hacerlo ella. Ninguno de los tres prototipos lo responde por sí solo. Hay que sentarse con docentes, darles un borrador real y cronometrarlas. Antes de eso toca corregir los errores que encontramos en la simulación.</w:t>
+      </w:r>
+      <w:r>
+        <w:rPr>
+          <w:b/>
+          <w:bCs/>
+          <w:sz w:val="24"/>
+          <w:szCs w:val="24"/>
+        </w:rPr>
+      </w:r>
+      <w:r>
+        <w:rPr>
+          <w:b/>
+          <w:bCs/>
+          <w:sz w:val="24"/>
+          <w:szCs w:val="24"/>
+        </w:rPr>
+      </w:r>
+    </w:p>
+    <w:p>
+      <w:pPr>
+        <w:spacing/>
+        <w:ind/>
+        <w:rPr>
+          <w:b/>
+          <w:bCs/>
+          <w:sz w:val="24"/>
+          <w:szCs w:val="24"/>
+        </w:rPr>
+      </w:pPr>
+      <w:r>
+        <w:rPr>
+          <w:b/>
+          <w:bCs/>
+          <w:sz w:val="24"/>
+          <w:szCs w:val="24"/>
+        </w:rPr>
+      </w:r>
+      <w:r>
+        <w:rPr>
+          <w:b/>
+          <w:bCs/>
+          <w:sz w:val="24"/>
+          <w:szCs w:val="24"/>
+        </w:rPr>
+      </w:r>
+      <w:r>
+        <w:rPr>
+          <w:b/>
+          <w:bCs/>
+          <w:sz w:val="24"/>
+          <w:szCs w:val="24"/>
+        </w:rPr>
+      </w:r>
+    </w:p>
+    <w:p>
+      <w:pPr>
+        <w:spacing/>
+        <w:ind/>
+        <w:rPr>
+          <w:b/>
+          <w:bCs/>
+          <w:sz w:val="24"/>
+          <w:szCs w:val="24"/>
+        </w:rPr>
+      </w:pPr>
+      <w:r>
+        <w:rPr>
+          <w:b/>
+          <w:bCs/>
+          <w:sz w:val="24"/>
+          <w:szCs w:val="24"/>
+        </w:rPr>
+      </w:r>
+      <w:r>
+        <w:rPr>
+          <w:b/>
+          <w:bCs/>
+          <w:sz w:val="24"/>
+          <w:szCs w:val="24"/>
+        </w:rPr>
+      </w:r>
+      <w:r>
+        <w:rPr>
+          <w:b/>
+          <w:bCs/>
+          <w:sz w:val="24"/>
+          <w:szCs w:val="24"/>
+        </w:rPr>
+      </w:r>
+    </w:p>
+    <w:p>
+      <w:pPr>
         <w:spacing/>
         <w:ind/>
         <w:rPr>
@@ -3304,10 +4692,17 @@
           <w:szCs w:val="24"/>
         </w:rPr>
       </w:r>
+      <w:r>
+        <w:rPr>
+          <w:b/>
+          <w:bCs/>
+          <w:sz w:val="24"/>
+          <w:szCs w:val="24"/>
+        </w:rPr>
+      </w:r>
     </w:p>
     <w:p>
       <w:pPr>
-        <w:pBdr/>
         <w:spacing/>
         <w:ind/>
         <w:rPr>
@@ -3371,10 +4766,16 @@
           <w:szCs w:val="24"/>
         </w:rPr>
       </w:r>
+      <w:r>
+        <w:rPr>
+          <w:bCs/>
+          <w:sz w:val="24"/>
+          <w:szCs w:val="24"/>
+        </w:rPr>
+      </w:r>
     </w:p>
     <w:p>
       <w:pPr>
-        <w:pBdr/>
         <w:spacing/>
         <w:ind/>
         <w:rPr>
@@ -3455,10 +4856,18 @@
           <w:szCs w:val="24"/>
         </w:rPr>
       </w:r>
+      <w:r>
+        <w:rPr>
+          <w:b/>
+          <w:bCs/>
+          <w:sz w:val="24"/>
+          <w:szCs w:val="24"/>
+        </w:rPr>
+      </w:r>
     </w:p>
     <w:tbl>
       <w:tblPr>
-        <w:tblStyle w:val="772"/>
+        <w:tblStyle w:val="955"/>
         <w:tblW w:w="0" w:type="auto"/>
         <w:tblBorders/>
         <w:tblLook w:val="04A0" w:firstRow="1" w:lastRow="0" w:firstColumn="1" w:lastColumn="0" w:noHBand="0" w:noVBand="1"/>
@@ -3480,7 +4889,6 @@
           </w:tcPr>
           <w:p>
             <w:pPr>
-              <w:pBdr/>
               <w:spacing/>
               <w:ind/>
               <w:jc w:val="center"/>
@@ -3508,6 +4916,14 @@
                 <w:szCs w:val="24"/>
               </w:rPr>
             </w:r>
+            <w:r>
+              <w:rPr>
+                <w:b/>
+                <w:bCs/>
+                <w:sz w:val="24"/>
+                <w:szCs w:val="24"/>
+              </w:rPr>
+            </w:r>
           </w:p>
         </w:tc>
         <w:tc>
@@ -3518,7 +4934,6 @@
           </w:tcPr>
           <w:p>
             <w:pPr>
-              <w:pBdr/>
               <w:spacing/>
               <w:ind/>
               <w:rPr>
@@ -3528,6 +4943,14 @@
                 <w:szCs w:val="24"/>
               </w:rPr>
             </w:pPr>
+            <w:r>
+              <w:rPr>
+                <w:b/>
+                <w:bCs/>
+                <w:sz w:val="24"/>
+                <w:szCs w:val="24"/>
+              </w:rPr>
+            </w:r>
             <w:r>
               <w:rPr>
                 <w:b/>
@@ -3558,7 +4981,6 @@
           </w:tcPr>
           <w:p>
             <w:pPr>
-              <w:pBdr/>
               <w:spacing/>
               <w:ind/>
               <w:jc w:val="center"/>
@@ -3572,54 +4994,46 @@
             <w:r>
               <w:rPr>
                 <w:b/>
-                <w:bCs/>
                 <w:sz w:val="24"/>
-                <w:szCs w:val="24"/>
               </w:rPr>
-              <w:t xml:space="preserve">PROMPT PARA LA DIGITALIZACIÓN:</w:t>
-              <w:br/>
-              <w:t xml:space="preserve">“App móvil educativa en español, modo oscuro, 3 pa</w:t>
+              <w:t xml:space="preserve">Pedidos a Claude, en resumen. </w:t>
             </w:r>
             <w:r>
               <w:rPr>
-                <w:b/>
-                <w:bCs/>
                 <w:sz w:val="24"/>
-                <w:szCs w:val="24"/>
               </w:rPr>
-              <w:t xml:space="preserve">ntallas conectadas con prototipo navegable. Paleta exacta: fondo #0E0F12, tarjeta #17191E, texto #F2EFE8, dorado de acción #E3B341, azul de navegación #7AA2FF. Móvil 390×844, botones de 56 px, esquinas de 16 px. P1 Inicio con cuatro módulos. P2 Mis cursos </w:t>
+              <w:t xml:space="preserve">1) Bosquejo de flujos: wireframes en gris de baja fidelidad, flujo móvil para revisar lo de mañana y flujo web para aprobar la unidad una vez al mes, con una nota bajo cada pantalla explicando para qué está.</w:t>
+              <w:br/>
             </w:r>
             <w:r>
               <w:rPr>
-                <w:b/>
-                <w:bCs/>
                 <w:sz w:val="24"/>
-                <w:szCs w:val="24"/>
               </w:rPr>
-              <w:t xml:space="preserve">con contador de sesiones. P3 Detalle del curso con la unidad actual, tres sesiones con estado Aprobada / Por revisar / Pendiente, y botón ‘Generar sesión de aprendizaje’ que muestra carga y agrega una sesión por revisar. Transiciones de 300 ms. No generes </w:t>
+              <w:t xml:space="preserve">2) Versión 2: rediseñar con lo que dice la investigación sobre supervisión humana de sistemas automáticos, y decir de dónde sale cada cambio.</w:t>
+              <w:br/>
             </w:r>
             <w:r>
               <w:rPr>
-                <w:b/>
-                <w:bCs/>
                 <w:sz w:val="24"/>
-                <w:szCs w:val="24"/>
               </w:rPr>
-              <w:t xml:space="preserve">variantes alternativas ni pantallas extra.”</w:t>
+              <w:t xml:space="preserve">3) Versión 3: agregar la configuración inicial y separar lo que exige el CNEB de lo que pide cada colegio.</w:t>
               <w:br/>
-              <w:br/>
-              <w:t xml:space="preserve">PROMPT PARA LA INFOGRAFÍA DEL FACTOR DIFERENCIAL:</w:t>
-              <w:br/>
-              <w:t xml:space="preserve">“Diseña una infografía de una página que compare nuestra propuesta con las herramientas que los docentes ya usan. Columnas: asistente de IA de propósito general,</w:t>
             </w:r>
             <w:r>
               <w:rPr>
-                <w:b/>
-                <w:bCs/>
                 <w:sz w:val="24"/>
-                <w:szCs w:val="24"/>
               </w:rPr>
-              <w:t xml:space="preserve"> sistema de gestión escolar, y nuestra propuesta. Filas: ¿cita la competencia con su fuente?, ¿genera por unidad o por consulta?, ¿el docente redacta o aprueba?, ¿funciona sin conexión?, ¿la evidencia de clase alimenta la evaluación? Sin texto de relleno.”</w:t>
+              <w:t xml:space="preserve">4) Simulación visual: digitalizar la versión 3 con la paleta de la marca, pantallas enlazadas entre sí.</w:t>
+            </w:r>
+            <w:r>
+              <w:br/>
+              <w:br/>
+            </w:r>
+            <w:r>
+              <w:rPr>
+                <w:sz w:val="24"/>
+              </w:rPr>
+              <w:t xml:space="preserve">(pegar aquí el texto exacto de cada prompt, copiado de la conversación)</w:t>
             </w:r>
             <w:r>
               <w:rPr>
@@ -3644,7 +5058,6 @@
           </w:tcPr>
           <w:p>
             <w:pPr>
-              <w:pBdr/>
               <w:spacing/>
               <w:ind/>
               <w:rPr>
@@ -3655,23 +5068,50 @@
               </w:rPr>
             </w:pPr>
             <w:r>
-              <w:t xml:space="preserve">FACTOR DIFE</w:t>
+              <w:rPr>
+                <w:b/>
+                <w:sz w:val="24"/>
+              </w:rPr>
+              <w:t xml:space="preserve">Factor diferencial frente a lo que ya existe. </w:t>
             </w:r>
             <w:r>
-              <w:t xml:space="preserve">RENCIAL FRENTE A LO QUE YA EXISTE EN EL MERCADO (reportado como infografía, según pide la guía):</w:t>
               <w:br/>
-              <w:t xml:space="preserve">• Frente a un asistente de IA de propósito general: la salida CITA competencia, capacidad y desempeño con su fuente oficial, en lugar de producir texto plausib</w:t>
+              <w:br/>
             </w:r>
             <w:r>
-              <w:t xml:space="preserve">le que el docente debe verificar línea por línea.</w:t>
+              <w:rPr>
+                <w:sz w:val="24"/>
+              </w:rPr>
+              <w:t xml:space="preserve">• Frente a un chat de IA: cada sesión cita la competencia, la capacidad y el desempeño de donde sale. Un chat devuelve texto que suena bien y que la docente tiene que verificar línea por línea.</w:t>
               <w:br/>
-              <w:t xml:space="preserve">• Frente a un sistema de gestión escolar: no solo registra, GENERA el material y cierra el ciclo, de modo que la evidencia capturada en clase alimenta la valoración por competencia.</w:t>
-              <w:br/>
-              <w:t xml:space="preserve">• Frente a ambos: la gen</w:t>
             </w:r>
             <w:r>
-              <w:t xml:space="preserve">eración ocurre una vez por unidad y no por consulta, y la revisión es por excepción. Las docentes entrevistadas describen usar hasta cuatro herramientas distintas para producir un solo día de clase; ninguna recorre la cadena completa.</w:t>
+              <w:rPr>
+                <w:sz w:val="24"/>
+              </w:rPr>
+              <w:t xml:space="preserve">• Frente a un sistema de gestión escolar: no solo registra, también prepara el material, y lo que se anota en clase sirve después para evaluar.</w:t>
               <w:br/>
+            </w:r>
+            <w:r>
+              <w:rPr>
+                <w:sz w:val="24"/>
+              </w:rPr>
+              <w:t xml:space="preserve">• Frente a los dos: el borrador nunca</w:t>
+            </w:r>
+            <w:r>
+              <w:rPr>
+                <w:sz w:val="24"/>
+              </w:rPr>
+              <w:t xml:space="preserve"> llega aprobado. La docente lo revisa documento por documento y el sistema guarda qué propuso la IA y qué cambió ella. Las docentes que entrevistamos usan hasta cuatro herramientas distintas para preparar un día de clase, y ninguna cubre el ciclo completo.</w:t>
+            </w:r>
+            <w:r>
+              <w:br/>
+              <w:br/>
+            </w:r>
+            <w:r>
+              <w:rPr>
+                <w:sz w:val="24"/>
+              </w:rPr>
               <w:t xml:space="preserve">(pegar la infografía)</w:t>
             </w:r>
             <w:r>
@@ -3688,7 +5128,6 @@
     </w:tbl>
     <w:p>
       <w:pPr>
-        <w:pBdr/>
         <w:spacing/>
         <w:ind/>
         <w:rPr>
@@ -3698,6 +5137,14 @@
           <w:szCs w:val="24"/>
         </w:rPr>
       </w:pPr>
+      <w:r>
+        <w:rPr>
+          <w:b/>
+          <w:bCs/>
+          <w:sz w:val="24"/>
+          <w:szCs w:val="24"/>
+        </w:rPr>
+      </w:r>
       <w:r>
         <w:rPr>
           <w:b/>
@@ -3717,7 +5164,6 @@
     </w:p>
     <w:p>
       <w:pPr>
-        <w:pBdr/>
         <w:spacing/>
         <w:ind/>
         <w:rPr>
@@ -3744,10 +5190,18 @@
           <w:szCs w:val="24"/>
         </w:rPr>
       </w:r>
+      <w:r>
+        <w:rPr>
+          <w:b/>
+          <w:bCs/>
+          <w:sz w:val="24"/>
+          <w:szCs w:val="24"/>
+        </w:rPr>
+      </w:r>
     </w:p>
     <w:tbl>
       <w:tblPr>
-        <w:tblStyle w:val="772"/>
+        <w:tblStyle w:val="955"/>
         <w:tblW w:w="0" w:type="auto"/>
         <w:tblBorders/>
         <w:tblLook w:val="04A0" w:firstRow="1" w:lastRow="0" w:firstColumn="1" w:lastColumn="0" w:noHBand="0" w:noVBand="1"/>
@@ -3769,7 +5223,6 @@
           </w:tcPr>
           <w:p>
             <w:pPr>
-              <w:pBdr/>
               <w:spacing/>
               <w:ind/>
               <w:jc w:val="center"/>
@@ -3797,6 +5250,14 @@
                 <w:szCs w:val="24"/>
               </w:rPr>
             </w:r>
+            <w:r>
+              <w:rPr>
+                <w:b/>
+                <w:bCs/>
+                <w:sz w:val="24"/>
+                <w:szCs w:val="24"/>
+              </w:rPr>
+            </w:r>
           </w:p>
         </w:tc>
         <w:tc>
@@ -3807,7 +5268,6 @@
           </w:tcPr>
           <w:p>
             <w:pPr>
-              <w:pBdr/>
               <w:spacing/>
               <w:ind/>
               <w:rPr>
@@ -3819,6 +5279,14 @@
             </w:pPr>
             <w:r>
               <w:t xml:space="preserve">(pegar enlaces de la maqueta digital y del repositorio del prototipo)</w:t>
+            </w:r>
+            <w:r>
+              <w:rPr>
+                <w:b/>
+                <w:bCs/>
+                <w:sz w:val="24"/>
+                <w:szCs w:val="24"/>
+              </w:rPr>
             </w:r>
             <w:r>
               <w:rPr>
@@ -3842,7 +5310,6 @@
           </w:tcPr>
           <w:p>
             <w:pPr>
-              <w:pBdr/>
               <w:spacing/>
               <w:ind/>
               <w:jc w:val="center"/>
@@ -3870,6 +5337,14 @@
                 <w:szCs w:val="24"/>
               </w:rPr>
             </w:r>
+            <w:r>
+              <w:rPr>
+                <w:b/>
+                <w:bCs/>
+                <w:sz w:val="24"/>
+                <w:szCs w:val="24"/>
+              </w:rPr>
+            </w:r>
           </w:p>
         </w:tc>
       </w:tr>
@@ -3885,7 +5360,6 @@
           </w:tcPr>
           <w:p>
             <w:pPr>
-              <w:pBdr/>
               <w:spacing/>
               <w:ind/>
               <w:rPr>
@@ -3906,13 +5380,52 @@
                 <w:szCs w:val="24"/>
               </w:rPr>
             </w:r>
+            <w:r>
+              <w:rPr>
+                <w:b/>
+                <w:bCs/>
+                <w:sz w:val="24"/>
+                <w:szCs w:val="24"/>
+              </w:rPr>
+            </w:r>
+          </w:p>
+          <w:p>
+            <w:pPr>
+              <w:tabs>
+                <w:tab w:val="left" w:leader="none" w:pos="6278"/>
+              </w:tabs>
+              <w:spacing/>
+              <w:ind/>
+              <w:rPr>
+                <w:sz w:val="24"/>
+                <w:szCs w:val="24"/>
+              </w:rPr>
+            </w:pPr>
+            <w:r>
+              <w:rPr>
+                <w:sz w:val="24"/>
+                <w:szCs w:val="24"/>
+              </w:rPr>
+            </w:r>
+            <w:r>
+              <w:rPr>
+                <w:sz w:val="24"/>
+                <w:szCs w:val="24"/>
+              </w:rPr>
+              <w:tab/>
+            </w:r>
+            <w:r>
+              <w:rPr>
+                <w:sz w:val="24"/>
+                <w:szCs w:val="24"/>
+              </w:rPr>
+            </w:r>
           </w:p>
         </w:tc>
       </w:tr>
     </w:tbl>
     <w:p>
       <w:pPr>
-        <w:pBdr/>
         <w:spacing/>
         <w:ind/>
         <w:rPr>
@@ -3922,6 +5435,14 @@
           <w:szCs w:val="24"/>
         </w:rPr>
       </w:pPr>
+      <w:r>
+        <w:rPr>
+          <w:b/>
+          <w:bCs/>
+          <w:sz w:val="24"/>
+          <w:szCs w:val="24"/>
+        </w:rPr>
+      </w:r>
       <w:r>
         <w:rPr>
           <w:b/>
@@ -3941,7 +5462,6 @@
     </w:p>
     <w:p>
       <w:pPr>
-        <w:pBdr/>
         <w:spacing/>
         <w:ind/>
         <w:rPr>
@@ -3951,6 +5471,14 @@
           <w:szCs w:val="24"/>
         </w:rPr>
       </w:pPr>
+      <w:r>
+        <w:rPr>
+          <w:b/>
+          <w:bCs/>
+          <w:sz w:val="24"/>
+          <w:szCs w:val="24"/>
+        </w:rPr>
+      </w:r>
       <w:r>
         <w:rPr>
           <w:b/>
@@ -3985,7 +5513,6 @@
   <w:endnote w:type="separator" w:id="-1">
     <w:p>
       <w:pPr>
-        <w:pBdr/>
         <w:spacing w:after="0" w:line="240" w:lineRule="auto"/>
         <w:ind/>
         <w:rPr/>
@@ -3999,7 +5526,6 @@
   <w:endnote w:type="continuationSeparator" w:id="0">
     <w:p>
       <w:pPr>
-        <w:pBdr/>
         <w:spacing w:after="0" w:line="240" w:lineRule="auto"/>
         <w:ind/>
         <w:rPr/>
@@ -4017,8 +5543,7 @@
 <w:ftr xmlns:wpc="http://schemas.microsoft.com/office/word/2010/wordprocessingCanvas" xmlns:mc="http://schemas.openxmlformats.org/markup-compatibility/2006" xmlns:o="urn:schemas-microsoft-com:office:office" xmlns:r="http://schemas.openxmlformats.org/officeDocument/2006/relationships" xmlns:m="http://schemas.openxmlformats.org/officeDocument/2006/math" xmlns:v="urn:schemas-microsoft-com:vml" xmlns:wp14="http://schemas.microsoft.com/office/word/2010/wordprocessingDrawing" xmlns:wp="http://schemas.openxmlformats.org/drawingml/2006/wordprocessingDrawing" xmlns:w10="urn:schemas-microsoft-com:office:word" xmlns:w="http://schemas.openxmlformats.org/wordprocessingml/2006/main" xmlns:w14="http://schemas.microsoft.com/office/word/2010/wordml" xmlns:w15="http://schemas.microsoft.com/office/word/2012/wordml" xmlns:wpg="http://schemas.microsoft.com/office/word/2010/wordprocessingGroup" xmlns:wpi="http://schemas.microsoft.com/office/word/2010/wordprocessingInk" xmlns:wne="http://schemas.microsoft.com/office/word/2006/wordml" xmlns:a="http://schemas.openxmlformats.org/drawingml/2006/main" xmlns:wps="http://schemas.microsoft.com/office/word/2010/wordprocessingShape" mc:Ignorable="w14 w15 wp14">
   <w:p>
     <w:pPr>
-      <w:pStyle w:val="770"/>
-      <w:pBdr/>
+      <w:pStyle w:val="953"/>
       <w:spacing/>
       <w:ind/>
       <w:jc w:val="both"/>
@@ -4075,6 +5600,12 @@
         <w:szCs w:val="18"/>
       </w:rPr>
       <w:t xml:space="preserve">.</w:t>
+    </w:r>
+    <w:r>
+      <w:rPr>
+        <w:sz w:val="18"/>
+        <w:szCs w:val="18"/>
+      </w:rPr>
     </w:r>
     <w:r>
       <w:rPr>
@@ -4091,7 +5622,6 @@
   <w:footnote w:type="separator" w:id="-1">
     <w:p>
       <w:pPr>
-        <w:pBdr/>
         <w:spacing w:after="0" w:line="240" w:lineRule="auto"/>
         <w:ind/>
         <w:rPr/>
@@ -4105,7 +5635,6 @@
   <w:footnote w:type="continuationSeparator" w:id="0">
     <w:p>
       <w:pPr>
-        <w:pBdr/>
         <w:spacing w:after="0" w:line="240" w:lineRule="auto"/>
         <w:ind/>
         <w:rPr/>
@@ -4123,8 +5652,7 @@
 <w:hdr xmlns:wpc="http://schemas.microsoft.com/office/word/2010/wordprocessingCanvas" xmlns:mc="http://schemas.openxmlformats.org/markup-compatibility/2006" xmlns:o="urn:schemas-microsoft-com:office:office" xmlns:r="http://schemas.openxmlformats.org/officeDocument/2006/relationships" xmlns:m="http://schemas.openxmlformats.org/officeDocument/2006/math" xmlns:v="urn:schemas-microsoft-com:vml" xmlns:wp14="http://schemas.microsoft.com/office/word/2010/wordprocessingDrawing" xmlns:wp="http://schemas.openxmlformats.org/drawingml/2006/wordprocessingDrawing" xmlns:w10="urn:schemas-microsoft-com:office:word" xmlns:w="http://schemas.openxmlformats.org/wordprocessingml/2006/main" xmlns:w14="http://schemas.microsoft.com/office/word/2010/wordml" xmlns:w15="http://schemas.microsoft.com/office/word/2012/wordml" xmlns:wpg="http://schemas.microsoft.com/office/word/2010/wordprocessingGroup" xmlns:wpi="http://schemas.microsoft.com/office/word/2010/wordprocessingInk" xmlns:wne="http://schemas.microsoft.com/office/word/2006/wordml" xmlns:a="http://schemas.openxmlformats.org/drawingml/2006/main" xmlns:wps="http://schemas.microsoft.com/office/word/2010/wordprocessingShape" mc:Ignorable="w14 w15 wp14">
   <w:p>
     <w:pPr>
-      <w:pStyle w:val="768"/>
-      <w:pBdr/>
+      <w:pStyle w:val="951"/>
       <w:spacing/>
       <w:ind/>
       <w:rPr/>
@@ -4302,8 +5830,7 @@
   </w:p>
   <w:p>
     <w:pPr>
-      <w:pStyle w:val="768"/>
-      <w:pBdr/>
+      <w:pStyle w:val="951"/>
       <w:spacing/>
       <w:ind/>
       <w:rPr/>
@@ -5197,9 +6724,9 @@
     <w:lsdException w:name="Bibliography" w:uiPriority="37"/>
     <w:lsdException w:name="TOC Heading" w:uiPriority="39" w:qFormat="1"/>
   </w:latentStyles>
-  <w:style w:type="table" w:styleId="13">
+  <w:style w:type="table" w:styleId="765">
     <w:name w:val="Table Grid Light"/>
-    <w:basedOn w:val="766"/>
+    <w:basedOn w:val="949"/>
     <w:uiPriority w:val="59"/>
     <w:pPr>
       <w:pBdr/>
@@ -5396,9 +6923,9 @@
       </w:tcPr>
     </w:tblStylePr>
   </w:style>
-  <w:style w:type="table" w:styleId="14">
+  <w:style w:type="table" w:styleId="766">
     <w:name w:val="Plain Table 1"/>
-    <w:basedOn w:val="766"/>
+    <w:basedOn w:val="949"/>
     <w:uiPriority w:val="59"/>
     <w:pPr>
       <w:pBdr/>
@@ -5621,9 +7148,9 @@
       </w:tcPr>
     </w:tblStylePr>
   </w:style>
-  <w:style w:type="table" w:styleId="15">
+  <w:style w:type="table" w:styleId="767">
     <w:name w:val="Plain Table 2"/>
-    <w:basedOn w:val="766"/>
+    <w:basedOn w:val="949"/>
     <w:uiPriority w:val="59"/>
     <w:pPr>
       <w:pBdr/>
@@ -5854,9 +7381,9 @@
       </w:tcPr>
     </w:tblStylePr>
   </w:style>
-  <w:style w:type="table" w:styleId="16">
+  <w:style w:type="table" w:styleId="768">
     <w:name w:val="Plain Table 3"/>
-    <w:basedOn w:val="766"/>
+    <w:basedOn w:val="949"/>
     <w:uiPriority w:val="99"/>
     <w:pPr>
       <w:pBdr/>
@@ -6084,9 +7611,9 @@
       </w:tcPr>
     </w:tblStylePr>
   </w:style>
-  <w:style w:type="table" w:styleId="17">
+  <w:style w:type="table" w:styleId="769">
     <w:name w:val="Plain Table 4"/>
-    <w:basedOn w:val="766"/>
+    <w:basedOn w:val="949"/>
     <w:uiPriority w:val="99"/>
     <w:pPr>
       <w:pBdr/>
@@ -6300,9 +7827,9 @@
       </w:tcPr>
     </w:tblStylePr>
   </w:style>
-  <w:style w:type="table" w:styleId="18">
+  <w:style w:type="table" w:styleId="770">
     <w:name w:val="Plain Table 5"/>
-    <w:basedOn w:val="766"/>
+    <w:basedOn w:val="949"/>
     <w:uiPriority w:val="99"/>
     <w:pPr>
       <w:pBdr/>
@@ -6533,9 +8060,9 @@
       </w:tcPr>
     </w:tblStylePr>
   </w:style>
-  <w:style w:type="table" w:styleId="19">
+  <w:style w:type="table" w:styleId="771">
     <w:name w:val="Grid Table 1 Light"/>
-    <w:basedOn w:val="766"/>
+    <w:basedOn w:val="949"/>
     <w:uiPriority w:val="99"/>
     <w:pPr>
       <w:pBdr/>
@@ -6756,9 +8283,9 @@
       </w:tcPr>
     </w:tblStylePr>
   </w:style>
-  <w:style w:type="table" w:styleId="20">
+  <w:style w:type="table" w:styleId="772">
     <w:name w:val="Grid Table 1 Light - Accent 1"/>
-    <w:basedOn w:val="766"/>
+    <w:basedOn w:val="949"/>
     <w:uiPriority w:val="99"/>
     <w:pPr>
       <w:pBdr/>
@@ -6979,9 +8506,9 @@
       </w:tcPr>
     </w:tblStylePr>
   </w:style>
-  <w:style w:type="table" w:styleId="21">
+  <w:style w:type="table" w:styleId="773">
     <w:name w:val="Grid Table 1 Light - Accent 2"/>
-    <w:basedOn w:val="766"/>
+    <w:basedOn w:val="949"/>
     <w:uiPriority w:val="99"/>
     <w:pPr>
       <w:pBdr/>
@@ -7202,9 +8729,9 @@
       </w:tcPr>
     </w:tblStylePr>
   </w:style>
-  <w:style w:type="table" w:styleId="22">
+  <w:style w:type="table" w:styleId="774">
     <w:name w:val="Grid Table 1 Light - Accent 3"/>
-    <w:basedOn w:val="766"/>
+    <w:basedOn w:val="949"/>
     <w:uiPriority w:val="99"/>
     <w:pPr>
       <w:pBdr/>
@@ -7425,9 +8952,9 @@
       </w:tcPr>
     </w:tblStylePr>
   </w:style>
-  <w:style w:type="table" w:styleId="23">
+  <w:style w:type="table" w:styleId="775">
     <w:name w:val="Grid Table 1 Light - Accent 4"/>
-    <w:basedOn w:val="766"/>
+    <w:basedOn w:val="949"/>
     <w:uiPriority w:val="99"/>
     <w:pPr>
       <w:pBdr/>
@@ -7648,9 +9175,9 @@
       </w:tcPr>
     </w:tblStylePr>
   </w:style>
-  <w:style w:type="table" w:styleId="24">
+  <w:style w:type="table" w:styleId="776">
     <w:name w:val="Grid Table 1 Light - Accent 5"/>
-    <w:basedOn w:val="766"/>
+    <w:basedOn w:val="949"/>
     <w:uiPriority w:val="99"/>
     <w:pPr>
       <w:pBdr/>
@@ -7871,9 +9398,9 @@
       </w:tcPr>
     </w:tblStylePr>
   </w:style>
-  <w:style w:type="table" w:styleId="25">
+  <w:style w:type="table" w:styleId="777">
     <w:name w:val="Grid Table 1 Light - Accent 6"/>
-    <w:basedOn w:val="766"/>
+    <w:basedOn w:val="949"/>
     <w:uiPriority w:val="99"/>
     <w:pPr>
       <w:pBdr/>
@@ -8094,9 +9621,9 @@
       </w:tcPr>
     </w:tblStylePr>
   </w:style>
-  <w:style w:type="table" w:styleId="26">
+  <w:style w:type="table" w:styleId="778">
     <w:name w:val="Grid Table 2"/>
-    <w:basedOn w:val="766"/>
+    <w:basedOn w:val="949"/>
     <w:uiPriority w:val="99"/>
     <w:pPr>
       <w:pBdr/>
@@ -8326,9 +9853,9 @@
       </w:tcPr>
     </w:tblStylePr>
   </w:style>
-  <w:style w:type="table" w:styleId="27">
+  <w:style w:type="table" w:styleId="779">
     <w:name w:val="Grid Table 2 - Accent 1"/>
-    <w:basedOn w:val="766"/>
+    <w:basedOn w:val="949"/>
     <w:uiPriority w:val="99"/>
     <w:pPr>
       <w:pBdr/>
@@ -8558,9 +10085,9 @@
       </w:tcPr>
     </w:tblStylePr>
   </w:style>
-  <w:style w:type="table" w:styleId="28">
+  <w:style w:type="table" w:styleId="780">
     <w:name w:val="Grid Table 2 - Accent 2"/>
-    <w:basedOn w:val="766"/>
+    <w:basedOn w:val="949"/>
     <w:uiPriority w:val="99"/>
     <w:pPr>
       <w:pBdr/>
@@ -8790,9 +10317,9 @@
       </w:tcPr>
     </w:tblStylePr>
   </w:style>
-  <w:style w:type="table" w:styleId="29">
+  <w:style w:type="table" w:styleId="781">
     <w:name w:val="Grid Table 2 - Accent 3"/>
-    <w:basedOn w:val="766"/>
+    <w:basedOn w:val="949"/>
     <w:uiPriority w:val="99"/>
     <w:pPr>
       <w:pBdr/>
@@ -9022,9 +10549,9 @@
       </w:tcPr>
     </w:tblStylePr>
   </w:style>
-  <w:style w:type="table" w:styleId="30">
+  <w:style w:type="table" w:styleId="782">
     <w:name w:val="Grid Table 2 - Accent 4"/>
-    <w:basedOn w:val="766"/>
+    <w:basedOn w:val="949"/>
     <w:uiPriority w:val="99"/>
     <w:pPr>
       <w:pBdr/>
@@ -9254,9 +10781,9 @@
       </w:tcPr>
     </w:tblStylePr>
   </w:style>
-  <w:style w:type="table" w:styleId="31">
+  <w:style w:type="table" w:styleId="783">
     <w:name w:val="Grid Table 2 - Accent 5"/>
-    <w:basedOn w:val="766"/>
+    <w:basedOn w:val="949"/>
     <w:uiPriority w:val="99"/>
     <w:pPr>
       <w:pBdr/>
@@ -9486,9 +11013,9 @@
       </w:tcPr>
     </w:tblStylePr>
   </w:style>
-  <w:style w:type="table" w:styleId="32">
+  <w:style w:type="table" w:styleId="784">
     <w:name w:val="Grid Table 2 - Accent 6"/>
-    <w:basedOn w:val="766"/>
+    <w:basedOn w:val="949"/>
     <w:uiPriority w:val="99"/>
     <w:pPr>
       <w:pBdr/>
@@ -9718,9 +11245,9 @@
       </w:tcPr>
     </w:tblStylePr>
   </w:style>
-  <w:style w:type="table" w:styleId="33">
+  <w:style w:type="table" w:styleId="785">
     <w:name w:val="Grid Table 3"/>
-    <w:basedOn w:val="766"/>
+    <w:basedOn w:val="949"/>
     <w:uiPriority w:val="99"/>
     <w:pPr>
       <w:pBdr/>
@@ -9819,29 +11346,6 @@
         <w:tblBorders/>
       </w:tblPr>
       <w:tcPr>
-        <w:shd w:color="ffffff"/>
-        <w:tcBorders>
-          <w:top w:val="none" w:color="000000" w:sz="4" w:space="0"/>
-          <w:left w:val="none" w:color="000000" w:sz="4" w:space="0"/>
-          <w:bottom w:val="none" w:color="000000" w:sz="4" w:space="0"/>
-          <w:right w:val="none" w:color="000000" w:sz="4" w:space="0"/>
-        </w:tcBorders>
-      </w:tcPr>
-    </w:tblStylePr>
-    <w:tblStylePr w:type="firstRow">
-      <w:rPr>
-        <w:b/>
-        <w:color w:val="404040"/>
-      </w:rPr>
-      <w:pPr>
-        <w:pBdr/>
-        <w:spacing/>
-        <w:ind/>
-      </w:pPr>
-      <w:tblPr>
-        <w:tblBorders/>
-      </w:tblPr>
-      <w:tcPr>
         <w:shd w:val="clear" w:color="ffffff"/>
         <w:tcBorders>
           <w:top w:val="none" w:color="000000" w:sz="4" w:space="0"/>
@@ -9851,30 +11355,7 @@
         </w:tcBorders>
       </w:tcPr>
     </w:tblStylePr>
-    <w:tblStylePr w:type="lastCol">
-      <w:rPr>
-        <w:i/>
-        <w:color w:val="404040"/>
-      </w:rPr>
-      <w:pPr>
-        <w:pBdr/>
-        <w:spacing/>
-        <w:ind/>
-      </w:pPr>
-      <w:tblPr>
-        <w:tblBorders/>
-      </w:tblPr>
-      <w:tcPr>
-        <w:shd w:color="ffffff"/>
-        <w:tcBorders>
-          <w:top w:val="none" w:color="000000" w:sz="4" w:space="0"/>
-          <w:left w:val="none" w:color="000000" w:sz="4" w:space="0"/>
-          <w:bottom w:val="none" w:color="000000" w:sz="4" w:space="0"/>
-          <w:right w:val="none" w:color="000000" w:sz="4" w:space="0"/>
-        </w:tcBorders>
-      </w:tcPr>
-    </w:tblStylePr>
-    <w:tblStylePr w:type="lastRow">
+    <w:tblStylePr w:type="firstRow">
       <w:rPr>
         <w:b/>
         <w:color w:val="404040"/>
@@ -9897,6 +11378,52 @@
         </w:tcBorders>
       </w:tcPr>
     </w:tblStylePr>
+    <w:tblStylePr w:type="lastCol">
+      <w:rPr>
+        <w:i/>
+        <w:color w:val="404040"/>
+      </w:rPr>
+      <w:pPr>
+        <w:pBdr/>
+        <w:spacing/>
+        <w:ind/>
+      </w:pPr>
+      <w:tblPr>
+        <w:tblBorders/>
+      </w:tblPr>
+      <w:tcPr>
+        <w:shd w:val="clear" w:color="ffffff"/>
+        <w:tcBorders>
+          <w:top w:val="none" w:color="000000" w:sz="4" w:space="0"/>
+          <w:left w:val="none" w:color="000000" w:sz="4" w:space="0"/>
+          <w:bottom w:val="none" w:color="000000" w:sz="4" w:space="0"/>
+          <w:right w:val="none" w:color="000000" w:sz="4" w:space="0"/>
+        </w:tcBorders>
+      </w:tcPr>
+    </w:tblStylePr>
+    <w:tblStylePr w:type="lastRow">
+      <w:rPr>
+        <w:b/>
+        <w:color w:val="404040"/>
+      </w:rPr>
+      <w:pPr>
+        <w:pBdr/>
+        <w:spacing/>
+        <w:ind/>
+      </w:pPr>
+      <w:tblPr>
+        <w:tblBorders/>
+      </w:tblPr>
+      <w:tcPr>
+        <w:shd w:val="clear" w:color="ffffff"/>
+        <w:tcBorders>
+          <w:top w:val="none" w:color="000000" w:sz="4" w:space="0"/>
+          <w:left w:val="none" w:color="000000" w:sz="4" w:space="0"/>
+          <w:bottom w:val="none" w:color="000000" w:sz="4" w:space="0"/>
+          <w:right w:val="none" w:color="000000" w:sz="4" w:space="0"/>
+        </w:tcBorders>
+      </w:tcPr>
+    </w:tblStylePr>
     <w:tblStylePr w:type="nwCell">
       <w:pPr>
         <w:pBdr/>
@@ -9963,9 +11490,9 @@
       </w:tcPr>
     </w:tblStylePr>
   </w:style>
-  <w:style w:type="table" w:styleId="34">
+  <w:style w:type="table" w:styleId="786">
     <w:name w:val="Grid Table 3 - Accent 1"/>
-    <w:basedOn w:val="766"/>
+    <w:basedOn w:val="949"/>
     <w:uiPriority w:val="99"/>
     <w:pPr>
       <w:pBdr/>
@@ -10064,29 +11591,6 @@
         <w:tblBorders/>
       </w:tblPr>
       <w:tcPr>
-        <w:shd w:color="ffffff"/>
-        <w:tcBorders>
-          <w:top w:val="none" w:color="000000" w:sz="4" w:space="0"/>
-          <w:left w:val="none" w:color="000000" w:sz="4" w:space="0"/>
-          <w:bottom w:val="none" w:color="000000" w:sz="4" w:space="0"/>
-          <w:right w:val="none" w:color="000000" w:sz="4" w:space="0"/>
-        </w:tcBorders>
-      </w:tcPr>
-    </w:tblStylePr>
-    <w:tblStylePr w:type="firstRow">
-      <w:rPr>
-        <w:b/>
-        <w:color w:val="404040"/>
-      </w:rPr>
-      <w:pPr>
-        <w:pBdr/>
-        <w:spacing/>
-        <w:ind/>
-      </w:pPr>
-      <w:tblPr>
-        <w:tblBorders/>
-      </w:tblPr>
-      <w:tcPr>
         <w:shd w:val="clear" w:color="ffffff"/>
         <w:tcBorders>
           <w:top w:val="none" w:color="000000" w:sz="4" w:space="0"/>
@@ -10096,30 +11600,7 @@
         </w:tcBorders>
       </w:tcPr>
     </w:tblStylePr>
-    <w:tblStylePr w:type="lastCol">
-      <w:rPr>
-        <w:i/>
-        <w:color w:val="404040"/>
-      </w:rPr>
-      <w:pPr>
-        <w:pBdr/>
-        <w:spacing/>
-        <w:ind/>
-      </w:pPr>
-      <w:tblPr>
-        <w:tblBorders/>
-      </w:tblPr>
-      <w:tcPr>
-        <w:shd w:color="ffffff"/>
-        <w:tcBorders>
-          <w:top w:val="none" w:color="000000" w:sz="4" w:space="0"/>
-          <w:left w:val="none" w:color="000000" w:sz="4" w:space="0"/>
-          <w:bottom w:val="none" w:color="000000" w:sz="4" w:space="0"/>
-          <w:right w:val="none" w:color="000000" w:sz="4" w:space="0"/>
-        </w:tcBorders>
-      </w:tcPr>
-    </w:tblStylePr>
-    <w:tblStylePr w:type="lastRow">
+    <w:tblStylePr w:type="firstRow">
       <w:rPr>
         <w:b/>
         <w:color w:val="404040"/>
@@ -10142,6 +11623,52 @@
         </w:tcBorders>
       </w:tcPr>
     </w:tblStylePr>
+    <w:tblStylePr w:type="lastCol">
+      <w:rPr>
+        <w:i/>
+        <w:color w:val="404040"/>
+      </w:rPr>
+      <w:pPr>
+        <w:pBdr/>
+        <w:spacing/>
+        <w:ind/>
+      </w:pPr>
+      <w:tblPr>
+        <w:tblBorders/>
+      </w:tblPr>
+      <w:tcPr>
+        <w:shd w:val="clear" w:color="ffffff"/>
+        <w:tcBorders>
+          <w:top w:val="none" w:color="000000" w:sz="4" w:space="0"/>
+          <w:left w:val="none" w:color="000000" w:sz="4" w:space="0"/>
+          <w:bottom w:val="none" w:color="000000" w:sz="4" w:space="0"/>
+          <w:right w:val="none" w:color="000000" w:sz="4" w:space="0"/>
+        </w:tcBorders>
+      </w:tcPr>
+    </w:tblStylePr>
+    <w:tblStylePr w:type="lastRow">
+      <w:rPr>
+        <w:b/>
+        <w:color w:val="404040"/>
+      </w:rPr>
+      <w:pPr>
+        <w:pBdr/>
+        <w:spacing/>
+        <w:ind/>
+      </w:pPr>
+      <w:tblPr>
+        <w:tblBorders/>
+      </w:tblPr>
+      <w:tcPr>
+        <w:shd w:val="clear" w:color="ffffff"/>
+        <w:tcBorders>
+          <w:top w:val="none" w:color="000000" w:sz="4" w:space="0"/>
+          <w:left w:val="none" w:color="000000" w:sz="4" w:space="0"/>
+          <w:bottom w:val="none" w:color="000000" w:sz="4" w:space="0"/>
+          <w:right w:val="none" w:color="000000" w:sz="4" w:space="0"/>
+        </w:tcBorders>
+      </w:tcPr>
+    </w:tblStylePr>
     <w:tblStylePr w:type="nwCell">
       <w:pPr>
         <w:pBdr/>
@@ -10208,9 +11735,9 @@
       </w:tcPr>
     </w:tblStylePr>
   </w:style>
-  <w:style w:type="table" w:styleId="35">
+  <w:style w:type="table" w:styleId="787">
     <w:name w:val="Grid Table 3 - Accent 2"/>
-    <w:basedOn w:val="766"/>
+    <w:basedOn w:val="949"/>
     <w:uiPriority w:val="99"/>
     <w:pPr>
       <w:pBdr/>
@@ -10309,29 +11836,6 @@
         <w:tblBorders/>
       </w:tblPr>
       <w:tcPr>
-        <w:shd w:color="ffffff"/>
-        <w:tcBorders>
-          <w:top w:val="none" w:color="000000" w:sz="4" w:space="0"/>
-          <w:left w:val="none" w:color="000000" w:sz="4" w:space="0"/>
-          <w:bottom w:val="none" w:color="000000" w:sz="4" w:space="0"/>
-          <w:right w:val="none" w:color="000000" w:sz="4" w:space="0"/>
-        </w:tcBorders>
-      </w:tcPr>
-    </w:tblStylePr>
-    <w:tblStylePr w:type="firstRow">
-      <w:rPr>
-        <w:b/>
-        <w:color w:val="404040"/>
-      </w:rPr>
-      <w:pPr>
-        <w:pBdr/>
-        <w:spacing/>
-        <w:ind/>
-      </w:pPr>
-      <w:tblPr>
-        <w:tblBorders/>
-      </w:tblPr>
-      <w:tcPr>
         <w:shd w:val="clear" w:color="ffffff"/>
         <w:tcBorders>
           <w:top w:val="none" w:color="000000" w:sz="4" w:space="0"/>
@@ -10341,30 +11845,7 @@
         </w:tcBorders>
       </w:tcPr>
     </w:tblStylePr>
-    <w:tblStylePr w:type="lastCol">
-      <w:rPr>
-        <w:i/>
-        <w:color w:val="404040"/>
-      </w:rPr>
-      <w:pPr>
-        <w:pBdr/>
-        <w:spacing/>
-        <w:ind/>
-      </w:pPr>
-      <w:tblPr>
-        <w:tblBorders/>
-      </w:tblPr>
-      <w:tcPr>
-        <w:shd w:color="ffffff"/>
-        <w:tcBorders>
-          <w:top w:val="none" w:color="000000" w:sz="4" w:space="0"/>
-          <w:left w:val="none" w:color="000000" w:sz="4" w:space="0"/>
-          <w:bottom w:val="none" w:color="000000" w:sz="4" w:space="0"/>
-          <w:right w:val="none" w:color="000000" w:sz="4" w:space="0"/>
-        </w:tcBorders>
-      </w:tcPr>
-    </w:tblStylePr>
-    <w:tblStylePr w:type="lastRow">
+    <w:tblStylePr w:type="firstRow">
       <w:rPr>
         <w:b/>
         <w:color w:val="404040"/>
@@ -10387,6 +11868,52 @@
         </w:tcBorders>
       </w:tcPr>
     </w:tblStylePr>
+    <w:tblStylePr w:type="lastCol">
+      <w:rPr>
+        <w:i/>
+        <w:color w:val="404040"/>
+      </w:rPr>
+      <w:pPr>
+        <w:pBdr/>
+        <w:spacing/>
+        <w:ind/>
+      </w:pPr>
+      <w:tblPr>
+        <w:tblBorders/>
+      </w:tblPr>
+      <w:tcPr>
+        <w:shd w:val="clear" w:color="ffffff"/>
+        <w:tcBorders>
+          <w:top w:val="none" w:color="000000" w:sz="4" w:space="0"/>
+          <w:left w:val="none" w:color="000000" w:sz="4" w:space="0"/>
+          <w:bottom w:val="none" w:color="000000" w:sz="4" w:space="0"/>
+          <w:right w:val="none" w:color="000000" w:sz="4" w:space="0"/>
+        </w:tcBorders>
+      </w:tcPr>
+    </w:tblStylePr>
+    <w:tblStylePr w:type="lastRow">
+      <w:rPr>
+        <w:b/>
+        <w:color w:val="404040"/>
+      </w:rPr>
+      <w:pPr>
+        <w:pBdr/>
+        <w:spacing/>
+        <w:ind/>
+      </w:pPr>
+      <w:tblPr>
+        <w:tblBorders/>
+      </w:tblPr>
+      <w:tcPr>
+        <w:shd w:val="clear" w:color="ffffff"/>
+        <w:tcBorders>
+          <w:top w:val="none" w:color="000000" w:sz="4" w:space="0"/>
+          <w:left w:val="none" w:color="000000" w:sz="4" w:space="0"/>
+          <w:bottom w:val="none" w:color="000000" w:sz="4" w:space="0"/>
+          <w:right w:val="none" w:color="000000" w:sz="4" w:space="0"/>
+        </w:tcBorders>
+      </w:tcPr>
+    </w:tblStylePr>
     <w:tblStylePr w:type="nwCell">
       <w:pPr>
         <w:pBdr/>
@@ -10453,9 +11980,9 @@
       </w:tcPr>
     </w:tblStylePr>
   </w:style>
-  <w:style w:type="table" w:styleId="36">
+  <w:style w:type="table" w:styleId="788">
     <w:name w:val="Grid Table 3 - Accent 3"/>
-    <w:basedOn w:val="766"/>
+    <w:basedOn w:val="949"/>
     <w:uiPriority w:val="99"/>
     <w:pPr>
       <w:pBdr/>
@@ -10554,29 +12081,6 @@
         <w:tblBorders/>
       </w:tblPr>
       <w:tcPr>
-        <w:shd w:color="ffffff"/>
-        <w:tcBorders>
-          <w:top w:val="none" w:color="000000" w:sz="4" w:space="0"/>
-          <w:left w:val="none" w:color="000000" w:sz="4" w:space="0"/>
-          <w:bottom w:val="none" w:color="000000" w:sz="4" w:space="0"/>
-          <w:right w:val="none" w:color="000000" w:sz="4" w:space="0"/>
-        </w:tcBorders>
-      </w:tcPr>
-    </w:tblStylePr>
-    <w:tblStylePr w:type="firstRow">
-      <w:rPr>
-        <w:b/>
-        <w:color w:val="404040"/>
-      </w:rPr>
-      <w:pPr>
-        <w:pBdr/>
-        <w:spacing/>
-        <w:ind/>
-      </w:pPr>
-      <w:tblPr>
-        <w:tblBorders/>
-      </w:tblPr>
-      <w:tcPr>
         <w:shd w:val="clear" w:color="ffffff"/>
         <w:tcBorders>
           <w:top w:val="none" w:color="000000" w:sz="4" w:space="0"/>
@@ -10586,30 +12090,7 @@
         </w:tcBorders>
       </w:tcPr>
     </w:tblStylePr>
-    <w:tblStylePr w:type="lastCol">
-      <w:rPr>
-        <w:i/>
-        <w:color w:val="404040"/>
-      </w:rPr>
-      <w:pPr>
-        <w:pBdr/>
-        <w:spacing/>
-        <w:ind/>
-      </w:pPr>
-      <w:tblPr>
-        <w:tblBorders/>
-      </w:tblPr>
-      <w:tcPr>
-        <w:shd w:color="ffffff"/>
-        <w:tcBorders>
-          <w:top w:val="none" w:color="000000" w:sz="4" w:space="0"/>
-          <w:left w:val="none" w:color="000000" w:sz="4" w:space="0"/>
-          <w:bottom w:val="none" w:color="000000" w:sz="4" w:space="0"/>
-          <w:right w:val="none" w:color="000000" w:sz="4" w:space="0"/>
-        </w:tcBorders>
-      </w:tcPr>
-    </w:tblStylePr>
-    <w:tblStylePr w:type="lastRow">
+    <w:tblStylePr w:type="firstRow">
       <w:rPr>
         <w:b/>
         <w:color w:val="404040"/>
@@ -10632,6 +12113,52 @@
         </w:tcBorders>
       </w:tcPr>
     </w:tblStylePr>
+    <w:tblStylePr w:type="lastCol">
+      <w:rPr>
+        <w:i/>
+        <w:color w:val="404040"/>
+      </w:rPr>
+      <w:pPr>
+        <w:pBdr/>
+        <w:spacing/>
+        <w:ind/>
+      </w:pPr>
+      <w:tblPr>
+        <w:tblBorders/>
+      </w:tblPr>
+      <w:tcPr>
+        <w:shd w:val="clear" w:color="ffffff"/>
+        <w:tcBorders>
+          <w:top w:val="none" w:color="000000" w:sz="4" w:space="0"/>
+          <w:left w:val="none" w:color="000000" w:sz="4" w:space="0"/>
+          <w:bottom w:val="none" w:color="000000" w:sz="4" w:space="0"/>
+          <w:right w:val="none" w:color="000000" w:sz="4" w:space="0"/>
+        </w:tcBorders>
+      </w:tcPr>
+    </w:tblStylePr>
+    <w:tblStylePr w:type="lastRow">
+      <w:rPr>
+        <w:b/>
+        <w:color w:val="404040"/>
+      </w:rPr>
+      <w:pPr>
+        <w:pBdr/>
+        <w:spacing/>
+        <w:ind/>
+      </w:pPr>
+      <w:tblPr>
+        <w:tblBorders/>
+      </w:tblPr>
+      <w:tcPr>
+        <w:shd w:val="clear" w:color="ffffff"/>
+        <w:tcBorders>
+          <w:top w:val="none" w:color="000000" w:sz="4" w:space="0"/>
+          <w:left w:val="none" w:color="000000" w:sz="4" w:space="0"/>
+          <w:bottom w:val="none" w:color="000000" w:sz="4" w:space="0"/>
+          <w:right w:val="none" w:color="000000" w:sz="4" w:space="0"/>
+        </w:tcBorders>
+      </w:tcPr>
+    </w:tblStylePr>
     <w:tblStylePr w:type="nwCell">
       <w:pPr>
         <w:pBdr/>
@@ -10698,9 +12225,9 @@
       </w:tcPr>
     </w:tblStylePr>
   </w:style>
-  <w:style w:type="table" w:styleId="37">
+  <w:style w:type="table" w:styleId="789">
     <w:name w:val="Grid Table 3 - Accent 4"/>
-    <w:basedOn w:val="766"/>
+    <w:basedOn w:val="949"/>
     <w:uiPriority w:val="99"/>
     <w:pPr>
       <w:pBdr/>
@@ -10799,29 +12326,6 @@
         <w:tblBorders/>
       </w:tblPr>
       <w:tcPr>
-        <w:shd w:color="ffffff"/>
-        <w:tcBorders>
-          <w:top w:val="none" w:color="000000" w:sz="4" w:space="0"/>
-          <w:left w:val="none" w:color="000000" w:sz="4" w:space="0"/>
-          <w:bottom w:val="none" w:color="000000" w:sz="4" w:space="0"/>
-          <w:right w:val="none" w:color="000000" w:sz="4" w:space="0"/>
-        </w:tcBorders>
-      </w:tcPr>
-    </w:tblStylePr>
-    <w:tblStylePr w:type="firstRow">
-      <w:rPr>
-        <w:b/>
-        <w:color w:val="404040"/>
-      </w:rPr>
-      <w:pPr>
-        <w:pBdr/>
-        <w:spacing/>
-        <w:ind/>
-      </w:pPr>
-      <w:tblPr>
-        <w:tblBorders/>
-      </w:tblPr>
-      <w:tcPr>
         <w:shd w:val="clear" w:color="ffffff"/>
         <w:tcBorders>
           <w:top w:val="none" w:color="000000" w:sz="4" w:space="0"/>
@@ -10831,30 +12335,7 @@
         </w:tcBorders>
       </w:tcPr>
     </w:tblStylePr>
-    <w:tblStylePr w:type="lastCol">
-      <w:rPr>
-        <w:i/>
-        <w:color w:val="404040"/>
-      </w:rPr>
-      <w:pPr>
-        <w:pBdr/>
-        <w:spacing/>
-        <w:ind/>
-      </w:pPr>
-      <w:tblPr>
-        <w:tblBorders/>
-      </w:tblPr>
-      <w:tcPr>
-        <w:shd w:color="ffffff"/>
-        <w:tcBorders>
-          <w:top w:val="none" w:color="000000" w:sz="4" w:space="0"/>
-          <w:left w:val="none" w:color="000000" w:sz="4" w:space="0"/>
-          <w:bottom w:val="none" w:color="000000" w:sz="4" w:space="0"/>
-          <w:right w:val="none" w:color="000000" w:sz="4" w:space="0"/>
-        </w:tcBorders>
-      </w:tcPr>
-    </w:tblStylePr>
-    <w:tblStylePr w:type="lastRow">
+    <w:tblStylePr w:type="firstRow">
       <w:rPr>
         <w:b/>
         <w:color w:val="404040"/>
@@ -10877,6 +12358,52 @@
         </w:tcBorders>
       </w:tcPr>
     </w:tblStylePr>
+    <w:tblStylePr w:type="lastCol">
+      <w:rPr>
+        <w:i/>
+        <w:color w:val="404040"/>
+      </w:rPr>
+      <w:pPr>
+        <w:pBdr/>
+        <w:spacing/>
+        <w:ind/>
+      </w:pPr>
+      <w:tblPr>
+        <w:tblBorders/>
+      </w:tblPr>
+      <w:tcPr>
+        <w:shd w:val="clear" w:color="ffffff"/>
+        <w:tcBorders>
+          <w:top w:val="none" w:color="000000" w:sz="4" w:space="0"/>
+          <w:left w:val="none" w:color="000000" w:sz="4" w:space="0"/>
+          <w:bottom w:val="none" w:color="000000" w:sz="4" w:space="0"/>
+          <w:right w:val="none" w:color="000000" w:sz="4" w:space="0"/>
+        </w:tcBorders>
+      </w:tcPr>
+    </w:tblStylePr>
+    <w:tblStylePr w:type="lastRow">
+      <w:rPr>
+        <w:b/>
+        <w:color w:val="404040"/>
+      </w:rPr>
+      <w:pPr>
+        <w:pBdr/>
+        <w:spacing/>
+        <w:ind/>
+      </w:pPr>
+      <w:tblPr>
+        <w:tblBorders/>
+      </w:tblPr>
+      <w:tcPr>
+        <w:shd w:val="clear" w:color="ffffff"/>
+        <w:tcBorders>
+          <w:top w:val="none" w:color="000000" w:sz="4" w:space="0"/>
+          <w:left w:val="none" w:color="000000" w:sz="4" w:space="0"/>
+          <w:bottom w:val="none" w:color="000000" w:sz="4" w:space="0"/>
+          <w:right w:val="none" w:color="000000" w:sz="4" w:space="0"/>
+        </w:tcBorders>
+      </w:tcPr>
+    </w:tblStylePr>
     <w:tblStylePr w:type="nwCell">
       <w:pPr>
         <w:pBdr/>
@@ -10943,9 +12470,9 @@
       </w:tcPr>
     </w:tblStylePr>
   </w:style>
-  <w:style w:type="table" w:styleId="38">
+  <w:style w:type="table" w:styleId="790">
     <w:name w:val="Grid Table 3 - Accent 5"/>
-    <w:basedOn w:val="766"/>
+    <w:basedOn w:val="949"/>
     <w:uiPriority w:val="99"/>
     <w:pPr>
       <w:pBdr/>
@@ -11044,29 +12571,6 @@
         <w:tblBorders/>
       </w:tblPr>
       <w:tcPr>
-        <w:shd w:color="ffffff"/>
-        <w:tcBorders>
-          <w:top w:val="none" w:color="000000" w:sz="4" w:space="0"/>
-          <w:left w:val="none" w:color="000000" w:sz="4" w:space="0"/>
-          <w:bottom w:val="none" w:color="000000" w:sz="4" w:space="0"/>
-          <w:right w:val="none" w:color="000000" w:sz="4" w:space="0"/>
-        </w:tcBorders>
-      </w:tcPr>
-    </w:tblStylePr>
-    <w:tblStylePr w:type="firstRow">
-      <w:rPr>
-        <w:b/>
-        <w:color w:val="404040"/>
-      </w:rPr>
-      <w:pPr>
-        <w:pBdr/>
-        <w:spacing/>
-        <w:ind/>
-      </w:pPr>
-      <w:tblPr>
-        <w:tblBorders/>
-      </w:tblPr>
-      <w:tcPr>
         <w:shd w:val="clear" w:color="ffffff"/>
         <w:tcBorders>
           <w:top w:val="none" w:color="000000" w:sz="4" w:space="0"/>
@@ -11076,30 +12580,7 @@
         </w:tcBorders>
       </w:tcPr>
     </w:tblStylePr>
-    <w:tblStylePr w:type="lastCol">
-      <w:rPr>
-        <w:i/>
-        <w:color w:val="404040"/>
-      </w:rPr>
-      <w:pPr>
-        <w:pBdr/>
-        <w:spacing/>
-        <w:ind/>
-      </w:pPr>
-      <w:tblPr>
-        <w:tblBorders/>
-      </w:tblPr>
-      <w:tcPr>
-        <w:shd w:color="ffffff"/>
-        <w:tcBorders>
-          <w:top w:val="none" w:color="000000" w:sz="4" w:space="0"/>
-          <w:left w:val="none" w:color="000000" w:sz="4" w:space="0"/>
-          <w:bottom w:val="none" w:color="000000" w:sz="4" w:space="0"/>
-          <w:right w:val="none" w:color="000000" w:sz="4" w:space="0"/>
-        </w:tcBorders>
-      </w:tcPr>
-    </w:tblStylePr>
-    <w:tblStylePr w:type="lastRow">
+    <w:tblStylePr w:type="firstRow">
       <w:rPr>
         <w:b/>
         <w:color w:val="404040"/>
@@ -11122,6 +12603,52 @@
         </w:tcBorders>
       </w:tcPr>
     </w:tblStylePr>
+    <w:tblStylePr w:type="lastCol">
+      <w:rPr>
+        <w:i/>
+        <w:color w:val="404040"/>
+      </w:rPr>
+      <w:pPr>
+        <w:pBdr/>
+        <w:spacing/>
+        <w:ind/>
+      </w:pPr>
+      <w:tblPr>
+        <w:tblBorders/>
+      </w:tblPr>
+      <w:tcPr>
+        <w:shd w:val="clear" w:color="ffffff"/>
+        <w:tcBorders>
+          <w:top w:val="none" w:color="000000" w:sz="4" w:space="0"/>
+          <w:left w:val="none" w:color="000000" w:sz="4" w:space="0"/>
+          <w:bottom w:val="none" w:color="000000" w:sz="4" w:space="0"/>
+          <w:right w:val="none" w:color="000000" w:sz="4" w:space="0"/>
+        </w:tcBorders>
+      </w:tcPr>
+    </w:tblStylePr>
+    <w:tblStylePr w:type="lastRow">
+      <w:rPr>
+        <w:b/>
+        <w:color w:val="404040"/>
+      </w:rPr>
+      <w:pPr>
+        <w:pBdr/>
+        <w:spacing/>
+        <w:ind/>
+      </w:pPr>
+      <w:tblPr>
+        <w:tblBorders/>
+      </w:tblPr>
+      <w:tcPr>
+        <w:shd w:val="clear" w:color="ffffff"/>
+        <w:tcBorders>
+          <w:top w:val="none" w:color="000000" w:sz="4" w:space="0"/>
+          <w:left w:val="none" w:color="000000" w:sz="4" w:space="0"/>
+          <w:bottom w:val="none" w:color="000000" w:sz="4" w:space="0"/>
+          <w:right w:val="none" w:color="000000" w:sz="4" w:space="0"/>
+        </w:tcBorders>
+      </w:tcPr>
+    </w:tblStylePr>
     <w:tblStylePr w:type="nwCell">
       <w:pPr>
         <w:pBdr/>
@@ -11188,9 +12715,9 @@
       </w:tcPr>
     </w:tblStylePr>
   </w:style>
-  <w:style w:type="table" w:styleId="39">
+  <w:style w:type="table" w:styleId="791">
     <w:name w:val="Grid Table 3 - Accent 6"/>
-    <w:basedOn w:val="766"/>
+    <w:basedOn w:val="949"/>
     <w:uiPriority w:val="99"/>
     <w:pPr>
       <w:pBdr/>
@@ -11289,29 +12816,6 @@
         <w:tblBorders/>
       </w:tblPr>
       <w:tcPr>
-        <w:shd w:color="ffffff"/>
-        <w:tcBorders>
-          <w:top w:val="none" w:color="000000" w:sz="4" w:space="0"/>
-          <w:left w:val="none" w:color="000000" w:sz="4" w:space="0"/>
-          <w:bottom w:val="none" w:color="000000" w:sz="4" w:space="0"/>
-          <w:right w:val="none" w:color="000000" w:sz="4" w:space="0"/>
-        </w:tcBorders>
-      </w:tcPr>
-    </w:tblStylePr>
-    <w:tblStylePr w:type="firstRow">
-      <w:rPr>
-        <w:b/>
-        <w:color w:val="404040"/>
-      </w:rPr>
-      <w:pPr>
-        <w:pBdr/>
-        <w:spacing/>
-        <w:ind/>
-      </w:pPr>
-      <w:tblPr>
-        <w:tblBorders/>
-      </w:tblPr>
-      <w:tcPr>
         <w:shd w:val="clear" w:color="ffffff"/>
         <w:tcBorders>
           <w:top w:val="none" w:color="000000" w:sz="4" w:space="0"/>
@@ -11321,30 +12825,7 @@
         </w:tcBorders>
       </w:tcPr>
     </w:tblStylePr>
-    <w:tblStylePr w:type="lastCol">
-      <w:rPr>
-        <w:i/>
-        <w:color w:val="404040"/>
-      </w:rPr>
-      <w:pPr>
-        <w:pBdr/>
-        <w:spacing/>
-        <w:ind/>
-      </w:pPr>
-      <w:tblPr>
-        <w:tblBorders/>
-      </w:tblPr>
-      <w:tcPr>
-        <w:shd w:color="ffffff"/>
-        <w:tcBorders>
-          <w:top w:val="none" w:color="000000" w:sz="4" w:space="0"/>
-          <w:left w:val="none" w:color="000000" w:sz="4" w:space="0"/>
-          <w:bottom w:val="none" w:color="000000" w:sz="4" w:space="0"/>
-          <w:right w:val="none" w:color="000000" w:sz="4" w:space="0"/>
-        </w:tcBorders>
-      </w:tcPr>
-    </w:tblStylePr>
-    <w:tblStylePr w:type="lastRow">
+    <w:tblStylePr w:type="firstRow">
       <w:rPr>
         <w:b/>
         <w:color w:val="404040"/>
@@ -11367,6 +12848,52 @@
         </w:tcBorders>
       </w:tcPr>
     </w:tblStylePr>
+    <w:tblStylePr w:type="lastCol">
+      <w:rPr>
+        <w:i/>
+        <w:color w:val="404040"/>
+      </w:rPr>
+      <w:pPr>
+        <w:pBdr/>
+        <w:spacing/>
+        <w:ind/>
+      </w:pPr>
+      <w:tblPr>
+        <w:tblBorders/>
+      </w:tblPr>
+      <w:tcPr>
+        <w:shd w:val="clear" w:color="ffffff"/>
+        <w:tcBorders>
+          <w:top w:val="none" w:color="000000" w:sz="4" w:space="0"/>
+          <w:left w:val="none" w:color="000000" w:sz="4" w:space="0"/>
+          <w:bottom w:val="none" w:color="000000" w:sz="4" w:space="0"/>
+          <w:right w:val="none" w:color="000000" w:sz="4" w:space="0"/>
+        </w:tcBorders>
+      </w:tcPr>
+    </w:tblStylePr>
+    <w:tblStylePr w:type="lastRow">
+      <w:rPr>
+        <w:b/>
+        <w:color w:val="404040"/>
+      </w:rPr>
+      <w:pPr>
+        <w:pBdr/>
+        <w:spacing/>
+        <w:ind/>
+      </w:pPr>
+      <w:tblPr>
+        <w:tblBorders/>
+      </w:tblPr>
+      <w:tcPr>
+        <w:shd w:val="clear" w:color="ffffff"/>
+        <w:tcBorders>
+          <w:top w:val="none" w:color="000000" w:sz="4" w:space="0"/>
+          <w:left w:val="none" w:color="000000" w:sz="4" w:space="0"/>
+          <w:bottom w:val="none" w:color="000000" w:sz="4" w:space="0"/>
+          <w:right w:val="none" w:color="000000" w:sz="4" w:space="0"/>
+        </w:tcBorders>
+      </w:tcPr>
+    </w:tblStylePr>
     <w:tblStylePr w:type="nwCell">
       <w:pPr>
         <w:pBdr/>
@@ -11433,9 +12960,9 @@
       </w:tcPr>
     </w:tblStylePr>
   </w:style>
-  <w:style w:type="table" w:styleId="40">
+  <w:style w:type="table" w:styleId="792">
     <w:name w:val="Grid Table 4"/>
-    <w:basedOn w:val="766"/>
+    <w:basedOn w:val="949"/>
     <w:uiPriority w:val="59"/>
     <w:pPr>
       <w:pBdr/>
@@ -11666,9 +13193,9 @@
       </w:tcPr>
     </w:tblStylePr>
   </w:style>
-  <w:style w:type="table" w:styleId="41">
+  <w:style w:type="table" w:styleId="793">
     <w:name w:val="Grid Table 4 - Accent 1"/>
-    <w:basedOn w:val="766"/>
+    <w:basedOn w:val="949"/>
     <w:uiPriority w:val="59"/>
     <w:pPr>
       <w:pBdr/>
@@ -11899,9 +13426,9 @@
       </w:tcPr>
     </w:tblStylePr>
   </w:style>
-  <w:style w:type="table" w:styleId="42">
+  <w:style w:type="table" w:styleId="794">
     <w:name w:val="Grid Table 4 - Accent 2"/>
-    <w:basedOn w:val="766"/>
+    <w:basedOn w:val="949"/>
     <w:uiPriority w:val="59"/>
     <w:pPr>
       <w:pBdr/>
@@ -12132,9 +13659,9 @@
       </w:tcPr>
     </w:tblStylePr>
   </w:style>
-  <w:style w:type="table" w:styleId="43">
+  <w:style w:type="table" w:styleId="795">
     <w:name w:val="Grid Table 4 - Accent 3"/>
-    <w:basedOn w:val="766"/>
+    <w:basedOn w:val="949"/>
     <w:uiPriority w:val="59"/>
     <w:pPr>
       <w:pBdr/>
@@ -12365,9 +13892,9 @@
       </w:tcPr>
     </w:tblStylePr>
   </w:style>
-  <w:style w:type="table" w:styleId="44">
+  <w:style w:type="table" w:styleId="796">
     <w:name w:val="Grid Table 4 - Accent 4"/>
-    <w:basedOn w:val="766"/>
+    <w:basedOn w:val="949"/>
     <w:uiPriority w:val="59"/>
     <w:pPr>
       <w:pBdr/>
@@ -12598,9 +14125,9 @@
       </w:tcPr>
     </w:tblStylePr>
   </w:style>
-  <w:style w:type="table" w:styleId="45">
+  <w:style w:type="table" w:styleId="797">
     <w:name w:val="Grid Table 4 - Accent 5"/>
-    <w:basedOn w:val="766"/>
+    <w:basedOn w:val="949"/>
     <w:uiPriority w:val="59"/>
     <w:pPr>
       <w:pBdr/>
@@ -12831,9 +14358,9 @@
       </w:tcPr>
     </w:tblStylePr>
   </w:style>
-  <w:style w:type="table" w:styleId="46">
+  <w:style w:type="table" w:styleId="798">
     <w:name w:val="Grid Table 4 - Accent 6"/>
-    <w:basedOn w:val="766"/>
+    <w:basedOn w:val="949"/>
     <w:uiPriority w:val="59"/>
     <w:pPr>
       <w:pBdr/>
@@ -13064,9 +14591,9 @@
       </w:tcPr>
     </w:tblStylePr>
   </w:style>
-  <w:style w:type="table" w:styleId="47">
+  <w:style w:type="table" w:styleId="799">
     <w:name w:val="Grid Table 5 Dark"/>
-    <w:basedOn w:val="766"/>
+    <w:basedOn w:val="949"/>
     <w:uiPriority w:val="99"/>
     <w:pPr>
       <w:pBdr/>
@@ -13292,9 +14819,9 @@
       </w:tcPr>
     </w:tblStylePr>
   </w:style>
-  <w:style w:type="table" w:styleId="48">
+  <w:style w:type="table" w:styleId="800">
     <w:name w:val="Grid Table 5 Dark- Accent 1"/>
-    <w:basedOn w:val="766"/>
+    <w:basedOn w:val="949"/>
     <w:uiPriority w:val="99"/>
     <w:pPr>
       <w:pBdr/>
@@ -13520,9 +15047,9 @@
       </w:tcPr>
     </w:tblStylePr>
   </w:style>
-  <w:style w:type="table" w:styleId="49">
+  <w:style w:type="table" w:styleId="801">
     <w:name w:val="Grid Table 5 Dark - Accent 2"/>
-    <w:basedOn w:val="766"/>
+    <w:basedOn w:val="949"/>
     <w:uiPriority w:val="99"/>
     <w:pPr>
       <w:pBdr/>
@@ -13748,9 +15275,9 @@
       </w:tcPr>
     </w:tblStylePr>
   </w:style>
-  <w:style w:type="table" w:styleId="50">
+  <w:style w:type="table" w:styleId="802">
     <w:name w:val="Grid Table 5 Dark - Accent 3"/>
-    <w:basedOn w:val="766"/>
+    <w:basedOn w:val="949"/>
     <w:uiPriority w:val="99"/>
     <w:pPr>
       <w:pBdr/>
@@ -13976,9 +15503,9 @@
       </w:tcPr>
     </w:tblStylePr>
   </w:style>
-  <w:style w:type="table" w:styleId="51">
+  <w:style w:type="table" w:styleId="803">
     <w:name w:val="Grid Table 5 Dark- Accent 4"/>
-    <w:basedOn w:val="766"/>
+    <w:basedOn w:val="949"/>
     <w:uiPriority w:val="99"/>
     <w:pPr>
       <w:pBdr/>
@@ -14204,9 +15731,9 @@
       </w:tcPr>
     </w:tblStylePr>
   </w:style>
-  <w:style w:type="table" w:styleId="52">
+  <w:style w:type="table" w:styleId="804">
     <w:name w:val="Grid Table 5 Dark - Accent 5"/>
-    <w:basedOn w:val="766"/>
+    <w:basedOn w:val="949"/>
     <w:uiPriority w:val="99"/>
     <w:pPr>
       <w:pBdr/>
@@ -14432,9 +15959,9 @@
       </w:tcPr>
     </w:tblStylePr>
   </w:style>
-  <w:style w:type="table" w:styleId="53">
+  <w:style w:type="table" w:styleId="805">
     <w:name w:val="Grid Table 5 Dark - Accent 6"/>
-    <w:basedOn w:val="766"/>
+    <w:basedOn w:val="949"/>
     <w:uiPriority w:val="99"/>
     <w:pPr>
       <w:pBdr/>
@@ -14660,9 +16187,9 @@
       </w:tcPr>
     </w:tblStylePr>
   </w:style>
-  <w:style w:type="table" w:styleId="54">
+  <w:style w:type="table" w:styleId="806">
     <w:name w:val="Grid Table 6 Colorful"/>
-    <w:basedOn w:val="766"/>
+    <w:basedOn w:val="949"/>
     <w:uiPriority w:val="99"/>
     <w:pPr>
       <w:pBdr/>
@@ -14890,9 +16417,9 @@
       </w:tcPr>
     </w:tblStylePr>
   </w:style>
-  <w:style w:type="table" w:styleId="55">
+  <w:style w:type="table" w:styleId="807">
     <w:name w:val="Grid Table 6 Colorful - Accent 1"/>
-    <w:basedOn w:val="766"/>
+    <w:basedOn w:val="949"/>
     <w:uiPriority w:val="99"/>
     <w:pPr>
       <w:pBdr/>
@@ -15120,9 +16647,9 @@
       </w:tcPr>
     </w:tblStylePr>
   </w:style>
-  <w:style w:type="table" w:styleId="56">
+  <w:style w:type="table" w:styleId="808">
     <w:name w:val="Grid Table 6 Colorful - Accent 2"/>
-    <w:basedOn w:val="766"/>
+    <w:basedOn w:val="949"/>
     <w:uiPriority w:val="99"/>
     <w:pPr>
       <w:pBdr/>
@@ -15350,9 +16877,9 @@
       </w:tcPr>
     </w:tblStylePr>
   </w:style>
-  <w:style w:type="table" w:styleId="57">
+  <w:style w:type="table" w:styleId="809">
     <w:name w:val="Grid Table 6 Colorful - Accent 3"/>
-    <w:basedOn w:val="766"/>
+    <w:basedOn w:val="949"/>
     <w:uiPriority w:val="99"/>
     <w:pPr>
       <w:pBdr/>
@@ -15580,9 +17107,9 @@
       </w:tcPr>
     </w:tblStylePr>
   </w:style>
-  <w:style w:type="table" w:styleId="58">
+  <w:style w:type="table" w:styleId="810">
     <w:name w:val="Grid Table 6 Colorful - Accent 4"/>
-    <w:basedOn w:val="766"/>
+    <w:basedOn w:val="949"/>
     <w:uiPriority w:val="99"/>
     <w:pPr>
       <w:pBdr/>
@@ -15810,9 +17337,9 @@
       </w:tcPr>
     </w:tblStylePr>
   </w:style>
-  <w:style w:type="table" w:styleId="59">
+  <w:style w:type="table" w:styleId="811">
     <w:name w:val="Grid Table 6 Colorful - Accent 5"/>
-    <w:basedOn w:val="766"/>
+    <w:basedOn w:val="949"/>
     <w:uiPriority w:val="99"/>
     <w:pPr>
       <w:pBdr/>
@@ -16040,9 +17567,9 @@
       </w:tcPr>
     </w:tblStylePr>
   </w:style>
-  <w:style w:type="table" w:styleId="60">
+  <w:style w:type="table" w:styleId="812">
     <w:name w:val="Grid Table 6 Colorful - Accent 6"/>
-    <w:basedOn w:val="766"/>
+    <w:basedOn w:val="949"/>
     <w:uiPriority w:val="99"/>
     <w:pPr>
       <w:pBdr/>
@@ -16270,9 +17797,9 @@
       </w:tcPr>
     </w:tblStylePr>
   </w:style>
-  <w:style w:type="table" w:styleId="61">
+  <w:style w:type="table" w:styleId="813">
     <w:name w:val="Grid Table 7 Colorful"/>
-    <w:basedOn w:val="766"/>
+    <w:basedOn w:val="949"/>
     <w:uiPriority w:val="99"/>
     <w:pPr>
       <w:pBdr/>
@@ -16374,11 +17901,11 @@
         <w:tblBorders/>
       </w:tblPr>
       <w:tcPr>
-        <w:shd w:color="ffffff"/>
+        <w:shd w:val="clear" w:color="ffffff"/>
         <w:tcBorders>
-          <w:top w:val="none"/>
-          <w:left w:val="none"/>
-          <w:bottom w:val="none"/>
+          <w:top w:val="none" w:color="000000" w:sz="4" w:space="0"/>
+          <w:left w:val="none" w:color="000000" w:sz="4" w:space="0"/>
+          <w:bottom w:val="none" w:color="000000" w:sz="4" w:space="0"/>
           <w:right w:val="single" w:color="000000" w:themeColor="text1" w:themeTint="80" w:sz="4" w:space="0"/>
         </w:tcBorders>
       </w:tcPr>
@@ -16401,10 +17928,10 @@
       <w:tcPr>
         <w:shd w:val="clear" w:color="ffffff" w:themeColor="light1" w:fill="ffffff" w:themeFill="light1"/>
         <w:tcBorders>
-          <w:top w:val="none"/>
-          <w:left w:val="none"/>
+          <w:top w:val="none" w:color="000000" w:sz="4" w:space="0"/>
+          <w:left w:val="none" w:color="000000" w:sz="4" w:space="0"/>
           <w:bottom w:val="single" w:color="000000" w:themeColor="text1" w:themeTint="80" w:sz="4" w:space="0"/>
-          <w:right w:val="none"/>
+          <w:right w:val="none" w:color="000000" w:sz="4" w:space="0"/>
         </w:tcBorders>
       </w:tcPr>
     </w:tblStylePr>
@@ -16424,12 +17951,12 @@
         <w:tblBorders/>
       </w:tblPr>
       <w:tcPr>
-        <w:shd w:color="ffffff"/>
+        <w:shd w:val="clear" w:color="ffffff"/>
         <w:tcBorders>
-          <w:top w:val="none"/>
+          <w:top w:val="none" w:color="000000" w:sz="4" w:space="0"/>
           <w:left w:val="single" w:color="000000" w:themeColor="text1" w:themeTint="80" w:sz="4" w:space="0"/>
-          <w:bottom w:val="none"/>
-          <w:right w:val="none"/>
+          <w:bottom w:val="none" w:color="000000" w:sz="4" w:space="0"/>
+          <w:right w:val="none" w:color="000000" w:sz="4" w:space="0"/>
         </w:tcBorders>
       </w:tcPr>
     </w:tblStylePr>
@@ -16452,9 +17979,9 @@
         <w:shd w:val="clear" w:color="ffffff" w:themeColor="light1" w:fill="ffffff" w:themeFill="light1"/>
         <w:tcBorders>
           <w:top w:val="single" w:color="000000" w:themeColor="text1" w:themeTint="80" w:sz="4" w:space="0"/>
-          <w:left w:val="none"/>
-          <w:bottom w:val="none"/>
-          <w:right w:val="none"/>
+          <w:left w:val="none" w:color="000000" w:sz="4" w:space="0"/>
+          <w:bottom w:val="none" w:color="000000" w:sz="4" w:space="0"/>
+          <w:right w:val="none" w:color="000000" w:sz="4" w:space="0"/>
         </w:tcBorders>
       </w:tcPr>
     </w:tblStylePr>
@@ -16524,9 +18051,9 @@
       </w:tcPr>
     </w:tblStylePr>
   </w:style>
-  <w:style w:type="table" w:styleId="62">
+  <w:style w:type="table" w:styleId="814">
     <w:name w:val="Grid Table 7 Colorful - Accent 1"/>
-    <w:basedOn w:val="766"/>
+    <w:basedOn w:val="949"/>
     <w:uiPriority w:val="99"/>
     <w:pPr>
       <w:pBdr/>
@@ -16628,11 +18155,11 @@
         <w:tblBorders/>
       </w:tblPr>
       <w:tcPr>
-        <w:shd w:color="ffffff"/>
+        <w:shd w:val="clear" w:color="ffffff"/>
         <w:tcBorders>
-          <w:top w:val="none"/>
-          <w:left w:val="none"/>
-          <w:bottom w:val="none"/>
+          <w:top w:val="none" w:color="000000" w:sz="4" w:space="0"/>
+          <w:left w:val="none" w:color="000000" w:sz="4" w:space="0"/>
+          <w:bottom w:val="none" w:color="000000" w:sz="4" w:space="0"/>
           <w:right w:val="single" w:color="000000" w:themeColor="accent1" w:themeTint="80" w:sz="4" w:space="0"/>
         </w:tcBorders>
       </w:tcPr>
@@ -16655,10 +18182,10 @@
       <w:tcPr>
         <w:shd w:val="clear" w:color="ffffff" w:themeColor="light1" w:fill="ffffff" w:themeFill="light1"/>
         <w:tcBorders>
-          <w:top w:val="none"/>
-          <w:left w:val="none"/>
+          <w:top w:val="none" w:color="000000" w:sz="4" w:space="0"/>
+          <w:left w:val="none" w:color="000000" w:sz="4" w:space="0"/>
           <w:bottom w:val="single" w:color="000000" w:themeColor="accent1" w:themeTint="80" w:sz="4" w:space="0"/>
-          <w:right w:val="none"/>
+          <w:right w:val="none" w:color="000000" w:sz="4" w:space="0"/>
         </w:tcBorders>
       </w:tcPr>
     </w:tblStylePr>
@@ -16678,12 +18205,12 @@
         <w:tblBorders/>
       </w:tblPr>
       <w:tcPr>
-        <w:shd w:color="ffffff"/>
+        <w:shd w:val="clear" w:color="ffffff"/>
         <w:tcBorders>
-          <w:top w:val="none"/>
+          <w:top w:val="none" w:color="000000" w:sz="4" w:space="0"/>
           <w:left w:val="single" w:color="000000" w:themeColor="accent1" w:themeTint="80" w:sz="4" w:space="0"/>
-          <w:bottom w:val="none"/>
-          <w:right w:val="none"/>
+          <w:bottom w:val="none" w:color="000000" w:sz="4" w:space="0"/>
+          <w:right w:val="none" w:color="000000" w:sz="4" w:space="0"/>
         </w:tcBorders>
       </w:tcPr>
     </w:tblStylePr>
@@ -16706,9 +18233,9 @@
         <w:shd w:val="clear" w:color="ffffff" w:themeColor="light1" w:fill="ffffff" w:themeFill="light1"/>
         <w:tcBorders>
           <w:top w:val="single" w:color="000000" w:themeColor="accent1" w:themeTint="80" w:sz="4" w:space="0"/>
-          <w:left w:val="none"/>
-          <w:bottom w:val="none"/>
-          <w:right w:val="none"/>
+          <w:left w:val="none" w:color="000000" w:sz="4" w:space="0"/>
+          <w:bottom w:val="none" w:color="000000" w:sz="4" w:space="0"/>
+          <w:right w:val="none" w:color="000000" w:sz="4" w:space="0"/>
         </w:tcBorders>
       </w:tcPr>
     </w:tblStylePr>
@@ -16778,9 +18305,9 @@
       </w:tcPr>
     </w:tblStylePr>
   </w:style>
-  <w:style w:type="table" w:styleId="63">
+  <w:style w:type="table" w:styleId="815">
     <w:name w:val="Grid Table 7 Colorful - Accent 2"/>
-    <w:basedOn w:val="766"/>
+    <w:basedOn w:val="949"/>
     <w:uiPriority w:val="99"/>
     <w:pPr>
       <w:pBdr/>
@@ -16882,11 +18409,11 @@
         <w:tblBorders/>
       </w:tblPr>
       <w:tcPr>
-        <w:shd w:color="ffffff"/>
+        <w:shd w:val="clear" w:color="ffffff"/>
         <w:tcBorders>
-          <w:top w:val="none"/>
-          <w:left w:val="none"/>
-          <w:bottom w:val="none"/>
+          <w:top w:val="none" w:color="000000" w:sz="4" w:space="0"/>
+          <w:left w:val="none" w:color="000000" w:sz="4" w:space="0"/>
+          <w:bottom w:val="none" w:color="000000" w:sz="4" w:space="0"/>
           <w:right w:val="single" w:color="000000" w:themeColor="accent2" w:themeTint="97" w:sz="4" w:space="0"/>
         </w:tcBorders>
       </w:tcPr>
@@ -16909,10 +18436,10 @@
       <w:tcPr>
         <w:shd w:val="clear" w:color="ffffff" w:themeColor="light1" w:fill="ffffff" w:themeFill="light1"/>
         <w:tcBorders>
-          <w:top w:val="none"/>
-          <w:left w:val="none"/>
+          <w:top w:val="none" w:color="000000" w:sz="4" w:space="0"/>
+          <w:left w:val="none" w:color="000000" w:sz="4" w:space="0"/>
           <w:bottom w:val="single" w:color="000000" w:themeColor="accent2" w:themeTint="97" w:sz="4" w:space="0"/>
-          <w:right w:val="none"/>
+          <w:right w:val="none" w:color="000000" w:sz="4" w:space="0"/>
         </w:tcBorders>
       </w:tcPr>
     </w:tblStylePr>
@@ -16932,12 +18459,12 @@
         <w:tblBorders/>
       </w:tblPr>
       <w:tcPr>
-        <w:shd w:color="ffffff"/>
+        <w:shd w:val="clear" w:color="ffffff"/>
         <w:tcBorders>
-          <w:top w:val="none"/>
+          <w:top w:val="none" w:color="000000" w:sz="4" w:space="0"/>
           <w:left w:val="single" w:color="000000" w:themeColor="accent2" w:themeTint="97" w:sz="4" w:space="0"/>
-          <w:bottom w:val="none"/>
-          <w:right w:val="none"/>
+          <w:bottom w:val="none" w:color="000000" w:sz="4" w:space="0"/>
+          <w:right w:val="none" w:color="000000" w:sz="4" w:space="0"/>
         </w:tcBorders>
       </w:tcPr>
     </w:tblStylePr>
@@ -16960,9 +18487,9 @@
         <w:shd w:val="clear" w:color="ffffff" w:themeColor="light1" w:fill="ffffff" w:themeFill="light1"/>
         <w:tcBorders>
           <w:top w:val="single" w:color="000000" w:themeColor="accent2" w:themeTint="97" w:sz="4" w:space="0"/>
-          <w:left w:val="none"/>
-          <w:bottom w:val="none"/>
-          <w:right w:val="none"/>
+          <w:left w:val="none" w:color="000000" w:sz="4" w:space="0"/>
+          <w:bottom w:val="none" w:color="000000" w:sz="4" w:space="0"/>
+          <w:right w:val="none" w:color="000000" w:sz="4" w:space="0"/>
         </w:tcBorders>
       </w:tcPr>
     </w:tblStylePr>
@@ -17032,9 +18559,9 @@
       </w:tcPr>
     </w:tblStylePr>
   </w:style>
-  <w:style w:type="table" w:styleId="64">
+  <w:style w:type="table" w:styleId="816">
     <w:name w:val="Grid Table 7 Colorful - Accent 3"/>
-    <w:basedOn w:val="766"/>
+    <w:basedOn w:val="949"/>
     <w:uiPriority w:val="99"/>
     <w:pPr>
       <w:pBdr/>
@@ -17136,11 +18663,11 @@
         <w:tblBorders/>
       </w:tblPr>
       <w:tcPr>
-        <w:shd w:color="ffffff"/>
+        <w:shd w:val="clear" w:color="ffffff"/>
         <w:tcBorders>
-          <w:top w:val="none"/>
-          <w:left w:val="none"/>
-          <w:bottom w:val="none"/>
+          <w:top w:val="none" w:color="000000" w:sz="4" w:space="0"/>
+          <w:left w:val="none" w:color="000000" w:sz="4" w:space="0"/>
+          <w:bottom w:val="none" w:color="000000" w:sz="4" w:space="0"/>
           <w:right w:val="single" w:color="000000" w:themeColor="accent3" w:themeTint="FE" w:sz="4" w:space="0"/>
         </w:tcBorders>
       </w:tcPr>
@@ -17163,10 +18690,10 @@
       <w:tcPr>
         <w:shd w:val="clear" w:color="ffffff" w:themeColor="light1" w:fill="ffffff" w:themeFill="light1"/>
         <w:tcBorders>
-          <w:top w:val="none"/>
-          <w:left w:val="none"/>
+          <w:top w:val="none" w:color="000000" w:sz="4" w:space="0"/>
+          <w:left w:val="none" w:color="000000" w:sz="4" w:space="0"/>
           <w:bottom w:val="single" w:color="000000" w:themeColor="accent3" w:themeTint="FE" w:sz="4" w:space="0"/>
-          <w:right w:val="none"/>
+          <w:right w:val="none" w:color="000000" w:sz="4" w:space="0"/>
         </w:tcBorders>
       </w:tcPr>
     </w:tblStylePr>
@@ -17186,12 +18713,12 @@
         <w:tblBorders/>
       </w:tblPr>
       <w:tcPr>
-        <w:shd w:color="ffffff"/>
+        <w:shd w:val="clear" w:color="ffffff"/>
         <w:tcBorders>
-          <w:top w:val="none"/>
+          <w:top w:val="none" w:color="000000" w:sz="4" w:space="0"/>
           <w:left w:val="single" w:color="000000" w:themeColor="accent3" w:themeTint="FE" w:sz="4" w:space="0"/>
-          <w:bottom w:val="none"/>
-          <w:right w:val="none"/>
+          <w:bottom w:val="none" w:color="000000" w:sz="4" w:space="0"/>
+          <w:right w:val="none" w:color="000000" w:sz="4" w:space="0"/>
         </w:tcBorders>
       </w:tcPr>
     </w:tblStylePr>
@@ -17214,9 +18741,9 @@
         <w:shd w:val="clear" w:color="ffffff" w:themeColor="light1" w:fill="ffffff" w:themeFill="light1"/>
         <w:tcBorders>
           <w:top w:val="single" w:color="000000" w:themeColor="accent3" w:themeTint="FE" w:sz="4" w:space="0"/>
-          <w:left w:val="none"/>
-          <w:bottom w:val="none"/>
-          <w:right w:val="none"/>
+          <w:left w:val="none" w:color="000000" w:sz="4" w:space="0"/>
+          <w:bottom w:val="none" w:color="000000" w:sz="4" w:space="0"/>
+          <w:right w:val="none" w:color="000000" w:sz="4" w:space="0"/>
         </w:tcBorders>
       </w:tcPr>
     </w:tblStylePr>
@@ -17286,9 +18813,9 @@
       </w:tcPr>
     </w:tblStylePr>
   </w:style>
-  <w:style w:type="table" w:styleId="65">
+  <w:style w:type="table" w:styleId="817">
     <w:name w:val="Grid Table 7 Colorful - Accent 4"/>
-    <w:basedOn w:val="766"/>
+    <w:basedOn w:val="949"/>
     <w:uiPriority w:val="99"/>
     <w:pPr>
       <w:pBdr/>
@@ -17390,11 +18917,11 @@
         <w:tblBorders/>
       </w:tblPr>
       <w:tcPr>
-        <w:shd w:color="ffffff"/>
+        <w:shd w:val="clear" w:color="ffffff"/>
         <w:tcBorders>
-          <w:top w:val="none"/>
-          <w:left w:val="none"/>
-          <w:bottom w:val="none"/>
+          <w:top w:val="none" w:color="000000" w:sz="4" w:space="0"/>
+          <w:left w:val="none" w:color="000000" w:sz="4" w:space="0"/>
+          <w:bottom w:val="none" w:color="000000" w:sz="4" w:space="0"/>
           <w:right w:val="single" w:color="000000" w:themeColor="accent4" w:themeTint="9A" w:sz="4" w:space="0"/>
         </w:tcBorders>
       </w:tcPr>
@@ -17417,10 +18944,10 @@
       <w:tcPr>
         <w:shd w:val="clear" w:color="ffffff" w:themeColor="light1" w:fill="ffffff" w:themeFill="light1"/>
         <w:tcBorders>
-          <w:top w:val="none"/>
-          <w:left w:val="none"/>
+          <w:top w:val="none" w:color="000000" w:sz="4" w:space="0"/>
+          <w:left w:val="none" w:color="000000" w:sz="4" w:space="0"/>
           <w:bottom w:val="single" w:color="000000" w:themeColor="accent4" w:themeTint="9A" w:sz="4" w:space="0"/>
-          <w:right w:val="none"/>
+          <w:right w:val="none" w:color="000000" w:sz="4" w:space="0"/>
         </w:tcBorders>
       </w:tcPr>
     </w:tblStylePr>
@@ -17440,12 +18967,12 @@
         <w:tblBorders/>
       </w:tblPr>
       <w:tcPr>
-        <w:shd w:color="ffffff"/>
+        <w:shd w:val="clear" w:color="ffffff"/>
         <w:tcBorders>
-          <w:top w:val="none"/>
+          <w:top w:val="none" w:color="000000" w:sz="4" w:space="0"/>
           <w:left w:val="single" w:color="000000" w:themeColor="accent4" w:themeTint="9A" w:sz="4" w:space="0"/>
-          <w:bottom w:val="none"/>
-          <w:right w:val="none"/>
+          <w:bottom w:val="none" w:color="000000" w:sz="4" w:space="0"/>
+          <w:right w:val="none" w:color="000000" w:sz="4" w:space="0"/>
         </w:tcBorders>
       </w:tcPr>
     </w:tblStylePr>
@@ -17468,9 +18995,9 @@
         <w:shd w:val="clear" w:color="ffffff" w:themeColor="light1" w:fill="ffffff" w:themeFill="light1"/>
         <w:tcBorders>
           <w:top w:val="single" w:color="000000" w:themeColor="accent4" w:themeTint="9A" w:sz="4" w:space="0"/>
-          <w:left w:val="none"/>
-          <w:bottom w:val="none"/>
-          <w:right w:val="none"/>
+          <w:left w:val="none" w:color="000000" w:sz="4" w:space="0"/>
+          <w:bottom w:val="none" w:color="000000" w:sz="4" w:space="0"/>
+          <w:right w:val="none" w:color="000000" w:sz="4" w:space="0"/>
         </w:tcBorders>
       </w:tcPr>
     </w:tblStylePr>
@@ -17540,9 +19067,9 @@
       </w:tcPr>
     </w:tblStylePr>
   </w:style>
-  <w:style w:type="table" w:styleId="66">
+  <w:style w:type="table" w:styleId="818">
     <w:name w:val="Grid Table 7 Colorful - Accent 5"/>
-    <w:basedOn w:val="766"/>
+    <w:basedOn w:val="949"/>
     <w:uiPriority w:val="99"/>
     <w:pPr>
       <w:pBdr/>
@@ -17644,11 +19171,11 @@
         <w:tblBorders/>
       </w:tblPr>
       <w:tcPr>
-        <w:shd w:color="ffffff"/>
+        <w:shd w:val="clear" w:color="ffffff"/>
         <w:tcBorders>
-          <w:top w:val="none"/>
-          <w:left w:val="none"/>
-          <w:bottom w:val="none"/>
+          <w:top w:val="none" w:color="000000" w:sz="4" w:space="0"/>
+          <w:left w:val="none" w:color="000000" w:sz="4" w:space="0"/>
+          <w:bottom w:val="none" w:color="000000" w:sz="4" w:space="0"/>
           <w:right w:val="single" w:color="000000" w:themeColor="accent5" w:themeTint="90" w:sz="4" w:space="0"/>
         </w:tcBorders>
       </w:tcPr>
@@ -17671,10 +19198,10 @@
       <w:tcPr>
         <w:shd w:val="clear" w:color="ffffff" w:themeColor="light1" w:fill="ffffff" w:themeFill="light1"/>
         <w:tcBorders>
-          <w:top w:val="none"/>
-          <w:left w:val="none"/>
+          <w:top w:val="none" w:color="000000" w:sz="4" w:space="0"/>
+          <w:left w:val="none" w:color="000000" w:sz="4" w:space="0"/>
           <w:bottom w:val="single" w:color="000000" w:themeColor="accent5" w:themeTint="90" w:sz="4" w:space="0"/>
-          <w:right w:val="none"/>
+          <w:right w:val="none" w:color="000000" w:sz="4" w:space="0"/>
         </w:tcBorders>
       </w:tcPr>
     </w:tblStylePr>
@@ -17694,12 +19221,12 @@
         <w:tblBorders/>
       </w:tblPr>
       <w:tcPr>
-        <w:shd w:color="ffffff"/>
+        <w:shd w:val="clear" w:color="ffffff"/>
         <w:tcBorders>
-          <w:top w:val="none"/>
+          <w:top w:val="none" w:color="000000" w:sz="4" w:space="0"/>
           <w:left w:val="single" w:color="000000" w:themeColor="accent5" w:themeTint="90" w:sz="4" w:space="0"/>
-          <w:bottom w:val="none"/>
-          <w:right w:val="none"/>
+          <w:bottom w:val="none" w:color="000000" w:sz="4" w:space="0"/>
+          <w:right w:val="none" w:color="000000" w:sz="4" w:space="0"/>
         </w:tcBorders>
       </w:tcPr>
     </w:tblStylePr>
@@ -17722,9 +19249,9 @@
         <w:shd w:val="clear" w:color="ffffff" w:themeColor="light1" w:fill="ffffff" w:themeFill="light1"/>
         <w:tcBorders>
           <w:top w:val="single" w:color="000000" w:themeColor="accent5" w:themeTint="90" w:sz="4" w:space="0"/>
-          <w:left w:val="none"/>
-          <w:bottom w:val="none"/>
-          <w:right w:val="none"/>
+          <w:left w:val="none" w:color="000000" w:sz="4" w:space="0"/>
+          <w:bottom w:val="none" w:color="000000" w:sz="4" w:space="0"/>
+          <w:right w:val="none" w:color="000000" w:sz="4" w:space="0"/>
         </w:tcBorders>
       </w:tcPr>
     </w:tblStylePr>
@@ -17794,9 +19321,9 @@
       </w:tcPr>
     </w:tblStylePr>
   </w:style>
-  <w:style w:type="table" w:styleId="67">
+  <w:style w:type="table" w:styleId="819">
     <w:name w:val="Grid Table 7 Colorful - Accent 6"/>
-    <w:basedOn w:val="766"/>
+    <w:basedOn w:val="949"/>
     <w:uiPriority w:val="99"/>
     <w:pPr>
       <w:pBdr/>
@@ -17898,11 +19425,11 @@
         <w:tblBorders/>
       </w:tblPr>
       <w:tcPr>
-        <w:shd w:color="ffffff"/>
+        <w:shd w:val="clear" w:color="ffffff"/>
         <w:tcBorders>
-          <w:top w:val="none"/>
-          <w:left w:val="none"/>
-          <w:bottom w:val="none"/>
+          <w:top w:val="none" w:color="000000" w:sz="4" w:space="0"/>
+          <w:left w:val="none" w:color="000000" w:sz="4" w:space="0"/>
+          <w:bottom w:val="none" w:color="000000" w:sz="4" w:space="0"/>
           <w:right w:val="single" w:color="000000" w:themeColor="accent6" w:themeTint="90" w:sz="4" w:space="0"/>
         </w:tcBorders>
       </w:tcPr>
@@ -17925,10 +19452,10 @@
       <w:tcPr>
         <w:shd w:val="clear" w:color="ffffff" w:themeColor="light1" w:fill="ffffff" w:themeFill="light1"/>
         <w:tcBorders>
-          <w:top w:val="none"/>
-          <w:left w:val="none"/>
+          <w:top w:val="none" w:color="000000" w:sz="4" w:space="0"/>
+          <w:left w:val="none" w:color="000000" w:sz="4" w:space="0"/>
           <w:bottom w:val="single" w:color="000000" w:themeColor="accent6" w:themeTint="90" w:sz="4" w:space="0"/>
-          <w:right w:val="none"/>
+          <w:right w:val="none" w:color="000000" w:sz="4" w:space="0"/>
         </w:tcBorders>
       </w:tcPr>
     </w:tblStylePr>
@@ -17948,12 +19475,12 @@
         <w:tblBorders/>
       </w:tblPr>
       <w:tcPr>
-        <w:shd w:color="ffffff"/>
+        <w:shd w:val="clear" w:color="ffffff"/>
         <w:tcBorders>
-          <w:top w:val="none"/>
+          <w:top w:val="none" w:color="000000" w:sz="4" w:space="0"/>
           <w:left w:val="single" w:color="000000" w:themeColor="accent6" w:themeTint="90" w:sz="4" w:space="0"/>
-          <w:bottom w:val="none"/>
-          <w:right w:val="none"/>
+          <w:bottom w:val="none" w:color="000000" w:sz="4" w:space="0"/>
+          <w:right w:val="none" w:color="000000" w:sz="4" w:space="0"/>
         </w:tcBorders>
       </w:tcPr>
     </w:tblStylePr>
@@ -17976,9 +19503,9 @@
         <w:shd w:val="clear" w:color="ffffff" w:themeColor="light1" w:fill="ffffff" w:themeFill="light1"/>
         <w:tcBorders>
           <w:top w:val="single" w:color="000000" w:themeColor="accent6" w:themeTint="90" w:sz="4" w:space="0"/>
-          <w:left w:val="none"/>
-          <w:bottom w:val="none"/>
-          <w:right w:val="none"/>
+          <w:left w:val="none" w:color="000000" w:sz="4" w:space="0"/>
+          <w:bottom w:val="none" w:color="000000" w:sz="4" w:space="0"/>
+          <w:right w:val="none" w:color="000000" w:sz="4" w:space="0"/>
         </w:tcBorders>
       </w:tcPr>
     </w:tblStylePr>
@@ -18048,9 +19575,9 @@
       </w:tcPr>
     </w:tblStylePr>
   </w:style>
-  <w:style w:type="table" w:styleId="68">
+  <w:style w:type="table" w:styleId="820">
     <w:name w:val="List Table 1 Light"/>
-    <w:basedOn w:val="766"/>
+    <w:basedOn w:val="949"/>
     <w:uiPriority w:val="99"/>
     <w:pPr>
       <w:pBdr/>
@@ -18264,9 +19791,9 @@
       </w:tcPr>
     </w:tblStylePr>
   </w:style>
-  <w:style w:type="table" w:styleId="69">
+  <w:style w:type="table" w:styleId="821">
     <w:name w:val="List Table 1 Light - Accent 1"/>
-    <w:basedOn w:val="766"/>
+    <w:basedOn w:val="949"/>
     <w:uiPriority w:val="99"/>
     <w:pPr>
       <w:pBdr/>
@@ -18480,9 +20007,9 @@
       </w:tcPr>
     </w:tblStylePr>
   </w:style>
-  <w:style w:type="table" w:styleId="70">
+  <w:style w:type="table" w:styleId="822">
     <w:name w:val="List Table 1 Light - Accent 2"/>
-    <w:basedOn w:val="766"/>
+    <w:basedOn w:val="949"/>
     <w:uiPriority w:val="99"/>
     <w:pPr>
       <w:pBdr/>
@@ -18696,9 +20223,9 @@
       </w:tcPr>
     </w:tblStylePr>
   </w:style>
-  <w:style w:type="table" w:styleId="71">
+  <w:style w:type="table" w:styleId="823">
     <w:name w:val="List Table 1 Light - Accent 3"/>
-    <w:basedOn w:val="766"/>
+    <w:basedOn w:val="949"/>
     <w:uiPriority w:val="99"/>
     <w:pPr>
       <w:pBdr/>
@@ -18912,9 +20439,9 @@
       </w:tcPr>
     </w:tblStylePr>
   </w:style>
-  <w:style w:type="table" w:styleId="72">
+  <w:style w:type="table" w:styleId="824">
     <w:name w:val="List Table 1 Light - Accent 4"/>
-    <w:basedOn w:val="766"/>
+    <w:basedOn w:val="949"/>
     <w:uiPriority w:val="99"/>
     <w:pPr>
       <w:pBdr/>
@@ -19128,9 +20655,9 @@
       </w:tcPr>
     </w:tblStylePr>
   </w:style>
-  <w:style w:type="table" w:styleId="73">
+  <w:style w:type="table" w:styleId="825">
     <w:name w:val="List Table 1 Light - Accent 5"/>
-    <w:basedOn w:val="766"/>
+    <w:basedOn w:val="949"/>
     <w:uiPriority w:val="99"/>
     <w:pPr>
       <w:pBdr/>
@@ -19344,9 +20871,9 @@
       </w:tcPr>
     </w:tblStylePr>
   </w:style>
-  <w:style w:type="table" w:styleId="74">
+  <w:style w:type="table" w:styleId="826">
     <w:name w:val="List Table 1 Light - Accent 6"/>
-    <w:basedOn w:val="766"/>
+    <w:basedOn w:val="949"/>
     <w:uiPriority w:val="99"/>
     <w:pPr>
       <w:pBdr/>
@@ -19560,9 +21087,9 @@
       </w:tcPr>
     </w:tblStylePr>
   </w:style>
-  <w:style w:type="table" w:styleId="75">
+  <w:style w:type="table" w:styleId="827">
     <w:name w:val="List Table 2"/>
-    <w:basedOn w:val="766"/>
+    <w:basedOn w:val="949"/>
     <w:uiPriority w:val="99"/>
     <w:pPr>
       <w:pBdr/>
@@ -19798,9 +21325,9 @@
       </w:tcPr>
     </w:tblStylePr>
   </w:style>
-  <w:style w:type="table" w:styleId="76">
+  <w:style w:type="table" w:styleId="828">
     <w:name w:val="List Table 2 - Accent 1"/>
-    <w:basedOn w:val="766"/>
+    <w:basedOn w:val="949"/>
     <w:uiPriority w:val="99"/>
     <w:pPr>
       <w:pBdr/>
@@ -20036,9 +21563,9 @@
       </w:tcPr>
     </w:tblStylePr>
   </w:style>
-  <w:style w:type="table" w:styleId="77">
+  <w:style w:type="table" w:styleId="829">
     <w:name w:val="List Table 2 - Accent 2"/>
-    <w:basedOn w:val="766"/>
+    <w:basedOn w:val="949"/>
     <w:uiPriority w:val="99"/>
     <w:pPr>
       <w:pBdr/>
@@ -20274,9 +21801,9 @@
       </w:tcPr>
     </w:tblStylePr>
   </w:style>
-  <w:style w:type="table" w:styleId="78">
+  <w:style w:type="table" w:styleId="830">
     <w:name w:val="List Table 2 - Accent 3"/>
-    <w:basedOn w:val="766"/>
+    <w:basedOn w:val="949"/>
     <w:uiPriority w:val="99"/>
     <w:pPr>
       <w:pBdr/>
@@ -20512,9 +22039,9 @@
       </w:tcPr>
     </w:tblStylePr>
   </w:style>
-  <w:style w:type="table" w:styleId="79">
+  <w:style w:type="table" w:styleId="831">
     <w:name w:val="List Table 2 - Accent 4"/>
-    <w:basedOn w:val="766"/>
+    <w:basedOn w:val="949"/>
     <w:uiPriority w:val="99"/>
     <w:pPr>
       <w:pBdr/>
@@ -20750,9 +22277,9 @@
       </w:tcPr>
     </w:tblStylePr>
   </w:style>
-  <w:style w:type="table" w:styleId="80">
+  <w:style w:type="table" w:styleId="832">
     <w:name w:val="List Table 2 - Accent 5"/>
-    <w:basedOn w:val="766"/>
+    <w:basedOn w:val="949"/>
     <w:uiPriority w:val="99"/>
     <w:pPr>
       <w:pBdr/>
@@ -20988,9 +22515,9 @@
       </w:tcPr>
     </w:tblStylePr>
   </w:style>
-  <w:style w:type="table" w:styleId="81">
+  <w:style w:type="table" w:styleId="833">
     <w:name w:val="List Table 2 - Accent 6"/>
-    <w:basedOn w:val="766"/>
+    <w:basedOn w:val="949"/>
     <w:uiPriority w:val="99"/>
     <w:pPr>
       <w:pBdr/>
@@ -21226,9 +22753,9 @@
       </w:tcPr>
     </w:tblStylePr>
   </w:style>
-  <w:style w:type="table" w:styleId="82">
+  <w:style w:type="table" w:styleId="834">
     <w:name w:val="List Table 3"/>
-    <w:basedOn w:val="766"/>
+    <w:basedOn w:val="949"/>
     <w:uiPriority w:val="99"/>
     <w:pPr>
       <w:pBdr/>
@@ -21454,9 +22981,9 @@
       </w:tcPr>
     </w:tblStylePr>
   </w:style>
-  <w:style w:type="table" w:styleId="83">
+  <w:style w:type="table" w:styleId="835">
     <w:name w:val="List Table 3 - Accent 1"/>
-    <w:basedOn w:val="766"/>
+    <w:basedOn w:val="949"/>
     <w:uiPriority w:val="99"/>
     <w:pPr>
       <w:pBdr/>
@@ -21682,9 +23209,9 @@
       </w:tcPr>
     </w:tblStylePr>
   </w:style>
-  <w:style w:type="table" w:styleId="84">
+  <w:style w:type="table" w:styleId="836">
     <w:name w:val="List Table 3 - Accent 2"/>
-    <w:basedOn w:val="766"/>
+    <w:basedOn w:val="949"/>
     <w:uiPriority w:val="99"/>
     <w:pPr>
       <w:pBdr/>
@@ -21910,9 +23437,9 @@
       </w:tcPr>
     </w:tblStylePr>
   </w:style>
-  <w:style w:type="table" w:styleId="85">
+  <w:style w:type="table" w:styleId="837">
     <w:name w:val="List Table 3 - Accent 3"/>
-    <w:basedOn w:val="766"/>
+    <w:basedOn w:val="949"/>
     <w:uiPriority w:val="99"/>
     <w:pPr>
       <w:pBdr/>
@@ -22138,9 +23665,9 @@
       </w:tcPr>
     </w:tblStylePr>
   </w:style>
-  <w:style w:type="table" w:styleId="86">
+  <w:style w:type="table" w:styleId="838">
     <w:name w:val="List Table 3 - Accent 4"/>
-    <w:basedOn w:val="766"/>
+    <w:basedOn w:val="949"/>
     <w:uiPriority w:val="99"/>
     <w:pPr>
       <w:pBdr/>
@@ -22366,9 +23893,9 @@
       </w:tcPr>
     </w:tblStylePr>
   </w:style>
-  <w:style w:type="table" w:styleId="87">
+  <w:style w:type="table" w:styleId="839">
     <w:name w:val="List Table 3 - Accent 5"/>
-    <w:basedOn w:val="766"/>
+    <w:basedOn w:val="949"/>
     <w:uiPriority w:val="99"/>
     <w:pPr>
       <w:pBdr/>
@@ -22594,9 +24121,9 @@
       </w:tcPr>
     </w:tblStylePr>
   </w:style>
-  <w:style w:type="table" w:styleId="88">
+  <w:style w:type="table" w:styleId="840">
     <w:name w:val="List Table 3 - Accent 6"/>
-    <w:basedOn w:val="766"/>
+    <w:basedOn w:val="949"/>
     <w:uiPriority w:val="99"/>
     <w:pPr>
       <w:pBdr/>
@@ -22822,9 +24349,9 @@
       </w:tcPr>
     </w:tblStylePr>
   </w:style>
-  <w:style w:type="table" w:styleId="89">
+  <w:style w:type="table" w:styleId="841">
     <w:name w:val="List Table 4"/>
-    <w:basedOn w:val="766"/>
+    <w:basedOn w:val="949"/>
     <w:uiPriority w:val="99"/>
     <w:pPr>
       <w:pBdr/>
@@ -23047,9 +24574,9 @@
       </w:tcPr>
     </w:tblStylePr>
   </w:style>
-  <w:style w:type="table" w:styleId="90">
+  <w:style w:type="table" w:styleId="842">
     <w:name w:val="List Table 4 - Accent 1"/>
-    <w:basedOn w:val="766"/>
+    <w:basedOn w:val="949"/>
     <w:uiPriority w:val="99"/>
     <w:pPr>
       <w:pBdr/>
@@ -23272,9 +24799,9 @@
       </w:tcPr>
     </w:tblStylePr>
   </w:style>
-  <w:style w:type="table" w:styleId="91">
+  <w:style w:type="table" w:styleId="843">
     <w:name w:val="List Table 4 - Accent 2"/>
-    <w:basedOn w:val="766"/>
+    <w:basedOn w:val="949"/>
     <w:uiPriority w:val="99"/>
     <w:pPr>
       <w:pBdr/>
@@ -23497,9 +25024,9 @@
       </w:tcPr>
     </w:tblStylePr>
   </w:style>
-  <w:style w:type="table" w:styleId="92">
+  <w:style w:type="table" w:styleId="844">
     <w:name w:val="List Table 4 - Accent 3"/>
-    <w:basedOn w:val="766"/>
+    <w:basedOn w:val="949"/>
     <w:uiPriority w:val="99"/>
     <w:pPr>
       <w:pBdr/>
@@ -23722,9 +25249,9 @@
       </w:tcPr>
     </w:tblStylePr>
   </w:style>
-  <w:style w:type="table" w:styleId="93">
+  <w:style w:type="table" w:styleId="845">
     <w:name w:val="List Table 4 - Accent 4"/>
-    <w:basedOn w:val="766"/>
+    <w:basedOn w:val="949"/>
     <w:uiPriority w:val="99"/>
     <w:pPr>
       <w:pBdr/>
@@ -23947,9 +25474,9 @@
       </w:tcPr>
     </w:tblStylePr>
   </w:style>
-  <w:style w:type="table" w:styleId="94">
+  <w:style w:type="table" w:styleId="846">
     <w:name w:val="List Table 4 - Accent 5"/>
-    <w:basedOn w:val="766"/>
+    <w:basedOn w:val="949"/>
     <w:uiPriority w:val="99"/>
     <w:pPr>
       <w:pBdr/>
@@ -24172,9 +25699,9 @@
       </w:tcPr>
     </w:tblStylePr>
   </w:style>
-  <w:style w:type="table" w:styleId="95">
+  <w:style w:type="table" w:styleId="847">
     <w:name w:val="List Table 4 - Accent 6"/>
-    <w:basedOn w:val="766"/>
+    <w:basedOn w:val="949"/>
     <w:uiPriority w:val="99"/>
     <w:pPr>
       <w:pBdr/>
@@ -24397,9 +25924,9 @@
       </w:tcPr>
     </w:tblStylePr>
   </w:style>
-  <w:style w:type="table" w:styleId="96">
+  <w:style w:type="table" w:styleId="848">
     <w:name w:val="List Table 5 Dark"/>
-    <w:basedOn w:val="766"/>
+    <w:basedOn w:val="949"/>
     <w:uiPriority w:val="99"/>
     <w:pPr>
       <w:pBdr/>
@@ -24639,9 +26166,9 @@
       </w:tcPr>
     </w:tblStylePr>
   </w:style>
-  <w:style w:type="table" w:styleId="97">
+  <w:style w:type="table" w:styleId="849">
     <w:name w:val="List Table 5 Dark - Accent 1"/>
-    <w:basedOn w:val="766"/>
+    <w:basedOn w:val="949"/>
     <w:uiPriority w:val="99"/>
     <w:pPr>
       <w:pBdr/>
@@ -24881,9 +26408,9 @@
       </w:tcPr>
     </w:tblStylePr>
   </w:style>
-  <w:style w:type="table" w:styleId="98">
+  <w:style w:type="table" w:styleId="850">
     <w:name w:val="List Table 5 Dark - Accent 2"/>
-    <w:basedOn w:val="766"/>
+    <w:basedOn w:val="949"/>
     <w:uiPriority w:val="99"/>
     <w:pPr>
       <w:pBdr/>
@@ -25123,9 +26650,9 @@
       </w:tcPr>
     </w:tblStylePr>
   </w:style>
-  <w:style w:type="table" w:styleId="99">
+  <w:style w:type="table" w:styleId="851">
     <w:name w:val="List Table 5 Dark - Accent 3"/>
-    <w:basedOn w:val="766"/>
+    <w:basedOn w:val="949"/>
     <w:uiPriority w:val="99"/>
     <w:pPr>
       <w:pBdr/>
@@ -25365,9 +26892,9 @@
       </w:tcPr>
     </w:tblStylePr>
   </w:style>
-  <w:style w:type="table" w:styleId="100">
+  <w:style w:type="table" w:styleId="852">
     <w:name w:val="List Table 5 Dark - Accent 4"/>
-    <w:basedOn w:val="766"/>
+    <w:basedOn w:val="949"/>
     <w:uiPriority w:val="99"/>
     <w:pPr>
       <w:pBdr/>
@@ -25607,9 +27134,9 @@
       </w:tcPr>
     </w:tblStylePr>
   </w:style>
-  <w:style w:type="table" w:styleId="101">
+  <w:style w:type="table" w:styleId="853">
     <w:name w:val="List Table 5 Dark - Accent 5"/>
-    <w:basedOn w:val="766"/>
+    <w:basedOn w:val="949"/>
     <w:uiPriority w:val="99"/>
     <w:pPr>
       <w:pBdr/>
@@ -25849,9 +27376,9 @@
       </w:tcPr>
     </w:tblStylePr>
   </w:style>
-  <w:style w:type="table" w:styleId="102">
+  <w:style w:type="table" w:styleId="854">
     <w:name w:val="List Table 5 Dark - Accent 6"/>
-    <w:basedOn w:val="766"/>
+    <w:basedOn w:val="949"/>
     <w:uiPriority w:val="99"/>
     <w:pPr>
       <w:pBdr/>
@@ -26091,9 +27618,9 @@
       </w:tcPr>
     </w:tblStylePr>
   </w:style>
-  <w:style w:type="table" w:styleId="103">
+  <w:style w:type="table" w:styleId="855">
     <w:name w:val="List Table 6 Colorful"/>
-    <w:basedOn w:val="766"/>
+    <w:basedOn w:val="949"/>
     <w:uiPriority w:val="99"/>
     <w:pPr>
       <w:pBdr/>
@@ -26314,9 +27841,9 @@
       </w:tcPr>
     </w:tblStylePr>
   </w:style>
-  <w:style w:type="table" w:styleId="104">
+  <w:style w:type="table" w:styleId="856">
     <w:name w:val="List Table 6 Colorful - Accent 1"/>
-    <w:basedOn w:val="766"/>
+    <w:basedOn w:val="949"/>
     <w:uiPriority w:val="99"/>
     <w:pPr>
       <w:pBdr/>
@@ -26537,9 +28064,9 @@
       </w:tcPr>
     </w:tblStylePr>
   </w:style>
-  <w:style w:type="table" w:styleId="105">
+  <w:style w:type="table" w:styleId="857">
     <w:name w:val="List Table 6 Colorful - Accent 2"/>
-    <w:basedOn w:val="766"/>
+    <w:basedOn w:val="949"/>
     <w:uiPriority w:val="99"/>
     <w:pPr>
       <w:pBdr/>
@@ -26760,9 +28287,9 @@
       </w:tcPr>
     </w:tblStylePr>
   </w:style>
-  <w:style w:type="table" w:styleId="106">
+  <w:style w:type="table" w:styleId="858">
     <w:name w:val="List Table 6 Colorful - Accent 3"/>
-    <w:basedOn w:val="766"/>
+    <w:basedOn w:val="949"/>
     <w:uiPriority w:val="99"/>
     <w:pPr>
       <w:pBdr/>
@@ -26983,9 +28510,9 @@
       </w:tcPr>
     </w:tblStylePr>
   </w:style>
-  <w:style w:type="table" w:styleId="107">
+  <w:style w:type="table" w:styleId="859">
     <w:name w:val="List Table 6 Colorful - Accent 4"/>
-    <w:basedOn w:val="766"/>
+    <w:basedOn w:val="949"/>
     <w:uiPriority w:val="99"/>
     <w:pPr>
       <w:pBdr/>
@@ -27206,9 +28733,9 @@
       </w:tcPr>
     </w:tblStylePr>
   </w:style>
-  <w:style w:type="table" w:styleId="108">
+  <w:style w:type="table" w:styleId="860">
     <w:name w:val="List Table 6 Colorful - Accent 5"/>
-    <w:basedOn w:val="766"/>
+    <w:basedOn w:val="949"/>
     <w:uiPriority w:val="99"/>
     <w:pPr>
       <w:pBdr/>
@@ -27429,9 +28956,9 @@
       </w:tcPr>
     </w:tblStylePr>
   </w:style>
-  <w:style w:type="table" w:styleId="109">
+  <w:style w:type="table" w:styleId="861">
     <w:name w:val="List Table 6 Colorful - Accent 6"/>
-    <w:basedOn w:val="766"/>
+    <w:basedOn w:val="949"/>
     <w:uiPriority w:val="99"/>
     <w:pPr>
       <w:pBdr/>
@@ -27652,9 +29179,9 @@
       </w:tcPr>
     </w:tblStylePr>
   </w:style>
-  <w:style w:type="table" w:styleId="110">
+  <w:style w:type="table" w:styleId="862">
     <w:name w:val="List Table 7 Colorful"/>
-    <w:basedOn w:val="766"/>
+    <w:basedOn w:val="949"/>
     <w:uiPriority w:val="99"/>
     <w:pPr>
       <w:pBdr/>
@@ -27753,11 +29280,11 @@
         <w:tblBorders/>
       </w:tblPr>
       <w:tcPr>
-        <w:shd w:color="ffffff"/>
+        <w:shd w:val="clear" w:color="ffffff"/>
         <w:tcBorders>
-          <w:top w:val="none"/>
-          <w:left w:val="none"/>
-          <w:bottom w:val="none"/>
+          <w:top w:val="none" w:color="000000" w:sz="4" w:space="0"/>
+          <w:left w:val="none" w:color="000000" w:sz="4" w:space="0"/>
+          <w:bottom w:val="none" w:color="000000" w:sz="4" w:space="0"/>
           <w:right w:val="single" w:color="000000" w:themeColor="text1" w:themeTint="80" w:sz="4" w:space="0"/>
         </w:tcBorders>
       </w:tcPr>
@@ -27780,10 +29307,10 @@
       <w:tcPr>
         <w:shd w:val="clear" w:color="ffffff" w:themeColor="light1" w:fill="ffffff" w:themeFill="light1"/>
         <w:tcBorders>
-          <w:top w:val="none"/>
-          <w:left w:val="none"/>
+          <w:top w:val="none" w:color="000000" w:sz="4" w:space="0"/>
+          <w:left w:val="none" w:color="000000" w:sz="4" w:space="0"/>
           <w:bottom w:val="single" w:color="000000" w:themeColor="text1" w:themeTint="80" w:sz="4" w:space="0"/>
-          <w:right w:val="none"/>
+          <w:right w:val="none" w:color="000000" w:sz="4" w:space="0"/>
         </w:tcBorders>
       </w:tcPr>
     </w:tblStylePr>
@@ -27803,12 +29330,12 @@
         <w:tblBorders/>
       </w:tblPr>
       <w:tcPr>
-        <w:shd w:color="ffffff"/>
+        <w:shd w:val="clear" w:color="ffffff"/>
         <w:tcBorders>
-          <w:top w:val="none"/>
+          <w:top w:val="none" w:color="000000" w:sz="4" w:space="0"/>
           <w:left w:val="single" w:color="000000" w:themeColor="text1" w:themeTint="80" w:sz="4" w:space="0"/>
-          <w:bottom w:val="none"/>
-          <w:right w:val="none"/>
+          <w:bottom w:val="none" w:color="000000" w:sz="4" w:space="0"/>
+          <w:right w:val="none" w:color="000000" w:sz="4" w:space="0"/>
         </w:tcBorders>
       </w:tcPr>
     </w:tblStylePr>
@@ -27831,9 +29358,9 @@
         <w:shd w:val="clear" w:color="ffffff" w:themeColor="light1" w:fill="ffffff" w:themeFill="light1"/>
         <w:tcBorders>
           <w:top w:val="single" w:color="000000" w:themeColor="text1" w:themeTint="80" w:sz="4" w:space="0"/>
-          <w:left w:val="none"/>
-          <w:bottom w:val="none"/>
-          <w:right w:val="none"/>
+          <w:left w:val="none" w:color="000000" w:sz="4" w:space="0"/>
+          <w:bottom w:val="none" w:color="000000" w:sz="4" w:space="0"/>
+          <w:right w:val="none" w:color="000000" w:sz="4" w:space="0"/>
         </w:tcBorders>
       </w:tcPr>
     </w:tblStylePr>
@@ -27908,9 +29435,9 @@
       </w:tcPr>
     </w:tblStylePr>
   </w:style>
-  <w:style w:type="table" w:styleId="111">
+  <w:style w:type="table" w:styleId="863">
     <w:name w:val="List Table 7 Colorful - Accent 1"/>
-    <w:basedOn w:val="766"/>
+    <w:basedOn w:val="949"/>
     <w:uiPriority w:val="99"/>
     <w:pPr>
       <w:pBdr/>
@@ -28009,11 +29536,11 @@
         <w:tblBorders/>
       </w:tblPr>
       <w:tcPr>
-        <w:shd w:color="ffffff"/>
+        <w:shd w:val="clear" w:color="ffffff"/>
         <w:tcBorders>
-          <w:top w:val="none"/>
-          <w:left w:val="none"/>
-          <w:bottom w:val="none"/>
+          <w:top w:val="none" w:color="000000" w:sz="4" w:space="0"/>
+          <w:left w:val="none" w:color="000000" w:sz="4" w:space="0"/>
+          <w:bottom w:val="none" w:color="000000" w:sz="4" w:space="0"/>
           <w:right w:val="single" w:color="000000" w:themeColor="accent1" w:sz="4" w:space="0"/>
         </w:tcBorders>
       </w:tcPr>
@@ -28036,10 +29563,10 @@
       <w:tcPr>
         <w:shd w:val="clear" w:color="ffffff" w:themeColor="light1" w:fill="ffffff" w:themeFill="light1"/>
         <w:tcBorders>
-          <w:top w:val="none"/>
-          <w:left w:val="none"/>
+          <w:top w:val="none" w:color="000000" w:sz="4" w:space="0"/>
+          <w:left w:val="none" w:color="000000" w:sz="4" w:space="0"/>
           <w:bottom w:val="single" w:color="000000" w:themeColor="accent1" w:sz="4" w:space="0"/>
-          <w:right w:val="none"/>
+          <w:right w:val="none" w:color="000000" w:sz="4" w:space="0"/>
         </w:tcBorders>
       </w:tcPr>
     </w:tblStylePr>
@@ -28059,12 +29586,12 @@
         <w:tblBorders/>
       </w:tblPr>
       <w:tcPr>
-        <w:shd w:color="ffffff"/>
+        <w:shd w:val="clear" w:color="ffffff"/>
         <w:tcBorders>
-          <w:top w:val="none"/>
+          <w:top w:val="none" w:color="000000" w:sz="4" w:space="0"/>
           <w:left w:val="single" w:color="000000" w:themeColor="accent1" w:sz="4" w:space="0"/>
-          <w:bottom w:val="none"/>
-          <w:right w:val="none"/>
+          <w:bottom w:val="none" w:color="000000" w:sz="4" w:space="0"/>
+          <w:right w:val="none" w:color="000000" w:sz="4" w:space="0"/>
         </w:tcBorders>
       </w:tcPr>
     </w:tblStylePr>
@@ -28087,9 +29614,9 @@
         <w:shd w:val="clear" w:color="ffffff" w:themeColor="light1" w:fill="ffffff" w:themeFill="light1"/>
         <w:tcBorders>
           <w:top w:val="single" w:color="000000" w:themeColor="accent1" w:sz="4" w:space="0"/>
-          <w:left w:val="none"/>
-          <w:bottom w:val="none"/>
-          <w:right w:val="none"/>
+          <w:left w:val="none" w:color="000000" w:sz="4" w:space="0"/>
+          <w:bottom w:val="none" w:color="000000" w:sz="4" w:space="0"/>
+          <w:right w:val="none" w:color="000000" w:sz="4" w:space="0"/>
         </w:tcBorders>
       </w:tcPr>
     </w:tblStylePr>
@@ -28164,9 +29691,9 @@
       </w:tcPr>
     </w:tblStylePr>
   </w:style>
-  <w:style w:type="table" w:styleId="112">
+  <w:style w:type="table" w:styleId="864">
     <w:name w:val="List Table 7 Colorful - Accent 2"/>
-    <w:basedOn w:val="766"/>
+    <w:basedOn w:val="949"/>
     <w:uiPriority w:val="99"/>
     <w:pPr>
       <w:pBdr/>
@@ -28265,11 +29792,11 @@
         <w:tblBorders/>
       </w:tblPr>
       <w:tcPr>
-        <w:shd w:color="ffffff"/>
+        <w:shd w:val="clear" w:color="ffffff"/>
         <w:tcBorders>
-          <w:top w:val="none"/>
-          <w:left w:val="none"/>
-          <w:bottom w:val="none"/>
+          <w:top w:val="none" w:color="000000" w:sz="4" w:space="0"/>
+          <w:left w:val="none" w:color="000000" w:sz="4" w:space="0"/>
+          <w:bottom w:val="none" w:color="000000" w:sz="4" w:space="0"/>
           <w:right w:val="single" w:color="000000" w:themeColor="accent2" w:themeTint="97" w:sz="4" w:space="0"/>
         </w:tcBorders>
       </w:tcPr>
@@ -28292,10 +29819,10 @@
       <w:tcPr>
         <w:shd w:val="clear" w:color="ffffff" w:themeColor="light1" w:fill="ffffff" w:themeFill="light1"/>
         <w:tcBorders>
-          <w:top w:val="none"/>
-          <w:left w:val="none"/>
+          <w:top w:val="none" w:color="000000" w:sz="4" w:space="0"/>
+          <w:left w:val="none" w:color="000000" w:sz="4" w:space="0"/>
           <w:bottom w:val="single" w:color="000000" w:themeColor="accent2" w:themeTint="97" w:sz="4" w:space="0"/>
-          <w:right w:val="none"/>
+          <w:right w:val="none" w:color="000000" w:sz="4" w:space="0"/>
         </w:tcBorders>
       </w:tcPr>
     </w:tblStylePr>
@@ -28315,12 +29842,12 @@
         <w:tblBorders/>
       </w:tblPr>
       <w:tcPr>
-        <w:shd w:color="ffffff"/>
+        <w:shd w:val="clear" w:color="ffffff"/>
         <w:tcBorders>
-          <w:top w:val="none"/>
+          <w:top w:val="none" w:color="000000" w:sz="4" w:space="0"/>
           <w:left w:val="single" w:color="000000" w:themeColor="accent2" w:themeTint="97" w:sz="4" w:space="0"/>
-          <w:bottom w:val="none"/>
-          <w:right w:val="none"/>
+          <w:bottom w:val="none" w:color="000000" w:sz="4" w:space="0"/>
+          <w:right w:val="none" w:color="000000" w:sz="4" w:space="0"/>
         </w:tcBorders>
       </w:tcPr>
     </w:tblStylePr>
@@ -28343,9 +29870,9 @@
         <w:shd w:val="clear" w:color="ffffff" w:themeColor="light1" w:fill="ffffff" w:themeFill="light1"/>
         <w:tcBorders>
           <w:top w:val="single" w:color="000000" w:themeColor="accent2" w:themeTint="97" w:sz="4" w:space="0"/>
-          <w:left w:val="none"/>
-          <w:bottom w:val="none"/>
-          <w:right w:val="none"/>
+          <w:left w:val="none" w:color="000000" w:sz="4" w:space="0"/>
+          <w:bottom w:val="none" w:color="000000" w:sz="4" w:space="0"/>
+          <w:right w:val="none" w:color="000000" w:sz="4" w:space="0"/>
         </w:tcBorders>
       </w:tcPr>
     </w:tblStylePr>
@@ -28420,9 +29947,9 @@
       </w:tcPr>
     </w:tblStylePr>
   </w:style>
-  <w:style w:type="table" w:styleId="113">
+  <w:style w:type="table" w:styleId="865">
     <w:name w:val="List Table 7 Colorful - Accent 3"/>
-    <w:basedOn w:val="766"/>
+    <w:basedOn w:val="949"/>
     <w:uiPriority w:val="99"/>
     <w:pPr>
       <w:pBdr/>
@@ -28521,11 +30048,11 @@
         <w:tblBorders/>
       </w:tblPr>
       <w:tcPr>
-        <w:shd w:color="ffffff"/>
+        <w:shd w:val="clear" w:color="ffffff"/>
         <w:tcBorders>
-          <w:top w:val="none"/>
-          <w:left w:val="none"/>
-          <w:bottom w:val="none"/>
+          <w:top w:val="none" w:color="000000" w:sz="4" w:space="0"/>
+          <w:left w:val="none" w:color="000000" w:sz="4" w:space="0"/>
+          <w:bottom w:val="none" w:color="000000" w:sz="4" w:space="0"/>
           <w:right w:val="single" w:color="000000" w:themeColor="accent3" w:themeTint="98" w:sz="4" w:space="0"/>
         </w:tcBorders>
       </w:tcPr>
@@ -28548,10 +30075,10 @@
       <w:tcPr>
         <w:shd w:val="clear" w:color="ffffff" w:themeColor="light1" w:fill="ffffff" w:themeFill="light1"/>
         <w:tcBorders>
-          <w:top w:val="none"/>
-          <w:left w:val="none"/>
+          <w:top w:val="none" w:color="000000" w:sz="4" w:space="0"/>
+          <w:left w:val="none" w:color="000000" w:sz="4" w:space="0"/>
           <w:bottom w:val="single" w:color="000000" w:themeColor="accent3" w:themeTint="98" w:sz="4" w:space="0"/>
-          <w:right w:val="none"/>
+          <w:right w:val="none" w:color="000000" w:sz="4" w:space="0"/>
         </w:tcBorders>
       </w:tcPr>
     </w:tblStylePr>
@@ -28571,12 +30098,12 @@
         <w:tblBorders/>
       </w:tblPr>
       <w:tcPr>
-        <w:shd w:color="ffffff"/>
+        <w:shd w:val="clear" w:color="ffffff"/>
         <w:tcBorders>
-          <w:top w:val="none"/>
+          <w:top w:val="none" w:color="000000" w:sz="4" w:space="0"/>
           <w:left w:val="single" w:color="000000" w:themeColor="accent3" w:themeTint="98" w:sz="4" w:space="0"/>
-          <w:bottom w:val="none"/>
-          <w:right w:val="none"/>
+          <w:bottom w:val="none" w:color="000000" w:sz="4" w:space="0"/>
+          <w:right w:val="none" w:color="000000" w:sz="4" w:space="0"/>
         </w:tcBorders>
       </w:tcPr>
     </w:tblStylePr>
@@ -28599,9 +30126,9 @@
         <w:shd w:val="clear" w:color="ffffff" w:themeColor="light1" w:fill="ffffff" w:themeFill="light1"/>
         <w:tcBorders>
           <w:top w:val="single" w:color="000000" w:themeColor="accent3" w:themeTint="98" w:sz="4" w:space="0"/>
-          <w:left w:val="none"/>
-          <w:bottom w:val="none"/>
-          <w:right w:val="none"/>
+          <w:left w:val="none" w:color="000000" w:sz="4" w:space="0"/>
+          <w:bottom w:val="none" w:color="000000" w:sz="4" w:space="0"/>
+          <w:right w:val="none" w:color="000000" w:sz="4" w:space="0"/>
         </w:tcBorders>
       </w:tcPr>
     </w:tblStylePr>
@@ -28676,9 +30203,9 @@
       </w:tcPr>
     </w:tblStylePr>
   </w:style>
-  <w:style w:type="table" w:styleId="114">
+  <w:style w:type="table" w:styleId="866">
     <w:name w:val="List Table 7 Colorful - Accent 4"/>
-    <w:basedOn w:val="766"/>
+    <w:basedOn w:val="949"/>
     <w:uiPriority w:val="99"/>
     <w:pPr>
       <w:pBdr/>
@@ -28777,11 +30304,11 @@
         <w:tblBorders/>
       </w:tblPr>
       <w:tcPr>
-        <w:shd w:color="ffffff"/>
+        <w:shd w:val="clear" w:color="ffffff"/>
         <w:tcBorders>
-          <w:top w:val="none"/>
-          <w:left w:val="none"/>
-          <w:bottom w:val="none"/>
+          <w:top w:val="none" w:color="000000" w:sz="4" w:space="0"/>
+          <w:left w:val="none" w:color="000000" w:sz="4" w:space="0"/>
+          <w:bottom w:val="none" w:color="000000" w:sz="4" w:space="0"/>
           <w:right w:val="single" w:color="000000" w:themeColor="accent4" w:themeTint="9A" w:sz="4" w:space="0"/>
         </w:tcBorders>
       </w:tcPr>
@@ -28804,10 +30331,10 @@
       <w:tcPr>
         <w:shd w:val="clear" w:color="ffffff" w:themeColor="light1" w:fill="ffffff" w:themeFill="light1"/>
         <w:tcBorders>
-          <w:top w:val="none"/>
-          <w:left w:val="none"/>
+          <w:top w:val="none" w:color="000000" w:sz="4" w:space="0"/>
+          <w:left w:val="none" w:color="000000" w:sz="4" w:space="0"/>
           <w:bottom w:val="single" w:color="000000" w:themeColor="accent4" w:themeTint="9A" w:sz="4" w:space="0"/>
-          <w:right w:val="none"/>
+          <w:right w:val="none" w:color="000000" w:sz="4" w:space="0"/>
         </w:tcBorders>
       </w:tcPr>
     </w:tblStylePr>
@@ -28827,12 +30354,12 @@
         <w:tblBorders/>
       </w:tblPr>
       <w:tcPr>
-        <w:shd w:color="ffffff"/>
+        <w:shd w:val="clear" w:color="ffffff"/>
         <w:tcBorders>
-          <w:top w:val="none"/>
+          <w:top w:val="none" w:color="000000" w:sz="4" w:space="0"/>
           <w:left w:val="single" w:color="000000" w:themeColor="accent4" w:themeTint="9A" w:sz="4" w:space="0"/>
-          <w:bottom w:val="none"/>
-          <w:right w:val="none"/>
+          <w:bottom w:val="none" w:color="000000" w:sz="4" w:space="0"/>
+          <w:right w:val="none" w:color="000000" w:sz="4" w:space="0"/>
         </w:tcBorders>
       </w:tcPr>
     </w:tblStylePr>
@@ -28855,9 +30382,9 @@
         <w:shd w:val="clear" w:color="ffffff" w:themeColor="light1" w:fill="ffffff" w:themeFill="light1"/>
         <w:tcBorders>
           <w:top w:val="single" w:color="000000" w:themeColor="accent4" w:themeTint="9A" w:sz="4" w:space="0"/>
-          <w:left w:val="none"/>
-          <w:bottom w:val="none"/>
-          <w:right w:val="none"/>
+          <w:left w:val="none" w:color="000000" w:sz="4" w:space="0"/>
+          <w:bottom w:val="none" w:color="000000" w:sz="4" w:space="0"/>
+          <w:right w:val="none" w:color="000000" w:sz="4" w:space="0"/>
         </w:tcBorders>
       </w:tcPr>
     </w:tblStylePr>
@@ -28932,9 +30459,9 @@
       </w:tcPr>
     </w:tblStylePr>
   </w:style>
-  <w:style w:type="table" w:styleId="115">
+  <w:style w:type="table" w:styleId="867">
     <w:name w:val="List Table 7 Colorful - Accent 5"/>
-    <w:basedOn w:val="766"/>
+    <w:basedOn w:val="949"/>
     <w:uiPriority w:val="99"/>
     <w:pPr>
       <w:pBdr/>
@@ -29033,11 +30560,11 @@
         <w:tblBorders/>
       </w:tblPr>
       <w:tcPr>
-        <w:shd w:color="ffffff"/>
+        <w:shd w:val="clear" w:color="ffffff"/>
         <w:tcBorders>
-          <w:top w:val="none"/>
-          <w:left w:val="none"/>
-          <w:bottom w:val="none"/>
+          <w:top w:val="none" w:color="000000" w:sz="4" w:space="0"/>
+          <w:left w:val="none" w:color="000000" w:sz="4" w:space="0"/>
+          <w:bottom w:val="none" w:color="000000" w:sz="4" w:space="0"/>
           <w:right w:val="single" w:color="000000" w:themeColor="accent5" w:themeTint="9A" w:sz="4" w:space="0"/>
         </w:tcBorders>
       </w:tcPr>
@@ -29060,10 +30587,10 @@
       <w:tcPr>
         <w:shd w:val="clear" w:color="ffffff" w:themeColor="light1" w:fill="ffffff" w:themeFill="light1"/>
         <w:tcBorders>
-          <w:top w:val="none"/>
-          <w:left w:val="none"/>
+          <w:top w:val="none" w:color="000000" w:sz="4" w:space="0"/>
+          <w:left w:val="none" w:color="000000" w:sz="4" w:space="0"/>
           <w:bottom w:val="single" w:color="000000" w:themeColor="accent5" w:themeTint="9A" w:sz="4" w:space="0"/>
-          <w:right w:val="none"/>
+          <w:right w:val="none" w:color="000000" w:sz="4" w:space="0"/>
         </w:tcBorders>
       </w:tcPr>
     </w:tblStylePr>
@@ -29083,12 +30610,12 @@
         <w:tblBorders/>
       </w:tblPr>
       <w:tcPr>
-        <w:shd w:color="ffffff"/>
+        <w:shd w:val="clear" w:color="ffffff"/>
         <w:tcBorders>
-          <w:top w:val="none"/>
+          <w:top w:val="none" w:color="000000" w:sz="4" w:space="0"/>
           <w:left w:val="single" w:color="000000" w:themeColor="accent5" w:themeTint="9A" w:sz="4" w:space="0"/>
-          <w:bottom w:val="none"/>
-          <w:right w:val="none"/>
+          <w:bottom w:val="none" w:color="000000" w:sz="4" w:space="0"/>
+          <w:right w:val="none" w:color="000000" w:sz="4" w:space="0"/>
         </w:tcBorders>
       </w:tcPr>
     </w:tblStylePr>
@@ -29111,9 +30638,9 @@
         <w:shd w:val="clear" w:color="ffffff" w:themeColor="light1" w:fill="ffffff" w:themeFill="light1"/>
         <w:tcBorders>
           <w:top w:val="single" w:color="000000" w:themeColor="accent5" w:themeTint="9A" w:sz="4" w:space="0"/>
-          <w:left w:val="none"/>
-          <w:bottom w:val="none"/>
-          <w:right w:val="none"/>
+          <w:left w:val="none" w:color="000000" w:sz="4" w:space="0"/>
+          <w:bottom w:val="none" w:color="000000" w:sz="4" w:space="0"/>
+          <w:right w:val="none" w:color="000000" w:sz="4" w:space="0"/>
         </w:tcBorders>
       </w:tcPr>
     </w:tblStylePr>
@@ -29188,9 +30715,9 @@
       </w:tcPr>
     </w:tblStylePr>
   </w:style>
-  <w:style w:type="table" w:styleId="116">
+  <w:style w:type="table" w:styleId="868">
     <w:name w:val="List Table 7 Colorful - Accent 6"/>
-    <w:basedOn w:val="766"/>
+    <w:basedOn w:val="949"/>
     <w:uiPriority w:val="99"/>
     <w:pPr>
       <w:pBdr/>
@@ -29289,11 +30816,11 @@
         <w:tblBorders/>
       </w:tblPr>
       <w:tcPr>
-        <w:shd w:color="ffffff"/>
+        <w:shd w:val="clear" w:color="ffffff"/>
         <w:tcBorders>
-          <w:top w:val="none"/>
-          <w:left w:val="none"/>
-          <w:bottom w:val="none"/>
+          <w:top w:val="none" w:color="000000" w:sz="4" w:space="0"/>
+          <w:left w:val="none" w:color="000000" w:sz="4" w:space="0"/>
+          <w:bottom w:val="none" w:color="000000" w:sz="4" w:space="0"/>
           <w:right w:val="single" w:color="000000" w:themeColor="accent6" w:themeTint="98" w:sz="4" w:space="0"/>
         </w:tcBorders>
       </w:tcPr>
@@ -29316,10 +30843,10 @@
       <w:tcPr>
         <w:shd w:val="clear" w:color="ffffff" w:themeColor="light1" w:fill="ffffff" w:themeFill="light1"/>
         <w:tcBorders>
-          <w:top w:val="none"/>
-          <w:left w:val="none"/>
+          <w:top w:val="none" w:color="000000" w:sz="4" w:space="0"/>
+          <w:left w:val="none" w:color="000000" w:sz="4" w:space="0"/>
           <w:bottom w:val="single" w:color="000000" w:themeColor="accent6" w:themeTint="98" w:sz="4" w:space="0"/>
-          <w:right w:val="none"/>
+          <w:right w:val="none" w:color="000000" w:sz="4" w:space="0"/>
         </w:tcBorders>
       </w:tcPr>
     </w:tblStylePr>
@@ -29339,12 +30866,12 @@
         <w:tblBorders/>
       </w:tblPr>
       <w:tcPr>
-        <w:shd w:color="ffffff"/>
+        <w:shd w:val="clear" w:color="ffffff"/>
         <w:tcBorders>
-          <w:top w:val="none"/>
+          <w:top w:val="none" w:color="000000" w:sz="4" w:space="0"/>
           <w:left w:val="single" w:color="000000" w:themeColor="accent6" w:themeTint="98" w:sz="4" w:space="0"/>
-          <w:bottom w:val="none"/>
-          <w:right w:val="none"/>
+          <w:bottom w:val="none" w:color="000000" w:sz="4" w:space="0"/>
+          <w:right w:val="none" w:color="000000" w:sz="4" w:space="0"/>
         </w:tcBorders>
       </w:tcPr>
     </w:tblStylePr>
@@ -29367,9 +30894,9 @@
         <w:shd w:val="clear" w:color="ffffff" w:themeColor="light1" w:fill="ffffff" w:themeFill="light1"/>
         <w:tcBorders>
           <w:top w:val="single" w:color="000000" w:themeColor="accent6" w:themeTint="98" w:sz="4" w:space="0"/>
-          <w:left w:val="none"/>
-          <w:bottom w:val="none"/>
-          <w:right w:val="none"/>
+          <w:left w:val="none" w:color="000000" w:sz="4" w:space="0"/>
+          <w:bottom w:val="none" w:color="000000" w:sz="4" w:space="0"/>
+          <w:right w:val="none" w:color="000000" w:sz="4" w:space="0"/>
         </w:tcBorders>
       </w:tcPr>
     </w:tblStylePr>
@@ -29444,9 +30971,9 @@
       </w:tcPr>
     </w:tblStylePr>
   </w:style>
-  <w:style w:type="table" w:styleId="117">
+  <w:style w:type="table" w:styleId="869">
     <w:name w:val="Lined - Accent"/>
-    <w:basedOn w:val="766"/>
+    <w:basedOn w:val="949"/>
     <w:uiPriority w:val="99"/>
     <w:pPr>
       <w:pBdr/>
@@ -29681,9 +31208,9 @@
       </w:tcPr>
     </w:tblStylePr>
   </w:style>
-  <w:style w:type="table" w:styleId="118">
+  <w:style w:type="table" w:styleId="870">
     <w:name w:val="Lined - Accent 1"/>
-    <w:basedOn w:val="766"/>
+    <w:basedOn w:val="949"/>
     <w:uiPriority w:val="99"/>
     <w:pPr>
       <w:pBdr/>
@@ -29918,9 +31445,9 @@
       </w:tcPr>
     </w:tblStylePr>
   </w:style>
-  <w:style w:type="table" w:styleId="119">
+  <w:style w:type="table" w:styleId="871">
     <w:name w:val="Lined - Accent 2"/>
-    <w:basedOn w:val="766"/>
+    <w:basedOn w:val="949"/>
     <w:uiPriority w:val="99"/>
     <w:pPr>
       <w:pBdr/>
@@ -30155,9 +31682,9 @@
       </w:tcPr>
     </w:tblStylePr>
   </w:style>
-  <w:style w:type="table" w:styleId="120">
+  <w:style w:type="table" w:styleId="872">
     <w:name w:val="Lined - Accent 3"/>
-    <w:basedOn w:val="766"/>
+    <w:basedOn w:val="949"/>
     <w:uiPriority w:val="99"/>
     <w:pPr>
       <w:pBdr/>
@@ -30392,9 +31919,9 @@
       </w:tcPr>
     </w:tblStylePr>
   </w:style>
-  <w:style w:type="table" w:styleId="121">
+  <w:style w:type="table" w:styleId="873">
     <w:name w:val="Lined - Accent 4"/>
-    <w:basedOn w:val="766"/>
+    <w:basedOn w:val="949"/>
     <w:uiPriority w:val="99"/>
     <w:pPr>
       <w:pBdr/>
@@ -30629,9 +32156,9 @@
       </w:tcPr>
     </w:tblStylePr>
   </w:style>
-  <w:style w:type="table" w:styleId="122">
+  <w:style w:type="table" w:styleId="874">
     <w:name w:val="Lined - Accent 5"/>
-    <w:basedOn w:val="766"/>
+    <w:basedOn w:val="949"/>
     <w:uiPriority w:val="99"/>
     <w:pPr>
       <w:pBdr/>
@@ -30866,9 +32393,9 @@
       </w:tcPr>
     </w:tblStylePr>
   </w:style>
-  <w:style w:type="table" w:styleId="123">
+  <w:style w:type="table" w:styleId="875">
     <w:name w:val="Lined - Accent 6"/>
-    <w:basedOn w:val="766"/>
+    <w:basedOn w:val="949"/>
     <w:uiPriority w:val="99"/>
     <w:pPr>
       <w:pBdr/>
@@ -31103,9 +32630,9 @@
       </w:tcPr>
     </w:tblStylePr>
   </w:style>
-  <w:style w:type="table" w:styleId="124">
+  <w:style w:type="table" w:styleId="876">
     <w:name w:val="Bordered &amp; Lined - Accent"/>
-    <w:basedOn w:val="766"/>
+    <w:basedOn w:val="949"/>
     <w:uiPriority w:val="99"/>
     <w:pPr>
       <w:pBdr/>
@@ -31347,9 +32874,9 @@
       </w:tcPr>
     </w:tblStylePr>
   </w:style>
-  <w:style w:type="table" w:styleId="125">
+  <w:style w:type="table" w:styleId="877">
     <w:name w:val="Bordered &amp; Lined - Accent 1"/>
-    <w:basedOn w:val="766"/>
+    <w:basedOn w:val="949"/>
     <w:uiPriority w:val="99"/>
     <w:pPr>
       <w:pBdr/>
@@ -31591,9 +33118,9 @@
       </w:tcPr>
     </w:tblStylePr>
   </w:style>
-  <w:style w:type="table" w:styleId="126">
+  <w:style w:type="table" w:styleId="878">
     <w:name w:val="Bordered &amp; Lined - Accent 2"/>
-    <w:basedOn w:val="766"/>
+    <w:basedOn w:val="949"/>
     <w:uiPriority w:val="99"/>
     <w:pPr>
       <w:pBdr/>
@@ -31835,9 +33362,9 @@
       </w:tcPr>
     </w:tblStylePr>
   </w:style>
-  <w:style w:type="table" w:styleId="127">
+  <w:style w:type="table" w:styleId="879">
     <w:name w:val="Bordered &amp; Lined - Accent 3"/>
-    <w:basedOn w:val="766"/>
+    <w:basedOn w:val="949"/>
     <w:uiPriority w:val="99"/>
     <w:pPr>
       <w:pBdr/>
@@ -32079,9 +33606,9 @@
       </w:tcPr>
     </w:tblStylePr>
   </w:style>
-  <w:style w:type="table" w:styleId="128">
+  <w:style w:type="table" w:styleId="880">
     <w:name w:val="Bordered &amp; Lined - Accent 4"/>
-    <w:basedOn w:val="766"/>
+    <w:basedOn w:val="949"/>
     <w:uiPriority w:val="99"/>
     <w:pPr>
       <w:pBdr/>
@@ -32323,9 +33850,9 @@
       </w:tcPr>
     </w:tblStylePr>
   </w:style>
-  <w:style w:type="table" w:styleId="129">
+  <w:style w:type="table" w:styleId="881">
     <w:name w:val="Bordered &amp; Lined - Accent 5"/>
-    <w:basedOn w:val="766"/>
+    <w:basedOn w:val="949"/>
     <w:uiPriority w:val="99"/>
     <w:pPr>
       <w:pBdr/>
@@ -32567,9 +34094,9 @@
       </w:tcPr>
     </w:tblStylePr>
   </w:style>
-  <w:style w:type="table" w:styleId="130">
+  <w:style w:type="table" w:styleId="882">
     <w:name w:val="Bordered &amp; Lined - Accent 6"/>
-    <w:basedOn w:val="766"/>
+    <w:basedOn w:val="949"/>
     <w:uiPriority w:val="99"/>
     <w:pPr>
       <w:pBdr/>
@@ -32811,9 +34338,9 @@
       </w:tcPr>
     </w:tblStylePr>
   </w:style>
-  <w:style w:type="table" w:styleId="131">
+  <w:style w:type="table" w:styleId="883">
     <w:name w:val="Bordered"/>
-    <w:basedOn w:val="766"/>
+    <w:basedOn w:val="949"/>
     <w:uiPriority w:val="99"/>
     <w:pPr>
       <w:pBdr/>
@@ -33042,9 +34569,9 @@
       </w:tcPr>
     </w:tblStylePr>
   </w:style>
-  <w:style w:type="table" w:styleId="132">
+  <w:style w:type="table" w:styleId="884">
     <w:name w:val="Bordered - Accent 1"/>
-    <w:basedOn w:val="766"/>
+    <w:basedOn w:val="949"/>
     <w:uiPriority w:val="99"/>
     <w:pPr>
       <w:pBdr/>
@@ -33273,9 +34800,9 @@
       </w:tcPr>
     </w:tblStylePr>
   </w:style>
-  <w:style w:type="table" w:styleId="133">
+  <w:style w:type="table" w:styleId="885">
     <w:name w:val="Bordered - Accent 2"/>
-    <w:basedOn w:val="766"/>
+    <w:basedOn w:val="949"/>
     <w:uiPriority w:val="99"/>
     <w:pPr>
       <w:pBdr/>
@@ -33504,9 +35031,9 @@
       </w:tcPr>
     </w:tblStylePr>
   </w:style>
-  <w:style w:type="table" w:styleId="134">
+  <w:style w:type="table" w:styleId="886">
     <w:name w:val="Bordered - Accent 3"/>
-    <w:basedOn w:val="766"/>
+    <w:basedOn w:val="949"/>
     <w:uiPriority w:val="99"/>
     <w:pPr>
       <w:pBdr/>
@@ -33735,9 +35262,9 @@
       </w:tcPr>
     </w:tblStylePr>
   </w:style>
-  <w:style w:type="table" w:styleId="135">
+  <w:style w:type="table" w:styleId="887">
     <w:name w:val="Bordered - Accent 4"/>
-    <w:basedOn w:val="766"/>
+    <w:basedOn w:val="949"/>
     <w:uiPriority w:val="99"/>
     <w:pPr>
       <w:pBdr/>
@@ -33966,9 +35493,9 @@
       </w:tcPr>
     </w:tblStylePr>
   </w:style>
-  <w:style w:type="table" w:styleId="136">
+  <w:style w:type="table" w:styleId="888">
     <w:name w:val="Bordered - Accent 5"/>
-    <w:basedOn w:val="766"/>
+    <w:basedOn w:val="949"/>
     <w:uiPriority w:val="99"/>
     <w:pPr>
       <w:pBdr/>
@@ -34197,9 +35724,9 @@
       </w:tcPr>
     </w:tblStylePr>
   </w:style>
-  <w:style w:type="table" w:styleId="137">
+  <w:style w:type="table" w:styleId="889">
     <w:name w:val="Bordered - Accent 6"/>
-    <w:basedOn w:val="766"/>
+    <w:basedOn w:val="949"/>
     <w:uiPriority w:val="99"/>
     <w:pPr>
       <w:pBdr/>
@@ -34428,11 +35955,11 @@
       </w:tcPr>
     </w:tblStylePr>
   </w:style>
-  <w:style w:type="paragraph" w:styleId="139">
+  <w:style w:type="paragraph" w:styleId="890">
     <w:name w:val="Heading 1"/>
-    <w:basedOn w:val="763"/>
-    <w:next w:val="763"/>
-    <w:link w:val="150"/>
+    <w:basedOn w:val="946"/>
+    <w:next w:val="946"/>
+    <w:link w:val="898"/>
     <w:uiPriority w:val="9"/>
     <w:qFormat/>
     <w:pPr>
@@ -34450,11 +35977,11 @@
       <w:szCs w:val="40"/>
     </w:rPr>
   </w:style>
-  <w:style w:type="paragraph" w:styleId="141">
+  <w:style w:type="paragraph" w:styleId="891">
     <w:name w:val="Heading 3"/>
-    <w:basedOn w:val="763"/>
-    <w:next w:val="763"/>
-    <w:link w:val="152"/>
+    <w:basedOn w:val="946"/>
+    <w:next w:val="946"/>
+    <w:link w:val="900"/>
     <w:uiPriority w:val="9"/>
     <w:unhideWhenUsed/>
     <w:qFormat/>
@@ -34473,11 +36000,11 @@
       <w:szCs w:val="28"/>
     </w:rPr>
   </w:style>
-  <w:style w:type="paragraph" w:styleId="142">
+  <w:style w:type="paragraph" w:styleId="892">
     <w:name w:val="Heading 4"/>
-    <w:basedOn w:val="763"/>
-    <w:next w:val="763"/>
-    <w:link w:val="153"/>
+    <w:basedOn w:val="946"/>
+    <w:next w:val="946"/>
+    <w:link w:val="901"/>
     <w:uiPriority w:val="9"/>
     <w:unhideWhenUsed/>
     <w:qFormat/>
@@ -34496,11 +36023,11 @@
       <w:color w:val="0f4761" w:themeColor="accent1" w:themeShade="BF"/>
     </w:rPr>
   </w:style>
-  <w:style w:type="paragraph" w:styleId="143">
+  <w:style w:type="paragraph" w:styleId="893">
     <w:name w:val="Heading 5"/>
-    <w:basedOn w:val="763"/>
-    <w:next w:val="763"/>
-    <w:link w:val="154"/>
+    <w:basedOn w:val="946"/>
+    <w:next w:val="946"/>
+    <w:link w:val="902"/>
     <w:uiPriority w:val="9"/>
     <w:unhideWhenUsed/>
     <w:qFormat/>
@@ -34517,11 +36044,11 @@
       <w:color w:val="0f4761" w:themeColor="accent1" w:themeShade="BF"/>
     </w:rPr>
   </w:style>
-  <w:style w:type="paragraph" w:styleId="144">
+  <w:style w:type="paragraph" w:styleId="894">
     <w:name w:val="Heading 6"/>
-    <w:basedOn w:val="763"/>
-    <w:next w:val="763"/>
-    <w:link w:val="155"/>
+    <w:basedOn w:val="946"/>
+    <w:next w:val="946"/>
+    <w:link w:val="903"/>
     <w:uiPriority w:val="9"/>
     <w:unhideWhenUsed/>
     <w:qFormat/>
@@ -34540,11 +36067,11 @@
       <w:color w:val="595959" w:themeColor="text1" w:themeTint="A6"/>
     </w:rPr>
   </w:style>
-  <w:style w:type="paragraph" w:styleId="145">
+  <w:style w:type="paragraph" w:styleId="895">
     <w:name w:val="Heading 7"/>
-    <w:basedOn w:val="763"/>
-    <w:next w:val="763"/>
-    <w:link w:val="156"/>
+    <w:basedOn w:val="946"/>
+    <w:next w:val="946"/>
+    <w:link w:val="904"/>
     <w:uiPriority w:val="9"/>
     <w:unhideWhenUsed/>
     <w:qFormat/>
@@ -34561,11 +36088,11 @@
       <w:color w:val="595959" w:themeColor="text1" w:themeTint="A6"/>
     </w:rPr>
   </w:style>
-  <w:style w:type="paragraph" w:styleId="146">
+  <w:style w:type="paragraph" w:styleId="896">
     <w:name w:val="Heading 8"/>
-    <w:basedOn w:val="763"/>
-    <w:next w:val="763"/>
-    <w:link w:val="157"/>
+    <w:basedOn w:val="946"/>
+    <w:next w:val="946"/>
+    <w:link w:val="905"/>
     <w:uiPriority w:val="9"/>
     <w:unhideWhenUsed/>
     <w:qFormat/>
@@ -34584,11 +36111,11 @@
       <w:color w:val="272727" w:themeColor="text1" w:themeTint="D8"/>
     </w:rPr>
   </w:style>
-  <w:style w:type="paragraph" w:styleId="147">
+  <w:style w:type="paragraph" w:styleId="897">
     <w:name w:val="Heading 9"/>
-    <w:basedOn w:val="763"/>
-    <w:next w:val="763"/>
-    <w:link w:val="158"/>
+    <w:basedOn w:val="946"/>
+    <w:next w:val="946"/>
+    <w:link w:val="906"/>
     <w:uiPriority w:val="9"/>
     <w:unhideWhenUsed/>
     <w:qFormat/>
@@ -34607,10 +36134,10 @@
       <w:color w:val="272727" w:themeColor="text1" w:themeTint="D8"/>
     </w:rPr>
   </w:style>
-  <w:style w:type="character" w:styleId="150">
+  <w:style w:type="character" w:styleId="898">
     <w:name w:val="Heading 1 Char"/>
-    <w:basedOn w:val="765"/>
-    <w:link w:val="139"/>
+    <w:basedOn w:val="948"/>
+    <w:link w:val="890"/>
     <w:uiPriority w:val="9"/>
     <w:pPr>
       <w:pBdr/>
@@ -34624,10 +36151,10 @@
       <w:szCs w:val="40"/>
     </w:rPr>
   </w:style>
-  <w:style w:type="character" w:styleId="151">
+  <w:style w:type="character" w:styleId="899">
     <w:name w:val="Heading 2 Char"/>
-    <w:basedOn w:val="765"/>
-    <w:link w:val="764"/>
+    <w:basedOn w:val="948"/>
+    <w:link w:val="947"/>
     <w:uiPriority w:val="9"/>
     <w:pPr>
       <w:pBdr/>
@@ -34641,10 +36168,10 @@
       <w:szCs w:val="32"/>
     </w:rPr>
   </w:style>
-  <w:style w:type="character" w:styleId="152">
+  <w:style w:type="character" w:styleId="900">
     <w:name w:val="Heading 3 Char"/>
-    <w:basedOn w:val="765"/>
-    <w:link w:val="141"/>
+    <w:basedOn w:val="948"/>
+    <w:link w:val="891"/>
     <w:uiPriority w:val="9"/>
     <w:pPr>
       <w:pBdr/>
@@ -34658,10 +36185,10 @@
       <w:szCs w:val="28"/>
     </w:rPr>
   </w:style>
-  <w:style w:type="character" w:styleId="153">
+  <w:style w:type="character" w:styleId="901">
     <w:name w:val="Heading 4 Char"/>
-    <w:basedOn w:val="765"/>
-    <w:link w:val="142"/>
+    <w:basedOn w:val="948"/>
+    <w:link w:val="892"/>
     <w:uiPriority w:val="9"/>
     <w:pPr>
       <w:pBdr/>
@@ -34675,10 +36202,10 @@
       <w:color w:val="0f4761" w:themeColor="accent1" w:themeShade="BF"/>
     </w:rPr>
   </w:style>
-  <w:style w:type="character" w:styleId="154">
+  <w:style w:type="character" w:styleId="902">
     <w:name w:val="Heading 5 Char"/>
-    <w:basedOn w:val="765"/>
-    <w:link w:val="143"/>
+    <w:basedOn w:val="948"/>
+    <w:link w:val="893"/>
     <w:uiPriority w:val="9"/>
     <w:pPr>
       <w:pBdr/>
@@ -34690,10 +36217,10 @@
       <w:color w:val="0f4761" w:themeColor="accent1" w:themeShade="BF"/>
     </w:rPr>
   </w:style>
-  <w:style w:type="character" w:styleId="155">
+  <w:style w:type="character" w:styleId="903">
     <w:name w:val="Heading 6 Char"/>
-    <w:basedOn w:val="765"/>
-    <w:link w:val="144"/>
+    <w:basedOn w:val="948"/>
+    <w:link w:val="894"/>
     <w:uiPriority w:val="9"/>
     <w:pPr>
       <w:pBdr/>
@@ -34707,10 +36234,10 @@
       <w:color w:val="595959" w:themeColor="text1" w:themeTint="A6"/>
     </w:rPr>
   </w:style>
-  <w:style w:type="character" w:styleId="156">
+  <w:style w:type="character" w:styleId="904">
     <w:name w:val="Heading 7 Char"/>
-    <w:basedOn w:val="765"/>
-    <w:link w:val="145"/>
+    <w:basedOn w:val="948"/>
+    <w:link w:val="895"/>
     <w:uiPriority w:val="9"/>
     <w:pPr>
       <w:pBdr/>
@@ -34722,10 +36249,10 @@
       <w:color w:val="595959" w:themeColor="text1" w:themeTint="A6"/>
     </w:rPr>
   </w:style>
-  <w:style w:type="character" w:styleId="157">
+  <w:style w:type="character" w:styleId="905">
     <w:name w:val="Heading 8 Char"/>
-    <w:basedOn w:val="765"/>
-    <w:link w:val="146"/>
+    <w:basedOn w:val="948"/>
+    <w:link w:val="896"/>
     <w:uiPriority w:val="9"/>
     <w:pPr>
       <w:pBdr/>
@@ -34739,10 +36266,10 @@
       <w:color w:val="272727" w:themeColor="text1" w:themeTint="D8"/>
     </w:rPr>
   </w:style>
-  <w:style w:type="character" w:styleId="158">
+  <w:style w:type="character" w:styleId="906">
     <w:name w:val="Heading 9 Char"/>
-    <w:basedOn w:val="765"/>
-    <w:link w:val="147"/>
+    <w:basedOn w:val="948"/>
+    <w:link w:val="897"/>
     <w:uiPriority w:val="9"/>
     <w:pPr>
       <w:pBdr/>
@@ -34756,11 +36283,11 @@
       <w:color w:val="272727" w:themeColor="text1" w:themeTint="D8"/>
     </w:rPr>
   </w:style>
-  <w:style w:type="paragraph" w:styleId="159">
+  <w:style w:type="paragraph" w:styleId="907">
     <w:name w:val="Title"/>
-    <w:basedOn w:val="763"/>
-    <w:next w:val="763"/>
-    <w:link w:val="160"/>
+    <w:basedOn w:val="946"/>
+    <w:next w:val="946"/>
+    <w:link w:val="908"/>
     <w:uiPriority w:val="10"/>
     <w:qFormat/>
     <w:pPr>
@@ -34776,10 +36303,10 @@
       <w:szCs w:val="56"/>
     </w:rPr>
   </w:style>
-  <w:style w:type="character" w:styleId="160">
+  <w:style w:type="character" w:styleId="908">
     <w:name w:val="Title Char"/>
-    <w:basedOn w:val="765"/>
-    <w:link w:val="159"/>
+    <w:basedOn w:val="948"/>
+    <w:link w:val="907"/>
     <w:uiPriority w:val="10"/>
     <w:pPr>
       <w:pBdr/>
@@ -34793,11 +36320,11 @@
       <w:szCs w:val="56"/>
     </w:rPr>
   </w:style>
-  <w:style w:type="paragraph" w:styleId="161">
+  <w:style w:type="paragraph" w:styleId="909">
     <w:name w:val="Subtitle"/>
-    <w:basedOn w:val="763"/>
-    <w:next w:val="763"/>
-    <w:link w:val="162"/>
+    <w:basedOn w:val="946"/>
+    <w:next w:val="946"/>
+    <w:link w:val="910"/>
     <w:uiPriority w:val="11"/>
     <w:qFormat/>
     <w:pPr>
@@ -34815,10 +36342,10 @@
       <w:szCs w:val="28"/>
     </w:rPr>
   </w:style>
-  <w:style w:type="character" w:styleId="162">
+  <w:style w:type="character" w:styleId="910">
     <w:name w:val="Subtitle Char"/>
-    <w:basedOn w:val="765"/>
-    <w:link w:val="161"/>
+    <w:basedOn w:val="948"/>
+    <w:link w:val="909"/>
     <w:uiPriority w:val="11"/>
     <w:pPr>
       <w:pBdr/>
@@ -34832,11 +36359,11 @@
       <w:szCs w:val="28"/>
     </w:rPr>
   </w:style>
-  <w:style w:type="paragraph" w:styleId="163">
+  <w:style w:type="paragraph" w:styleId="911">
     <w:name w:val="Quote"/>
-    <w:basedOn w:val="763"/>
-    <w:next w:val="763"/>
-    <w:link w:val="164"/>
+    <w:basedOn w:val="946"/>
+    <w:next w:val="946"/>
+    <w:link w:val="912"/>
     <w:uiPriority w:val="29"/>
     <w:qFormat/>
     <w:pPr>
@@ -34851,10 +36378,10 @@
       <w:color w:val="404040" w:themeColor="text1" w:themeTint="BF"/>
     </w:rPr>
   </w:style>
-  <w:style w:type="character" w:styleId="164">
+  <w:style w:type="character" w:styleId="912">
     <w:name w:val="Quote Char"/>
-    <w:basedOn w:val="765"/>
-    <w:link w:val="163"/>
+    <w:basedOn w:val="948"/>
+    <w:link w:val="911"/>
     <w:uiPriority w:val="29"/>
     <w:pPr>
       <w:pBdr/>
@@ -34867,9 +36394,9 @@
       <w:color w:val="404040" w:themeColor="text1" w:themeTint="BF"/>
     </w:rPr>
   </w:style>
-  <w:style w:type="character" w:styleId="166">
+  <w:style w:type="character" w:styleId="913">
     <w:name w:val="Intense Emphasis"/>
-    <w:basedOn w:val="765"/>
+    <w:basedOn w:val="948"/>
     <w:uiPriority w:val="21"/>
     <w:qFormat/>
     <w:pPr>
@@ -34883,11 +36410,11 @@
       <w:color w:val="0f4761" w:themeColor="accent1" w:themeShade="BF"/>
     </w:rPr>
   </w:style>
-  <w:style w:type="paragraph" w:styleId="167">
+  <w:style w:type="paragraph" w:styleId="914">
     <w:name w:val="Intense Quote"/>
-    <w:basedOn w:val="763"/>
-    <w:next w:val="763"/>
-    <w:link w:val="168"/>
+    <w:basedOn w:val="946"/>
+    <w:next w:val="946"/>
+    <w:link w:val="915"/>
     <w:uiPriority w:val="30"/>
     <w:qFormat/>
     <w:pPr>
@@ -34905,10 +36432,10 @@
       <w:color w:val="0f4761" w:themeColor="accent1" w:themeShade="BF"/>
     </w:rPr>
   </w:style>
-  <w:style w:type="character" w:styleId="168">
+  <w:style w:type="character" w:styleId="915">
     <w:name w:val="Intense Quote Char"/>
-    <w:basedOn w:val="765"/>
-    <w:link w:val="167"/>
+    <w:basedOn w:val="948"/>
+    <w:link w:val="914"/>
     <w:uiPriority w:val="30"/>
     <w:pPr>
       <w:pBdr/>
@@ -34921,9 +36448,9 @@
       <w:color w:val="0f4761" w:themeColor="accent1" w:themeShade="BF"/>
     </w:rPr>
   </w:style>
-  <w:style w:type="character" w:styleId="169">
+  <w:style w:type="character" w:styleId="916">
     <w:name w:val="Intense Reference"/>
-    <w:basedOn w:val="765"/>
+    <w:basedOn w:val="948"/>
     <w:uiPriority w:val="32"/>
     <w:qFormat/>
     <w:pPr>
@@ -34939,9 +36466,9 @@
       <w:spacing w:val="5"/>
     </w:rPr>
   </w:style>
-  <w:style w:type="paragraph" w:styleId="170">
+  <w:style w:type="paragraph" w:styleId="917">
     <w:name w:val="No Spacing"/>
-    <w:basedOn w:val="763"/>
+    <w:basedOn w:val="946"/>
     <w:uiPriority w:val="1"/>
     <w:qFormat/>
     <w:pPr>
@@ -34950,9 +36477,9 @@
       <w:ind/>
     </w:pPr>
   </w:style>
-  <w:style w:type="character" w:styleId="171">
+  <w:style w:type="character" w:styleId="918">
     <w:name w:val="Subtle Emphasis"/>
-    <w:basedOn w:val="765"/>
+    <w:basedOn w:val="948"/>
     <w:uiPriority w:val="19"/>
     <w:qFormat/>
     <w:pPr>
@@ -34966,9 +36493,9 @@
       <w:color w:val="404040" w:themeColor="text1" w:themeTint="BF"/>
     </w:rPr>
   </w:style>
-  <w:style w:type="character" w:styleId="172">
+  <w:style w:type="character" w:styleId="919">
     <w:name w:val="Emphasis"/>
-    <w:basedOn w:val="765"/>
+    <w:basedOn w:val="948"/>
     <w:uiPriority w:val="20"/>
     <w:qFormat/>
     <w:pPr>
@@ -34981,9 +36508,9 @@
       <w:iCs/>
     </w:rPr>
   </w:style>
-  <w:style w:type="character" w:styleId="173">
+  <w:style w:type="character" w:styleId="920">
     <w:name w:val="Strong"/>
-    <w:basedOn w:val="765"/>
+    <w:basedOn w:val="948"/>
     <w:uiPriority w:val="22"/>
     <w:qFormat/>
     <w:pPr>
@@ -34996,9 +36523,9 @@
       <w:bCs/>
     </w:rPr>
   </w:style>
-  <w:style w:type="character" w:styleId="174">
+  <w:style w:type="character" w:styleId="921">
     <w:name w:val="Subtle Reference"/>
-    <w:basedOn w:val="765"/>
+    <w:basedOn w:val="948"/>
     <w:uiPriority w:val="31"/>
     <w:qFormat/>
     <w:pPr>
@@ -35011,9 +36538,9 @@
       <w:color w:val="5a5a5a" w:themeColor="text1" w:themeTint="A5"/>
     </w:rPr>
   </w:style>
-  <w:style w:type="character" w:styleId="175">
+  <w:style w:type="character" w:styleId="922">
     <w:name w:val="Book Title"/>
-    <w:basedOn w:val="765"/>
+    <w:basedOn w:val="948"/>
     <w:uiPriority w:val="33"/>
     <w:qFormat/>
     <w:pPr>
@@ -35029,10 +36556,10 @@
       <w:spacing w:val="5"/>
     </w:rPr>
   </w:style>
-  <w:style w:type="character" w:styleId="177">
+  <w:style w:type="character" w:styleId="923">
     <w:name w:val="Header Char"/>
-    <w:basedOn w:val="765"/>
-    <w:link w:val="768"/>
+    <w:basedOn w:val="948"/>
+    <w:link w:val="951"/>
     <w:uiPriority w:val="99"/>
     <w:pPr>
       <w:pBdr/>
@@ -35040,10 +36567,10 @@
       <w:ind/>
     </w:pPr>
   </w:style>
-  <w:style w:type="character" w:styleId="179">
+  <w:style w:type="character" w:styleId="924">
     <w:name w:val="Footer Char"/>
-    <w:basedOn w:val="765"/>
-    <w:link w:val="770"/>
+    <w:basedOn w:val="948"/>
+    <w:link w:val="953"/>
     <w:uiPriority w:val="99"/>
     <w:pPr>
       <w:pBdr/>
@@ -35051,10 +36578,10 @@
       <w:ind/>
     </w:pPr>
   </w:style>
-  <w:style w:type="paragraph" w:styleId="180">
+  <w:style w:type="paragraph" w:styleId="925">
     <w:name w:val="Caption"/>
-    <w:basedOn w:val="763"/>
-    <w:next w:val="763"/>
+    <w:basedOn w:val="946"/>
+    <w:next w:val="946"/>
     <w:uiPriority w:val="35"/>
     <w:unhideWhenUsed/>
     <w:qFormat/>
@@ -35071,10 +36598,10 @@
       <w:szCs w:val="18"/>
     </w:rPr>
   </w:style>
-  <w:style w:type="paragraph" w:styleId="181">
+  <w:style w:type="paragraph" w:styleId="926">
     <w:name w:val="footnote text"/>
-    <w:basedOn w:val="763"/>
-    <w:link w:val="182"/>
+    <w:basedOn w:val="946"/>
+    <w:link w:val="927"/>
     <w:uiPriority w:val="99"/>
     <w:semiHidden/>
     <w:unhideWhenUsed/>
@@ -35088,10 +36615,10 @@
       <w:szCs w:val="20"/>
     </w:rPr>
   </w:style>
-  <w:style w:type="character" w:styleId="182">
+  <w:style w:type="character" w:styleId="927">
     <w:name w:val="Footnote Text Char"/>
-    <w:basedOn w:val="765"/>
-    <w:link w:val="181"/>
+    <w:basedOn w:val="948"/>
+    <w:link w:val="926"/>
     <w:uiPriority w:val="99"/>
     <w:semiHidden/>
     <w:pPr>
@@ -35104,9 +36631,9 @@
       <w:szCs w:val="20"/>
     </w:rPr>
   </w:style>
-  <w:style w:type="character" w:styleId="183">
+  <w:style w:type="character" w:styleId="928">
     <w:name w:val="footnote reference"/>
-    <w:basedOn w:val="765"/>
+    <w:basedOn w:val="948"/>
     <w:uiPriority w:val="99"/>
     <w:semiHidden/>
     <w:unhideWhenUsed/>
@@ -35119,10 +36646,10 @@
       <w:vertAlign w:val="superscript"/>
     </w:rPr>
   </w:style>
-  <w:style w:type="paragraph" w:styleId="184">
+  <w:style w:type="paragraph" w:styleId="929">
     <w:name w:val="endnote text"/>
-    <w:basedOn w:val="763"/>
-    <w:link w:val="185"/>
+    <w:basedOn w:val="946"/>
+    <w:link w:val="930"/>
     <w:uiPriority w:val="99"/>
     <w:semiHidden/>
     <w:unhideWhenUsed/>
@@ -35136,10 +36663,10 @@
       <w:szCs w:val="20"/>
     </w:rPr>
   </w:style>
-  <w:style w:type="character" w:styleId="185">
+  <w:style w:type="character" w:styleId="930">
     <w:name w:val="Endnote Text Char"/>
-    <w:basedOn w:val="765"/>
-    <w:link w:val="184"/>
+    <w:basedOn w:val="948"/>
+    <w:link w:val="929"/>
     <w:uiPriority w:val="99"/>
     <w:semiHidden/>
     <w:pPr>
@@ -35152,9 +36679,9 @@
       <w:szCs w:val="20"/>
     </w:rPr>
   </w:style>
-  <w:style w:type="character" w:styleId="186">
+  <w:style w:type="character" w:styleId="931">
     <w:name w:val="endnote reference"/>
-    <w:basedOn w:val="765"/>
+    <w:basedOn w:val="948"/>
     <w:uiPriority w:val="99"/>
     <w:semiHidden/>
     <w:unhideWhenUsed/>
@@ -35167,9 +36694,9 @@
       <w:vertAlign w:val="superscript"/>
     </w:rPr>
   </w:style>
-  <w:style w:type="character" w:styleId="187">
+  <w:style w:type="character" w:styleId="932">
     <w:name w:val="Hyperlink"/>
-    <w:basedOn w:val="765"/>
+    <w:basedOn w:val="948"/>
     <w:uiPriority w:val="99"/>
     <w:unhideWhenUsed/>
     <w:pPr>
@@ -35182,9 +36709,9 @@
       <w:u w:val="single"/>
     </w:rPr>
   </w:style>
-  <w:style w:type="character" w:styleId="188">
+  <w:style w:type="character" w:styleId="933">
     <w:name w:val="FollowedHyperlink"/>
-    <w:basedOn w:val="765"/>
+    <w:basedOn w:val="948"/>
     <w:uiPriority w:val="99"/>
     <w:semiHidden/>
     <w:unhideWhenUsed/>
@@ -35198,10 +36725,10 @@
       <w:u w:val="single"/>
     </w:rPr>
   </w:style>
-  <w:style w:type="paragraph" w:styleId="189">
+  <w:style w:type="paragraph" w:styleId="934">
     <w:name w:val="toc 1"/>
-    <w:basedOn w:val="763"/>
-    <w:next w:val="763"/>
+    <w:basedOn w:val="946"/>
+    <w:next w:val="946"/>
     <w:uiPriority w:val="39"/>
     <w:unhideWhenUsed/>
     <w:pPr>
@@ -35210,10 +36737,10 @@
       <w:ind/>
     </w:pPr>
   </w:style>
-  <w:style w:type="paragraph" w:styleId="190">
+  <w:style w:type="paragraph" w:styleId="935">
     <w:name w:val="toc 2"/>
-    <w:basedOn w:val="763"/>
-    <w:next w:val="763"/>
+    <w:basedOn w:val="946"/>
+    <w:next w:val="946"/>
     <w:uiPriority w:val="39"/>
     <w:unhideWhenUsed/>
     <w:pPr>
@@ -35222,10 +36749,10 @@
       <w:ind w:left="220"/>
     </w:pPr>
   </w:style>
-  <w:style w:type="paragraph" w:styleId="191">
+  <w:style w:type="paragraph" w:styleId="936">
     <w:name w:val="toc 3"/>
-    <w:basedOn w:val="763"/>
-    <w:next w:val="763"/>
+    <w:basedOn w:val="946"/>
+    <w:next w:val="946"/>
     <w:uiPriority w:val="39"/>
     <w:unhideWhenUsed/>
     <w:pPr>
@@ -35234,10 +36761,10 @@
       <w:ind w:left="440"/>
     </w:pPr>
   </w:style>
-  <w:style w:type="paragraph" w:styleId="192">
+  <w:style w:type="paragraph" w:styleId="937">
     <w:name w:val="toc 4"/>
-    <w:basedOn w:val="763"/>
-    <w:next w:val="763"/>
+    <w:basedOn w:val="946"/>
+    <w:next w:val="946"/>
     <w:uiPriority w:val="39"/>
     <w:unhideWhenUsed/>
     <w:pPr>
@@ -35246,10 +36773,10 @@
       <w:ind w:left="660"/>
     </w:pPr>
   </w:style>
-  <w:style w:type="paragraph" w:styleId="193">
+  <w:style w:type="paragraph" w:styleId="938">
     <w:name w:val="toc 5"/>
-    <w:basedOn w:val="763"/>
-    <w:next w:val="763"/>
+    <w:basedOn w:val="946"/>
+    <w:next w:val="946"/>
     <w:uiPriority w:val="39"/>
     <w:unhideWhenUsed/>
     <w:pPr>
@@ -35258,10 +36785,10 @@
       <w:ind w:left="880"/>
     </w:pPr>
   </w:style>
-  <w:style w:type="paragraph" w:styleId="194">
+  <w:style w:type="paragraph" w:styleId="939">
     <w:name w:val="toc 6"/>
-    <w:basedOn w:val="763"/>
-    <w:next w:val="763"/>
+    <w:basedOn w:val="946"/>
+    <w:next w:val="946"/>
     <w:uiPriority w:val="39"/>
     <w:unhideWhenUsed/>
     <w:pPr>
@@ -35270,10 +36797,10 @@
       <w:ind w:left="1100"/>
     </w:pPr>
   </w:style>
-  <w:style w:type="paragraph" w:styleId="195">
+  <w:style w:type="paragraph" w:styleId="940">
     <w:name w:val="toc 7"/>
-    <w:basedOn w:val="763"/>
-    <w:next w:val="763"/>
+    <w:basedOn w:val="946"/>
+    <w:next w:val="946"/>
     <w:uiPriority w:val="39"/>
     <w:unhideWhenUsed/>
     <w:pPr>
@@ -35282,10 +36809,10 @@
       <w:ind w:left="1320"/>
     </w:pPr>
   </w:style>
-  <w:style w:type="paragraph" w:styleId="196">
+  <w:style w:type="paragraph" w:styleId="941">
     <w:name w:val="toc 8"/>
-    <w:basedOn w:val="763"/>
-    <w:next w:val="763"/>
+    <w:basedOn w:val="946"/>
+    <w:next w:val="946"/>
     <w:uiPriority w:val="39"/>
     <w:unhideWhenUsed/>
     <w:pPr>
@@ -35294,10 +36821,10 @@
       <w:ind w:left="1540"/>
     </w:pPr>
   </w:style>
-  <w:style w:type="paragraph" w:styleId="197">
+  <w:style w:type="paragraph" w:styleId="942">
     <w:name w:val="toc 9"/>
-    <w:basedOn w:val="763"/>
-    <w:next w:val="763"/>
+    <w:basedOn w:val="946"/>
+    <w:next w:val="946"/>
     <w:uiPriority w:val="39"/>
     <w:unhideWhenUsed/>
     <w:pPr>
@@ -35306,9 +36833,9 @@
       <w:ind w:left="1760"/>
     </w:pPr>
   </w:style>
-  <w:style w:type="character" w:styleId="198">
+  <w:style w:type="character" w:styleId="943">
     <w:name w:val="Placeholder Text"/>
-    <w:basedOn w:val="765"/>
+    <w:basedOn w:val="948"/>
     <w:uiPriority w:val="99"/>
     <w:semiHidden/>
     <w:pPr>
@@ -35320,7 +36847,7 @@
       <w:color w:val="666666"/>
     </w:rPr>
   </w:style>
-  <w:style w:type="paragraph" w:styleId="208">
+  <w:style w:type="paragraph" w:styleId="944">
     <w:name w:val="TOC Heading"/>
     <w:uiPriority w:val="39"/>
     <w:unhideWhenUsed/>
@@ -35330,10 +36857,10 @@
       <w:ind/>
     </w:pPr>
   </w:style>
-  <w:style w:type="paragraph" w:styleId="209">
+  <w:style w:type="paragraph" w:styleId="945">
     <w:name w:val="table of figures"/>
-    <w:basedOn w:val="763"/>
-    <w:next w:val="763"/>
+    <w:basedOn w:val="946"/>
+    <w:next w:val="946"/>
     <w:uiPriority w:val="99"/>
     <w:unhideWhenUsed/>
     <w:pPr>
@@ -35342,7 +36869,7 @@
       <w:ind/>
     </w:pPr>
   </w:style>
-  <w:style w:type="paragraph" w:styleId="763" w:default="1">
+  <w:style w:type="paragraph" w:styleId="946" w:default="1">
     <w:name w:val="Normal"/>
     <w:qFormat/>
     <w:pPr>
@@ -35351,10 +36878,10 @@
       <w:ind/>
     </w:pPr>
   </w:style>
-  <w:style w:type="paragraph" w:styleId="764">
+  <w:style w:type="paragraph" w:styleId="947">
     <w:name w:val="Heading 2"/>
-    <w:basedOn w:val="763"/>
-    <w:link w:val="773"/>
+    <w:basedOn w:val="946"/>
+    <w:link w:val="956"/>
     <w:uiPriority w:val="9"/>
     <w:unhideWhenUsed/>
     <w:qFormat/>
@@ -35372,7 +36899,7 @@
       <w:lang w:val="es-ES"/>
     </w:rPr>
   </w:style>
-  <w:style w:type="character" w:styleId="765" w:default="1">
+  <w:style w:type="character" w:styleId="948" w:default="1">
     <w:name w:val="Default Paragraph Font"/>
     <w:uiPriority w:val="1"/>
     <w:semiHidden/>
@@ -35383,7 +36910,7 @@
       <w:ind/>
     </w:pPr>
   </w:style>
-  <w:style w:type="table" w:styleId="766" w:default="1">
+  <w:style w:type="table" w:styleId="949" w:default="1">
     <w:name w:val="Normal Table"/>
     <w:uiPriority w:val="99"/>
     <w:semiHidden/>
@@ -35576,7 +37103,7 @@
       </w:tcPr>
     </w:tblStylePr>
   </w:style>
-  <w:style w:type="numbering" w:styleId="767" w:default="1">
+  <w:style w:type="numbering" w:styleId="950" w:default="1">
     <w:name w:val="No List"/>
     <w:uiPriority w:val="99"/>
     <w:semiHidden/>
@@ -35587,10 +37114,10 @@
       <w:ind/>
     </w:pPr>
   </w:style>
-  <w:style w:type="paragraph" w:styleId="768">
+  <w:style w:type="paragraph" w:styleId="951">
     <w:name w:val="Header"/>
-    <w:basedOn w:val="763"/>
-    <w:link w:val="769"/>
+    <w:basedOn w:val="946"/>
+    <w:link w:val="952"/>
     <w:uiPriority w:val="99"/>
     <w:unhideWhenUsed/>
     <w:pPr>
@@ -35603,10 +37130,10 @@
       <w:ind/>
     </w:pPr>
   </w:style>
-  <w:style w:type="character" w:styleId="769" w:customStyle="1">
+  <w:style w:type="character" w:styleId="952" w:customStyle="1">
     <w:name w:val="Encabezado Car"/>
-    <w:basedOn w:val="765"/>
-    <w:link w:val="768"/>
+    <w:basedOn w:val="948"/>
+    <w:link w:val="951"/>
     <w:uiPriority w:val="99"/>
     <w:pPr>
       <w:pBdr/>
@@ -35614,10 +37141,10 @@
       <w:ind/>
     </w:pPr>
   </w:style>
-  <w:style w:type="paragraph" w:styleId="770">
+  <w:style w:type="paragraph" w:styleId="953">
     <w:name w:val="Footer"/>
-    <w:basedOn w:val="763"/>
-    <w:link w:val="771"/>
+    <w:basedOn w:val="946"/>
+    <w:link w:val="954"/>
     <w:uiPriority w:val="99"/>
     <w:unhideWhenUsed/>
     <w:pPr>
@@ -35630,10 +37157,10 @@
       <w:ind/>
     </w:pPr>
   </w:style>
-  <w:style w:type="character" w:styleId="771" w:customStyle="1">
+  <w:style w:type="character" w:styleId="954" w:customStyle="1">
     <w:name w:val="Pie de página Car"/>
-    <w:basedOn w:val="765"/>
-    <w:link w:val="770"/>
+    <w:basedOn w:val="948"/>
+    <w:link w:val="953"/>
     <w:uiPriority w:val="99"/>
     <w:pPr>
       <w:pBdr/>
@@ -35641,9 +37168,9 @@
       <w:ind/>
     </w:pPr>
   </w:style>
-  <w:style w:type="table" w:styleId="772">
+  <w:style w:type="table" w:styleId="955">
     <w:name w:val="Table Grid"/>
-    <w:basedOn w:val="766"/>
+    <w:basedOn w:val="949"/>
     <w:uiPriority w:val="39"/>
     <w:pPr>
       <w:pBdr/>
@@ -35833,10 +37360,10 @@
       </w:tcPr>
     </w:tblStylePr>
   </w:style>
-  <w:style w:type="character" w:styleId="773" w:customStyle="1">
+  <w:style w:type="character" w:styleId="956" w:customStyle="1">
     <w:name w:val="Título 2 Car"/>
-    <w:basedOn w:val="765"/>
-    <w:link w:val="764"/>
+    <w:basedOn w:val="948"/>
+    <w:link w:val="947"/>
     <w:uiPriority w:val="9"/>
     <w:pPr>
       <w:pBdr/>
@@ -35850,10 +37377,10 @@
       <w:lang w:val="es-ES"/>
     </w:rPr>
   </w:style>
-  <w:style w:type="paragraph" w:styleId="774">
+  <w:style w:type="paragraph" w:styleId="957">
     <w:name w:val="Body Text"/>
-    <w:basedOn w:val="763"/>
-    <w:link w:val="775"/>
+    <w:basedOn w:val="946"/>
+    <w:link w:val="958"/>
     <w:uiPriority w:val="1"/>
     <w:qFormat/>
     <w:pPr>
@@ -35867,10 +37394,10 @@
       <w:lang w:val="es-ES"/>
     </w:rPr>
   </w:style>
-  <w:style w:type="character" w:styleId="775" w:customStyle="1">
+  <w:style w:type="character" w:styleId="958" w:customStyle="1">
     <w:name w:val="Texto independiente Car"/>
-    <w:basedOn w:val="765"/>
-    <w:link w:val="774"/>
+    <w:basedOn w:val="948"/>
+    <w:link w:val="957"/>
     <w:uiPriority w:val="1"/>
     <w:pPr>
       <w:pBdr/>
@@ -35882,9 +37409,9 @@
       <w:lang w:val="es-ES"/>
     </w:rPr>
   </w:style>
-  <w:style w:type="paragraph" w:styleId="776">
+  <w:style w:type="paragraph" w:styleId="959">
     <w:name w:val="List Paragraph"/>
-    <w:basedOn w:val="763"/>
+    <w:basedOn w:val="946"/>
     <w:uiPriority w:val="1"/>
     <w:qFormat/>
     <w:pPr>
@@ -35898,9 +37425,9 @@
       <w:lang w:val="es-ES"/>
     </w:rPr>
   </w:style>
-  <w:style w:type="paragraph" w:styleId="777">
+  <w:style w:type="paragraph" w:styleId="960">
     <w:name w:val="Normal (Web)"/>
-    <w:basedOn w:val="763"/>
+    <w:basedOn w:val="946"/>
     <w:uiPriority w:val="99"/>
     <w:semiHidden/>
     <w:unhideWhenUsed/>
